--- a/LMS_MINI_API_FUNCTION_REPORT.docx
+++ b/LMS_MINI_API_FUNCTION_REPORT.docx
@@ -99,12 +99,6 @@
         <w:tblStyle w:val="TableGrid"/>
         <w:tblW w:w="0" w:type="auto"/>
         <w:tblInd w:w="5" w:type="dxa"/>
-        <w:tblCellMar>
-          <w:top w:w="0" w:type="dxa"/>
-          <w:left w:w="0" w:type="dxa"/>
-          <w:bottom w:w="0" w:type="dxa"/>
-          <w:right w:w="0" w:type="dxa"/>
-        </w:tblCellMar>
         <w:tblLook w:val="04A0" w:firstRow="1" w:lastRow="0" w:firstColumn="1" w:lastColumn="0" w:noHBand="0" w:noVBand="1"/>
       </w:tblPr>
       <w:tblGrid>
@@ -114,14 +108,6 @@
         <w:gridCol w:w="2400"/>
       </w:tblGrid>
       <w:tr>
-        <w:tblPrEx>
-          <w:tblCellMar>
-            <w:top w:w="0" w:type="dxa"/>
-            <w:left w:w="0" w:type="dxa"/>
-            <w:bottom w:w="0" w:type="dxa"/>
-            <w:right w:w="0" w:type="dxa"/>
-          </w:tblCellMar>
-        </w:tblPrEx>
         <w:tc>
           <w:tcPr>
             <w:tcW w:w="2400" w:type="dxa"/>
@@ -176,14 +162,6 @@
         </w:tc>
       </w:tr>
       <w:tr>
-        <w:tblPrEx>
-          <w:tblCellMar>
-            <w:top w:w="0" w:type="dxa"/>
-            <w:left w:w="0" w:type="dxa"/>
-            <w:bottom w:w="0" w:type="dxa"/>
-            <w:right w:w="0" w:type="dxa"/>
-          </w:tblCellMar>
-        </w:tblPrEx>
         <w:tc>
           <w:tcPr>
             <w:tcW w:w="2400" w:type="dxa"/>
@@ -226,14 +204,6 @@
         </w:tc>
       </w:tr>
       <w:tr>
-        <w:tblPrEx>
-          <w:tblCellMar>
-            <w:top w:w="0" w:type="dxa"/>
-            <w:left w:w="0" w:type="dxa"/>
-            <w:bottom w:w="0" w:type="dxa"/>
-            <w:right w:w="0" w:type="dxa"/>
-          </w:tblCellMar>
-        </w:tblPrEx>
         <w:tc>
           <w:tcPr>
             <w:tcW w:w="2400" w:type="dxa"/>
@@ -276,14 +246,6 @@
         </w:tc>
       </w:tr>
       <w:tr>
-        <w:tblPrEx>
-          <w:tblCellMar>
-            <w:top w:w="0" w:type="dxa"/>
-            <w:left w:w="0" w:type="dxa"/>
-            <w:bottom w:w="0" w:type="dxa"/>
-            <w:right w:w="0" w:type="dxa"/>
-          </w:tblCellMar>
-        </w:tblPrEx>
         <w:tc>
           <w:tcPr>
             <w:tcW w:w="2400" w:type="dxa"/>
@@ -326,14 +288,6 @@
         </w:tc>
       </w:tr>
       <w:tr>
-        <w:tblPrEx>
-          <w:tblCellMar>
-            <w:top w:w="0" w:type="dxa"/>
-            <w:left w:w="0" w:type="dxa"/>
-            <w:bottom w:w="0" w:type="dxa"/>
-            <w:right w:w="0" w:type="dxa"/>
-          </w:tblCellMar>
-        </w:tblPrEx>
         <w:tc>
           <w:tcPr>
             <w:tcW w:w="2400" w:type="dxa"/>
@@ -376,14 +330,6 @@
         </w:tc>
       </w:tr>
       <w:tr>
-        <w:tblPrEx>
-          <w:tblCellMar>
-            <w:top w:w="0" w:type="dxa"/>
-            <w:left w:w="0" w:type="dxa"/>
-            <w:bottom w:w="0" w:type="dxa"/>
-            <w:right w:w="0" w:type="dxa"/>
-          </w:tblCellMar>
-        </w:tblPrEx>
         <w:tc>
           <w:tcPr>
             <w:tcW w:w="2400" w:type="dxa"/>
@@ -427,14 +373,6 @@
         </w:tc>
       </w:tr>
       <w:tr>
-        <w:tblPrEx>
-          <w:tblCellMar>
-            <w:top w:w="0" w:type="dxa"/>
-            <w:left w:w="0" w:type="dxa"/>
-            <w:bottom w:w="0" w:type="dxa"/>
-            <w:right w:w="0" w:type="dxa"/>
-          </w:tblCellMar>
-        </w:tblPrEx>
         <w:tc>
           <w:tcPr>
             <w:tcW w:w="2400" w:type="dxa"/>
@@ -477,14 +415,6 @@
         </w:tc>
       </w:tr>
       <w:tr>
-        <w:tblPrEx>
-          <w:tblCellMar>
-            <w:top w:w="0" w:type="dxa"/>
-            <w:left w:w="0" w:type="dxa"/>
-            <w:bottom w:w="0" w:type="dxa"/>
-            <w:right w:w="0" w:type="dxa"/>
-          </w:tblCellMar>
-        </w:tblPrEx>
         <w:tc>
           <w:tcPr>
             <w:tcW w:w="2400" w:type="dxa"/>
@@ -527,14 +457,6 @@
         </w:tc>
       </w:tr>
       <w:tr>
-        <w:tblPrEx>
-          <w:tblCellMar>
-            <w:top w:w="0" w:type="dxa"/>
-            <w:left w:w="0" w:type="dxa"/>
-            <w:bottom w:w="0" w:type="dxa"/>
-            <w:right w:w="0" w:type="dxa"/>
-          </w:tblCellMar>
-        </w:tblPrEx>
         <w:tc>
           <w:tcPr>
             <w:tcW w:w="2400" w:type="dxa"/>
@@ -700,12 +622,6 @@
         <w:tblStyle w:val="TableGrid"/>
         <w:tblW w:w="0" w:type="auto"/>
         <w:tblInd w:w="5" w:type="dxa"/>
-        <w:tblCellMar>
-          <w:top w:w="0" w:type="dxa"/>
-          <w:left w:w="0" w:type="dxa"/>
-          <w:bottom w:w="0" w:type="dxa"/>
-          <w:right w:w="0" w:type="dxa"/>
-        </w:tblCellMar>
         <w:tblLook w:val="04A0" w:firstRow="1" w:lastRow="0" w:firstColumn="1" w:lastColumn="0" w:noHBand="0" w:noVBand="1"/>
       </w:tblPr>
       <w:tblGrid>
@@ -715,14 +631,6 @@
         <w:gridCol w:w="2400"/>
       </w:tblGrid>
       <w:tr>
-        <w:tblPrEx>
-          <w:tblCellMar>
-            <w:top w:w="0" w:type="dxa"/>
-            <w:left w:w="0" w:type="dxa"/>
-            <w:bottom w:w="0" w:type="dxa"/>
-            <w:right w:w="0" w:type="dxa"/>
-          </w:tblCellMar>
-        </w:tblPrEx>
         <w:tc>
           <w:tcPr>
             <w:tcW w:w="2400" w:type="dxa"/>
@@ -777,14 +685,6 @@
         </w:tc>
       </w:tr>
       <w:tr>
-        <w:tblPrEx>
-          <w:tblCellMar>
-            <w:top w:w="0" w:type="dxa"/>
-            <w:left w:w="0" w:type="dxa"/>
-            <w:bottom w:w="0" w:type="dxa"/>
-            <w:right w:w="0" w:type="dxa"/>
-          </w:tblCellMar>
-        </w:tblPrEx>
         <w:tc>
           <w:tcPr>
             <w:tcW w:w="2400" w:type="dxa"/>
@@ -827,14 +727,6 @@
         </w:tc>
       </w:tr>
       <w:tr>
-        <w:tblPrEx>
-          <w:tblCellMar>
-            <w:top w:w="0" w:type="dxa"/>
-            <w:left w:w="0" w:type="dxa"/>
-            <w:bottom w:w="0" w:type="dxa"/>
-            <w:right w:w="0" w:type="dxa"/>
-          </w:tblCellMar>
-        </w:tblPrEx>
         <w:tc>
           <w:tcPr>
             <w:tcW w:w="2400" w:type="dxa"/>
@@ -877,14 +769,6 @@
         </w:tc>
       </w:tr>
       <w:tr>
-        <w:tblPrEx>
-          <w:tblCellMar>
-            <w:top w:w="0" w:type="dxa"/>
-            <w:left w:w="0" w:type="dxa"/>
-            <w:bottom w:w="0" w:type="dxa"/>
-            <w:right w:w="0" w:type="dxa"/>
-          </w:tblCellMar>
-        </w:tblPrEx>
         <w:tc>
           <w:tcPr>
             <w:tcW w:w="2400" w:type="dxa"/>
@@ -927,14 +811,6 @@
         </w:tc>
       </w:tr>
       <w:tr>
-        <w:tblPrEx>
-          <w:tblCellMar>
-            <w:top w:w="0" w:type="dxa"/>
-            <w:left w:w="0" w:type="dxa"/>
-            <w:bottom w:w="0" w:type="dxa"/>
-            <w:right w:w="0" w:type="dxa"/>
-          </w:tblCellMar>
-        </w:tblPrEx>
         <w:tc>
           <w:tcPr>
             <w:tcW w:w="2400" w:type="dxa"/>
@@ -977,14 +853,6 @@
         </w:tc>
       </w:tr>
       <w:tr>
-        <w:tblPrEx>
-          <w:tblCellMar>
-            <w:top w:w="0" w:type="dxa"/>
-            <w:left w:w="0" w:type="dxa"/>
-            <w:bottom w:w="0" w:type="dxa"/>
-            <w:right w:w="0" w:type="dxa"/>
-          </w:tblCellMar>
-        </w:tblPrEx>
         <w:tc>
           <w:tcPr>
             <w:tcW w:w="2400" w:type="dxa"/>
@@ -1027,14 +895,6 @@
         </w:tc>
       </w:tr>
       <w:tr>
-        <w:tblPrEx>
-          <w:tblCellMar>
-            <w:top w:w="0" w:type="dxa"/>
-            <w:left w:w="0" w:type="dxa"/>
-            <w:bottom w:w="0" w:type="dxa"/>
-            <w:right w:w="0" w:type="dxa"/>
-          </w:tblCellMar>
-        </w:tblPrEx>
         <w:tc>
           <w:tcPr>
             <w:tcW w:w="2400" w:type="dxa"/>
@@ -1077,14 +937,6 @@
         </w:tc>
       </w:tr>
       <w:tr>
-        <w:tblPrEx>
-          <w:tblCellMar>
-            <w:top w:w="0" w:type="dxa"/>
-            <w:left w:w="0" w:type="dxa"/>
-            <w:bottom w:w="0" w:type="dxa"/>
-            <w:right w:w="0" w:type="dxa"/>
-          </w:tblCellMar>
-        </w:tblPrEx>
         <w:tc>
           <w:tcPr>
             <w:tcW w:w="2400" w:type="dxa"/>
@@ -1127,14 +979,6 @@
         </w:tc>
       </w:tr>
       <w:tr>
-        <w:tblPrEx>
-          <w:tblCellMar>
-            <w:top w:w="0" w:type="dxa"/>
-            <w:left w:w="0" w:type="dxa"/>
-            <w:bottom w:w="0" w:type="dxa"/>
-            <w:right w:w="0" w:type="dxa"/>
-          </w:tblCellMar>
-        </w:tblPrEx>
         <w:tc>
           <w:tcPr>
             <w:tcW w:w="2400" w:type="dxa"/>
@@ -1177,14 +1021,6 @@
         </w:tc>
       </w:tr>
       <w:tr>
-        <w:tblPrEx>
-          <w:tblCellMar>
-            <w:top w:w="0" w:type="dxa"/>
-            <w:left w:w="0" w:type="dxa"/>
-            <w:bottom w:w="0" w:type="dxa"/>
-            <w:right w:w="0" w:type="dxa"/>
-          </w:tblCellMar>
-        </w:tblPrEx>
         <w:tc>
           <w:tcPr>
             <w:tcW w:w="2400" w:type="dxa"/>
@@ -1227,14 +1063,6 @@
         </w:tc>
       </w:tr>
       <w:tr>
-        <w:tblPrEx>
-          <w:tblCellMar>
-            <w:top w:w="0" w:type="dxa"/>
-            <w:left w:w="0" w:type="dxa"/>
-            <w:bottom w:w="0" w:type="dxa"/>
-            <w:right w:w="0" w:type="dxa"/>
-          </w:tblCellMar>
-        </w:tblPrEx>
         <w:tc>
           <w:tcPr>
             <w:tcW w:w="2400" w:type="dxa"/>
@@ -1277,14 +1105,6 @@
         </w:tc>
       </w:tr>
       <w:tr>
-        <w:tblPrEx>
-          <w:tblCellMar>
-            <w:top w:w="0" w:type="dxa"/>
-            <w:left w:w="0" w:type="dxa"/>
-            <w:bottom w:w="0" w:type="dxa"/>
-            <w:right w:w="0" w:type="dxa"/>
-          </w:tblCellMar>
-        </w:tblPrEx>
         <w:tc>
           <w:tcPr>
             <w:tcW w:w="2400" w:type="dxa"/>
@@ -1410,12 +1230,6 @@
         <w:tblStyle w:val="TableGrid"/>
         <w:tblW w:w="0" w:type="auto"/>
         <w:tblInd w:w="5" w:type="dxa"/>
-        <w:tblCellMar>
-          <w:top w:w="0" w:type="dxa"/>
-          <w:left w:w="0" w:type="dxa"/>
-          <w:bottom w:w="0" w:type="dxa"/>
-          <w:right w:w="0" w:type="dxa"/>
-        </w:tblCellMar>
         <w:tblLook w:val="04A0" w:firstRow="1" w:lastRow="0" w:firstColumn="1" w:lastColumn="0" w:noHBand="0" w:noVBand="1"/>
       </w:tblPr>
       <w:tblGrid>
@@ -1425,14 +1239,6 @@
         <w:gridCol w:w="2169"/>
       </w:tblGrid>
       <w:tr>
-        <w:tblPrEx>
-          <w:tblCellMar>
-            <w:top w:w="0" w:type="dxa"/>
-            <w:left w:w="0" w:type="dxa"/>
-            <w:bottom w:w="0" w:type="dxa"/>
-            <w:right w:w="0" w:type="dxa"/>
-          </w:tblCellMar>
-        </w:tblPrEx>
         <w:tc>
           <w:tcPr>
             <w:tcW w:w="2400" w:type="dxa"/>
@@ -1487,14 +1293,6 @@
         </w:tc>
       </w:tr>
       <w:tr>
-        <w:tblPrEx>
-          <w:tblCellMar>
-            <w:top w:w="0" w:type="dxa"/>
-            <w:left w:w="0" w:type="dxa"/>
-            <w:bottom w:w="0" w:type="dxa"/>
-            <w:right w:w="0" w:type="dxa"/>
-          </w:tblCellMar>
-        </w:tblPrEx>
         <w:tc>
           <w:tcPr>
             <w:tcW w:w="2400" w:type="dxa"/>
@@ -1543,14 +1341,6 @@
         </w:tc>
       </w:tr>
       <w:tr>
-        <w:tblPrEx>
-          <w:tblCellMar>
-            <w:top w:w="0" w:type="dxa"/>
-            <w:left w:w="0" w:type="dxa"/>
-            <w:bottom w:w="0" w:type="dxa"/>
-            <w:right w:w="0" w:type="dxa"/>
-          </w:tblCellMar>
-        </w:tblPrEx>
         <w:tc>
           <w:tcPr>
             <w:tcW w:w="2400" w:type="dxa"/>
@@ -1599,14 +1389,6 @@
         </w:tc>
       </w:tr>
       <w:tr>
-        <w:tblPrEx>
-          <w:tblCellMar>
-            <w:top w:w="0" w:type="dxa"/>
-            <w:left w:w="0" w:type="dxa"/>
-            <w:bottom w:w="0" w:type="dxa"/>
-            <w:right w:w="0" w:type="dxa"/>
-          </w:tblCellMar>
-        </w:tblPrEx>
         <w:tc>
           <w:tcPr>
             <w:tcW w:w="2400" w:type="dxa"/>
@@ -1655,14 +1437,6 @@
         </w:tc>
       </w:tr>
       <w:tr>
-        <w:tblPrEx>
-          <w:tblCellMar>
-            <w:top w:w="0" w:type="dxa"/>
-            <w:left w:w="0" w:type="dxa"/>
-            <w:bottom w:w="0" w:type="dxa"/>
-            <w:right w:w="0" w:type="dxa"/>
-          </w:tblCellMar>
-        </w:tblPrEx>
         <w:tc>
           <w:tcPr>
             <w:tcW w:w="2400" w:type="dxa"/>
@@ -1711,14 +1485,6 @@
         </w:tc>
       </w:tr>
       <w:tr>
-        <w:tblPrEx>
-          <w:tblCellMar>
-            <w:top w:w="0" w:type="dxa"/>
-            <w:left w:w="0" w:type="dxa"/>
-            <w:bottom w:w="0" w:type="dxa"/>
-            <w:right w:w="0" w:type="dxa"/>
-          </w:tblCellMar>
-        </w:tblPrEx>
         <w:tc>
           <w:tcPr>
             <w:tcW w:w="2400" w:type="dxa"/>
@@ -1767,14 +1533,6 @@
         </w:tc>
       </w:tr>
       <w:tr>
-        <w:tblPrEx>
-          <w:tblCellMar>
-            <w:top w:w="0" w:type="dxa"/>
-            <w:left w:w="0" w:type="dxa"/>
-            <w:bottom w:w="0" w:type="dxa"/>
-            <w:right w:w="0" w:type="dxa"/>
-          </w:tblCellMar>
-        </w:tblPrEx>
         <w:tc>
           <w:tcPr>
             <w:tcW w:w="2400" w:type="dxa"/>
@@ -1817,14 +1575,6 @@
         </w:tc>
       </w:tr>
       <w:tr>
-        <w:tblPrEx>
-          <w:tblCellMar>
-            <w:top w:w="0" w:type="dxa"/>
-            <w:left w:w="0" w:type="dxa"/>
-            <w:bottom w:w="0" w:type="dxa"/>
-            <w:right w:w="0" w:type="dxa"/>
-          </w:tblCellMar>
-        </w:tblPrEx>
         <w:tc>
           <w:tcPr>
             <w:tcW w:w="2400" w:type="dxa"/>
@@ -1867,14 +1617,6 @@
         </w:tc>
       </w:tr>
       <w:tr>
-        <w:tblPrEx>
-          <w:tblCellMar>
-            <w:top w:w="0" w:type="dxa"/>
-            <w:left w:w="0" w:type="dxa"/>
-            <w:bottom w:w="0" w:type="dxa"/>
-            <w:right w:w="0" w:type="dxa"/>
-          </w:tblCellMar>
-        </w:tblPrEx>
         <w:tc>
           <w:tcPr>
             <w:tcW w:w="2400" w:type="dxa"/>
@@ -1917,14 +1659,6 @@
         </w:tc>
       </w:tr>
       <w:tr>
-        <w:tblPrEx>
-          <w:tblCellMar>
-            <w:top w:w="0" w:type="dxa"/>
-            <w:left w:w="0" w:type="dxa"/>
-            <w:bottom w:w="0" w:type="dxa"/>
-            <w:right w:w="0" w:type="dxa"/>
-          </w:tblCellMar>
-        </w:tblPrEx>
         <w:tc>
           <w:tcPr>
             <w:tcW w:w="2400" w:type="dxa"/>
@@ -2095,12 +1829,6 @@
         <w:tblStyle w:val="TableGrid"/>
         <w:tblW w:w="0" w:type="auto"/>
         <w:tblInd w:w="5" w:type="dxa"/>
-        <w:tblCellMar>
-          <w:top w:w="0" w:type="dxa"/>
-          <w:left w:w="0" w:type="dxa"/>
-          <w:bottom w:w="0" w:type="dxa"/>
-          <w:right w:w="0" w:type="dxa"/>
-        </w:tblCellMar>
         <w:tblLook w:val="04A0" w:firstRow="1" w:lastRow="0" w:firstColumn="1" w:lastColumn="0" w:noHBand="0" w:noVBand="1"/>
       </w:tblPr>
       <w:tblGrid>
@@ -2110,14 +1838,6 @@
         <w:gridCol w:w="2171"/>
       </w:tblGrid>
       <w:tr>
-        <w:tblPrEx>
-          <w:tblCellMar>
-            <w:top w:w="0" w:type="dxa"/>
-            <w:left w:w="0" w:type="dxa"/>
-            <w:bottom w:w="0" w:type="dxa"/>
-            <w:right w:w="0" w:type="dxa"/>
-          </w:tblCellMar>
-        </w:tblPrEx>
         <w:tc>
           <w:tcPr>
             <w:tcW w:w="2400" w:type="dxa"/>
@@ -2172,14 +1892,6 @@
         </w:tc>
       </w:tr>
       <w:tr>
-        <w:tblPrEx>
-          <w:tblCellMar>
-            <w:top w:w="0" w:type="dxa"/>
-            <w:left w:w="0" w:type="dxa"/>
-            <w:bottom w:w="0" w:type="dxa"/>
-            <w:right w:w="0" w:type="dxa"/>
-          </w:tblCellMar>
-        </w:tblPrEx>
         <w:tc>
           <w:tcPr>
             <w:tcW w:w="2400" w:type="dxa"/>
@@ -2228,14 +1940,6 @@
         </w:tc>
       </w:tr>
       <w:tr>
-        <w:tblPrEx>
-          <w:tblCellMar>
-            <w:top w:w="0" w:type="dxa"/>
-            <w:left w:w="0" w:type="dxa"/>
-            <w:bottom w:w="0" w:type="dxa"/>
-            <w:right w:w="0" w:type="dxa"/>
-          </w:tblCellMar>
-        </w:tblPrEx>
         <w:tc>
           <w:tcPr>
             <w:tcW w:w="2400" w:type="dxa"/>
@@ -2284,14 +1988,6 @@
         </w:tc>
       </w:tr>
       <w:tr>
-        <w:tblPrEx>
-          <w:tblCellMar>
-            <w:top w:w="0" w:type="dxa"/>
-            <w:left w:w="0" w:type="dxa"/>
-            <w:bottom w:w="0" w:type="dxa"/>
-            <w:right w:w="0" w:type="dxa"/>
-          </w:tblCellMar>
-        </w:tblPrEx>
         <w:tc>
           <w:tcPr>
             <w:tcW w:w="2400" w:type="dxa"/>
@@ -2340,14 +2036,6 @@
         </w:tc>
       </w:tr>
       <w:tr>
-        <w:tblPrEx>
-          <w:tblCellMar>
-            <w:top w:w="0" w:type="dxa"/>
-            <w:left w:w="0" w:type="dxa"/>
-            <w:bottom w:w="0" w:type="dxa"/>
-            <w:right w:w="0" w:type="dxa"/>
-          </w:tblCellMar>
-        </w:tblPrEx>
         <w:tc>
           <w:tcPr>
             <w:tcW w:w="2400" w:type="dxa"/>
@@ -2396,14 +2084,6 @@
         </w:tc>
       </w:tr>
       <w:tr>
-        <w:tblPrEx>
-          <w:tblCellMar>
-            <w:top w:w="0" w:type="dxa"/>
-            <w:left w:w="0" w:type="dxa"/>
-            <w:bottom w:w="0" w:type="dxa"/>
-            <w:right w:w="0" w:type="dxa"/>
-          </w:tblCellMar>
-        </w:tblPrEx>
         <w:tc>
           <w:tcPr>
             <w:tcW w:w="2400" w:type="dxa"/>
@@ -2452,14 +2132,6 @@
         </w:tc>
       </w:tr>
       <w:tr>
-        <w:tblPrEx>
-          <w:tblCellMar>
-            <w:top w:w="0" w:type="dxa"/>
-            <w:left w:w="0" w:type="dxa"/>
-            <w:bottom w:w="0" w:type="dxa"/>
-            <w:right w:w="0" w:type="dxa"/>
-          </w:tblCellMar>
-        </w:tblPrEx>
         <w:tc>
           <w:tcPr>
             <w:tcW w:w="2400" w:type="dxa"/>
@@ -2508,14 +2180,6 @@
         </w:tc>
       </w:tr>
       <w:tr>
-        <w:tblPrEx>
-          <w:tblCellMar>
-            <w:top w:w="0" w:type="dxa"/>
-            <w:left w:w="0" w:type="dxa"/>
-            <w:bottom w:w="0" w:type="dxa"/>
-            <w:right w:w="0" w:type="dxa"/>
-          </w:tblCellMar>
-        </w:tblPrEx>
         <w:tc>
           <w:tcPr>
             <w:tcW w:w="2400" w:type="dxa"/>
@@ -2564,14 +2228,6 @@
         </w:tc>
       </w:tr>
       <w:tr>
-        <w:tblPrEx>
-          <w:tblCellMar>
-            <w:top w:w="0" w:type="dxa"/>
-            <w:left w:w="0" w:type="dxa"/>
-            <w:bottom w:w="0" w:type="dxa"/>
-            <w:right w:w="0" w:type="dxa"/>
-          </w:tblCellMar>
-        </w:tblPrEx>
         <w:tc>
           <w:tcPr>
             <w:tcW w:w="2400" w:type="dxa"/>
@@ -2621,14 +2277,6 @@
         </w:tc>
       </w:tr>
       <w:tr>
-        <w:tblPrEx>
-          <w:tblCellMar>
-            <w:top w:w="0" w:type="dxa"/>
-            <w:left w:w="0" w:type="dxa"/>
-            <w:bottom w:w="0" w:type="dxa"/>
-            <w:right w:w="0" w:type="dxa"/>
-          </w:tblCellMar>
-        </w:tblPrEx>
         <w:tc>
           <w:tcPr>
             <w:tcW w:w="2400" w:type="dxa"/>
@@ -2677,14 +2325,6 @@
         </w:tc>
       </w:tr>
       <w:tr>
-        <w:tblPrEx>
-          <w:tblCellMar>
-            <w:top w:w="0" w:type="dxa"/>
-            <w:left w:w="0" w:type="dxa"/>
-            <w:bottom w:w="0" w:type="dxa"/>
-            <w:right w:w="0" w:type="dxa"/>
-          </w:tblCellMar>
-        </w:tblPrEx>
         <w:tc>
           <w:tcPr>
             <w:tcW w:w="2400" w:type="dxa"/>
@@ -2730,14 +2370,6 @@
         </w:tc>
       </w:tr>
       <w:tr>
-        <w:tblPrEx>
-          <w:tblCellMar>
-            <w:top w:w="0" w:type="dxa"/>
-            <w:left w:w="0" w:type="dxa"/>
-            <w:bottom w:w="0" w:type="dxa"/>
-            <w:right w:w="0" w:type="dxa"/>
-          </w:tblCellMar>
-        </w:tblPrEx>
         <w:tc>
           <w:tcPr>
             <w:tcW w:w="2400" w:type="dxa"/>
@@ -2783,14 +2415,6 @@
         </w:tc>
       </w:tr>
       <w:tr>
-        <w:tblPrEx>
-          <w:tblCellMar>
-            <w:top w:w="0" w:type="dxa"/>
-            <w:left w:w="0" w:type="dxa"/>
-            <w:bottom w:w="0" w:type="dxa"/>
-            <w:right w:w="0" w:type="dxa"/>
-          </w:tblCellMar>
-        </w:tblPrEx>
         <w:tc>
           <w:tcPr>
             <w:tcW w:w="2400" w:type="dxa"/>
@@ -2836,14 +2460,6 @@
         </w:tc>
       </w:tr>
       <w:tr>
-        <w:tblPrEx>
-          <w:tblCellMar>
-            <w:top w:w="0" w:type="dxa"/>
-            <w:left w:w="0" w:type="dxa"/>
-            <w:bottom w:w="0" w:type="dxa"/>
-            <w:right w:w="0" w:type="dxa"/>
-          </w:tblCellMar>
-        </w:tblPrEx>
         <w:tc>
           <w:tcPr>
             <w:tcW w:w="2400" w:type="dxa"/>
@@ -2889,14 +2505,6 @@
         </w:tc>
       </w:tr>
       <w:tr>
-        <w:tblPrEx>
-          <w:tblCellMar>
-            <w:top w:w="0" w:type="dxa"/>
-            <w:left w:w="0" w:type="dxa"/>
-            <w:bottom w:w="0" w:type="dxa"/>
-            <w:right w:w="0" w:type="dxa"/>
-          </w:tblCellMar>
-        </w:tblPrEx>
         <w:tc>
           <w:tcPr>
             <w:tcW w:w="2400" w:type="dxa"/>
@@ -2944,14 +2552,6 @@
         </w:tc>
       </w:tr>
       <w:tr>
-        <w:tblPrEx>
-          <w:tblCellMar>
-            <w:top w:w="0" w:type="dxa"/>
-            <w:left w:w="0" w:type="dxa"/>
-            <w:bottom w:w="0" w:type="dxa"/>
-            <w:right w:w="0" w:type="dxa"/>
-          </w:tblCellMar>
-        </w:tblPrEx>
         <w:tc>
           <w:tcPr>
             <w:tcW w:w="2400" w:type="dxa"/>
@@ -2999,14 +2599,6 @@
         </w:tc>
       </w:tr>
       <w:tr>
-        <w:tblPrEx>
-          <w:tblCellMar>
-            <w:top w:w="0" w:type="dxa"/>
-            <w:left w:w="0" w:type="dxa"/>
-            <w:bottom w:w="0" w:type="dxa"/>
-            <w:right w:w="0" w:type="dxa"/>
-          </w:tblCellMar>
-        </w:tblPrEx>
         <w:tc>
           <w:tcPr>
             <w:tcW w:w="2400" w:type="dxa"/>
@@ -3055,14 +2647,6 @@
         </w:tc>
       </w:tr>
       <w:tr>
-        <w:tblPrEx>
-          <w:tblCellMar>
-            <w:top w:w="0" w:type="dxa"/>
-            <w:left w:w="0" w:type="dxa"/>
-            <w:bottom w:w="0" w:type="dxa"/>
-            <w:right w:w="0" w:type="dxa"/>
-          </w:tblCellMar>
-        </w:tblPrEx>
         <w:tc>
           <w:tcPr>
             <w:tcW w:w="2400" w:type="dxa"/>
@@ -3111,14 +2695,6 @@
         </w:tc>
       </w:tr>
       <w:tr>
-        <w:tblPrEx>
-          <w:tblCellMar>
-            <w:top w:w="0" w:type="dxa"/>
-            <w:left w:w="0" w:type="dxa"/>
-            <w:bottom w:w="0" w:type="dxa"/>
-            <w:right w:w="0" w:type="dxa"/>
-          </w:tblCellMar>
-        </w:tblPrEx>
         <w:tc>
           <w:tcPr>
             <w:tcW w:w="2400" w:type="dxa"/>
@@ -3161,14 +2737,6 @@
         </w:tc>
       </w:tr>
       <w:tr>
-        <w:tblPrEx>
-          <w:tblCellMar>
-            <w:top w:w="0" w:type="dxa"/>
-            <w:left w:w="0" w:type="dxa"/>
-            <w:bottom w:w="0" w:type="dxa"/>
-            <w:right w:w="0" w:type="dxa"/>
-          </w:tblCellMar>
-        </w:tblPrEx>
         <w:tc>
           <w:tcPr>
             <w:tcW w:w="2400" w:type="dxa"/>
@@ -3211,14 +2779,6 @@
         </w:tc>
       </w:tr>
       <w:tr>
-        <w:tblPrEx>
-          <w:tblCellMar>
-            <w:top w:w="0" w:type="dxa"/>
-            <w:left w:w="0" w:type="dxa"/>
-            <w:bottom w:w="0" w:type="dxa"/>
-            <w:right w:w="0" w:type="dxa"/>
-          </w:tblCellMar>
-        </w:tblPrEx>
         <w:tc>
           <w:tcPr>
             <w:tcW w:w="2400" w:type="dxa"/>
@@ -3364,12 +2924,6 @@
         <w:tblStyle w:val="TableGrid"/>
         <w:tblW w:w="0" w:type="auto"/>
         <w:tblInd w:w="5" w:type="dxa"/>
-        <w:tblCellMar>
-          <w:top w:w="0" w:type="dxa"/>
-          <w:left w:w="0" w:type="dxa"/>
-          <w:bottom w:w="0" w:type="dxa"/>
-          <w:right w:w="0" w:type="dxa"/>
-        </w:tblCellMar>
         <w:tblLook w:val="04A0" w:firstRow="1" w:lastRow="0" w:firstColumn="1" w:lastColumn="0" w:noHBand="0" w:noVBand="1"/>
       </w:tblPr>
       <w:tblGrid>
@@ -3379,14 +2933,6 @@
         <w:gridCol w:w="2175"/>
       </w:tblGrid>
       <w:tr>
-        <w:tblPrEx>
-          <w:tblCellMar>
-            <w:top w:w="0" w:type="dxa"/>
-            <w:left w:w="0" w:type="dxa"/>
-            <w:bottom w:w="0" w:type="dxa"/>
-            <w:right w:w="0" w:type="dxa"/>
-          </w:tblCellMar>
-        </w:tblPrEx>
         <w:tc>
           <w:tcPr>
             <w:tcW w:w="2400" w:type="dxa"/>
@@ -3441,14 +2987,6 @@
         </w:tc>
       </w:tr>
       <w:tr>
-        <w:tblPrEx>
-          <w:tblCellMar>
-            <w:top w:w="0" w:type="dxa"/>
-            <w:left w:w="0" w:type="dxa"/>
-            <w:bottom w:w="0" w:type="dxa"/>
-            <w:right w:w="0" w:type="dxa"/>
-          </w:tblCellMar>
-        </w:tblPrEx>
         <w:tc>
           <w:tcPr>
             <w:tcW w:w="2400" w:type="dxa"/>
@@ -3478,6 +3016,11 @@
               <w:t>Đăng ký khóa học</w:t>
             </w:r>
           </w:p>
+          <w:p>
+            <w:r>
+              <w:t>Done</w:t>
+            </w:r>
+          </w:p>
         </w:tc>
         <w:tc>
           <w:tcPr>
@@ -3491,14 +3034,6 @@
         </w:tc>
       </w:tr>
       <w:tr>
-        <w:tblPrEx>
-          <w:tblCellMar>
-            <w:top w:w="0" w:type="dxa"/>
-            <w:left w:w="0" w:type="dxa"/>
-            <w:bottom w:w="0" w:type="dxa"/>
-            <w:right w:w="0" w:type="dxa"/>
-          </w:tblCellMar>
-        </w:tblPrEx>
         <w:tc>
           <w:tcPr>
             <w:tcW w:w="2400" w:type="dxa"/>
@@ -3528,6 +3063,11 @@
               <w:t>Khóa học của tôi</w:t>
             </w:r>
           </w:p>
+          <w:p>
+            <w:r>
+              <w:t>Done</w:t>
+            </w:r>
+          </w:p>
         </w:tc>
         <w:tc>
           <w:tcPr>
@@ -3541,14 +3081,6 @@
         </w:tc>
       </w:tr>
       <w:tr>
-        <w:tblPrEx>
-          <w:tblCellMar>
-            <w:top w:w="0" w:type="dxa"/>
-            <w:left w:w="0" w:type="dxa"/>
-            <w:bottom w:w="0" w:type="dxa"/>
-            <w:right w:w="0" w:type="dxa"/>
-          </w:tblCellMar>
-        </w:tblPrEx>
         <w:tc>
           <w:tcPr>
             <w:tcW w:w="2400" w:type="dxa"/>
@@ -3597,14 +3129,6 @@
         </w:tc>
       </w:tr>
       <w:tr>
-        <w:tblPrEx>
-          <w:tblCellMar>
-            <w:top w:w="0" w:type="dxa"/>
-            <w:left w:w="0" w:type="dxa"/>
-            <w:bottom w:w="0" w:type="dxa"/>
-            <w:right w:w="0" w:type="dxa"/>
-          </w:tblCellMar>
-        </w:tblPrEx>
         <w:tc>
           <w:tcPr>
             <w:tcW w:w="2400" w:type="dxa"/>
@@ -3634,6 +3158,11 @@
               <w:t>Bắt đầu bài học</w:t>
             </w:r>
           </w:p>
+          <w:p>
+            <w:r>
+              <w:t>Done</w:t>
+            </w:r>
+          </w:p>
         </w:tc>
         <w:tc>
           <w:tcPr>
@@ -3647,14 +3176,6 @@
         </w:tc>
       </w:tr>
       <w:tr>
-        <w:tblPrEx>
-          <w:tblCellMar>
-            <w:top w:w="0" w:type="dxa"/>
-            <w:left w:w="0" w:type="dxa"/>
-            <w:bottom w:w="0" w:type="dxa"/>
-            <w:right w:w="0" w:type="dxa"/>
-          </w:tblCellMar>
-        </w:tblPrEx>
         <w:tc>
           <w:tcPr>
             <w:tcW w:w="2400" w:type="dxa"/>
@@ -3684,6 +3205,11 @@
               <w:t>Hoàn thành bài học</w:t>
             </w:r>
           </w:p>
+          <w:p>
+            <w:r>
+              <w:t>Done</w:t>
+            </w:r>
+          </w:p>
         </w:tc>
         <w:tc>
           <w:tcPr>
@@ -3697,14 +3223,6 @@
         </w:tc>
       </w:tr>
       <w:tr>
-        <w:tblPrEx>
-          <w:tblCellMar>
-            <w:top w:w="0" w:type="dxa"/>
-            <w:left w:w="0" w:type="dxa"/>
-            <w:bottom w:w="0" w:type="dxa"/>
-            <w:right w:w="0" w:type="dxa"/>
-          </w:tblCellMar>
-        </w:tblPrEx>
         <w:tc>
           <w:tcPr>
             <w:tcW w:w="2400" w:type="dxa"/>
@@ -3734,6 +3252,11 @@
               <w:t>Hoàn thành khóa học</w:t>
             </w:r>
           </w:p>
+          <w:p>
+            <w:r>
+              <w:t>Done</w:t>
+            </w:r>
+          </w:p>
         </w:tc>
         <w:tc>
           <w:tcPr>
@@ -3747,14 +3270,6 @@
         </w:tc>
       </w:tr>
       <w:tr>
-        <w:tblPrEx>
-          <w:tblCellMar>
-            <w:top w:w="0" w:type="dxa"/>
-            <w:left w:w="0" w:type="dxa"/>
-            <w:bottom w:w="0" w:type="dxa"/>
-            <w:right w:w="0" w:type="dxa"/>
-          </w:tblCellMar>
-        </w:tblPrEx>
         <w:tc>
           <w:tcPr>
             <w:tcW w:w="2400" w:type="dxa"/>
@@ -3797,14 +3312,6 @@
         </w:tc>
       </w:tr>
       <w:tr>
-        <w:tblPrEx>
-          <w:tblCellMar>
-            <w:top w:w="0" w:type="dxa"/>
-            <w:left w:w="0" w:type="dxa"/>
-            <w:bottom w:w="0" w:type="dxa"/>
-            <w:right w:w="0" w:type="dxa"/>
-          </w:tblCellMar>
-        </w:tblPrEx>
         <w:tc>
           <w:tcPr>
             <w:tcW w:w="2400" w:type="dxa"/>
@@ -3847,14 +3354,6 @@
         </w:tc>
       </w:tr>
       <w:tr>
-        <w:tblPrEx>
-          <w:tblCellMar>
-            <w:top w:w="0" w:type="dxa"/>
-            <w:left w:w="0" w:type="dxa"/>
-            <w:bottom w:w="0" w:type="dxa"/>
-            <w:right w:w="0" w:type="dxa"/>
-          </w:tblCellMar>
-        </w:tblPrEx>
         <w:tc>
           <w:tcPr>
             <w:tcW w:w="2400" w:type="dxa"/>
@@ -3913,6 +3412,7 @@
     </w:p>
     <w:p>
       <w:r>
+        <w:lastRenderedPageBreak/>
         <w:t>Service quản lý quiz, câu hỏi, đáp án, lượt làm bài và kết quả pass/fail.</w:t>
       </w:r>
     </w:p>
@@ -3921,7 +3421,6 @@
         <w:pStyle w:val="Heading2"/>
       </w:pPr>
       <w:r>
-        <w:lastRenderedPageBreak/>
         <w:t>Bảng dữ liệu:</w:t>
       </w:r>
     </w:p>
@@ -4031,12 +3530,6 @@
         <w:tblStyle w:val="TableGrid"/>
         <w:tblW w:w="0" w:type="auto"/>
         <w:tblInd w:w="5" w:type="dxa"/>
-        <w:tblCellMar>
-          <w:top w:w="0" w:type="dxa"/>
-          <w:left w:w="0" w:type="dxa"/>
-          <w:bottom w:w="0" w:type="dxa"/>
-          <w:right w:w="0" w:type="dxa"/>
-        </w:tblCellMar>
         <w:tblLook w:val="04A0" w:firstRow="1" w:lastRow="0" w:firstColumn="1" w:lastColumn="0" w:noHBand="0" w:noVBand="1"/>
       </w:tblPr>
       <w:tblGrid>
@@ -4046,14 +3539,6 @@
         <w:gridCol w:w="2180"/>
       </w:tblGrid>
       <w:tr>
-        <w:tblPrEx>
-          <w:tblCellMar>
-            <w:top w:w="0" w:type="dxa"/>
-            <w:left w:w="0" w:type="dxa"/>
-            <w:bottom w:w="0" w:type="dxa"/>
-            <w:right w:w="0" w:type="dxa"/>
-          </w:tblCellMar>
-        </w:tblPrEx>
         <w:tc>
           <w:tcPr>
             <w:tcW w:w="2400" w:type="dxa"/>
@@ -4108,14 +3593,6 @@
         </w:tc>
       </w:tr>
       <w:tr>
-        <w:tblPrEx>
-          <w:tblCellMar>
-            <w:top w:w="0" w:type="dxa"/>
-            <w:left w:w="0" w:type="dxa"/>
-            <w:bottom w:w="0" w:type="dxa"/>
-            <w:right w:w="0" w:type="dxa"/>
-          </w:tblCellMar>
-        </w:tblPrEx>
         <w:tc>
           <w:tcPr>
             <w:tcW w:w="2400" w:type="dxa"/>
@@ -4164,14 +3641,6 @@
         </w:tc>
       </w:tr>
       <w:tr>
-        <w:tblPrEx>
-          <w:tblCellMar>
-            <w:top w:w="0" w:type="dxa"/>
-            <w:left w:w="0" w:type="dxa"/>
-            <w:bottom w:w="0" w:type="dxa"/>
-            <w:right w:w="0" w:type="dxa"/>
-          </w:tblCellMar>
-        </w:tblPrEx>
         <w:tc>
           <w:tcPr>
             <w:tcW w:w="2400" w:type="dxa"/>
@@ -4220,14 +3689,6 @@
         </w:tc>
       </w:tr>
       <w:tr>
-        <w:tblPrEx>
-          <w:tblCellMar>
-            <w:top w:w="0" w:type="dxa"/>
-            <w:left w:w="0" w:type="dxa"/>
-            <w:bottom w:w="0" w:type="dxa"/>
-            <w:right w:w="0" w:type="dxa"/>
-          </w:tblCellMar>
-        </w:tblPrEx>
         <w:tc>
           <w:tcPr>
             <w:tcW w:w="2400" w:type="dxa"/>
@@ -4276,20 +3737,13 @@
         </w:tc>
       </w:tr>
       <w:tr>
-        <w:tblPrEx>
-          <w:tblCellMar>
-            <w:top w:w="0" w:type="dxa"/>
-            <w:left w:w="0" w:type="dxa"/>
-            <w:bottom w:w="0" w:type="dxa"/>
-            <w:right w:w="0" w:type="dxa"/>
-          </w:tblCellMar>
-        </w:tblPrEx>
-        <w:tc>
-          <w:tcPr>
-            <w:tcW w:w="2400" w:type="dxa"/>
-          </w:tcPr>
-          <w:p>
-            <w:r>
+        <w:tc>
+          <w:tcPr>
+            <w:tcW w:w="2400" w:type="dxa"/>
+          </w:tcPr>
+          <w:p>
+            <w:r>
+              <w:lastRenderedPageBreak/>
               <w:t>PUT</w:t>
             </w:r>
           </w:p>
@@ -4311,70 +3765,6 @@
           <w:p>
             <w:r>
               <w:t>Cập nhật quiz</w:t>
-            </w:r>
-            <w:r>
-              <w:rPr>
-                <w:b/>
-              </w:rPr>
-              <w:t xml:space="preserve"> [BASE-</w:t>
-            </w:r>
-            <w:r>
-              <w:rPr>
-                <w:b/>
-              </w:rPr>
-              <w:lastRenderedPageBreak/>
-              <w:t>SERVICE]</w:t>
-            </w:r>
-          </w:p>
-        </w:tc>
-        <w:tc>
-          <w:tcPr>
-            <w:tcW w:w="2400" w:type="dxa"/>
-          </w:tcPr>
-          <w:p>
-            <w:r>
-              <w:lastRenderedPageBreak/>
-              <w:t>Sửa cấu hình quiz</w:t>
-            </w:r>
-          </w:p>
-        </w:tc>
-      </w:tr>
-      <w:tr>
-        <w:tblPrEx>
-          <w:tblCellMar>
-            <w:top w:w="0" w:type="dxa"/>
-            <w:left w:w="0" w:type="dxa"/>
-            <w:bottom w:w="0" w:type="dxa"/>
-            <w:right w:w="0" w:type="dxa"/>
-          </w:tblCellMar>
-        </w:tblPrEx>
-        <w:tc>
-          <w:tcPr>
-            <w:tcW w:w="2400" w:type="dxa"/>
-          </w:tcPr>
-          <w:p>
-            <w:r>
-              <w:t>DELETE</w:t>
-            </w:r>
-          </w:p>
-        </w:tc>
-        <w:tc>
-          <w:tcPr>
-            <w:tcW w:w="2400" w:type="dxa"/>
-          </w:tcPr>
-          <w:p>
-            <w:r>
-              <w:t>/api/v1/quizzes/{id}</w:t>
-            </w:r>
-          </w:p>
-        </w:tc>
-        <w:tc>
-          <w:tcPr>
-            <w:tcW w:w="2400" w:type="dxa"/>
-          </w:tcPr>
-          <w:p>
-            <w:r>
-              <w:t>Xóa quiz</w:t>
             </w:r>
             <w:r>
               <w:rPr>
@@ -4390,100 +3780,39 @@
           </w:tcPr>
           <w:p>
             <w:r>
-              <w:t>Xóa mềm quiz</w:t>
-            </w:r>
-          </w:p>
-        </w:tc>
-      </w:tr>
-      <w:tr>
-        <w:tblPrEx>
-          <w:tblCellMar>
-            <w:top w:w="0" w:type="dxa"/>
-            <w:left w:w="0" w:type="dxa"/>
-            <w:bottom w:w="0" w:type="dxa"/>
-            <w:right w:w="0" w:type="dxa"/>
-          </w:tblCellMar>
-        </w:tblPrEx>
-        <w:tc>
-          <w:tcPr>
-            <w:tcW w:w="2400" w:type="dxa"/>
-          </w:tcPr>
-          <w:p>
-            <w:r>
-              <w:t>POST</w:t>
-            </w:r>
-          </w:p>
-        </w:tc>
-        <w:tc>
-          <w:tcPr>
-            <w:tcW w:w="2400" w:type="dxa"/>
-          </w:tcPr>
-          <w:p>
-            <w:r>
-              <w:t>/api/v1/quizzes/{id}/questions</w:t>
-            </w:r>
-          </w:p>
-        </w:tc>
-        <w:tc>
-          <w:tcPr>
-            <w:tcW w:w="2400" w:type="dxa"/>
-          </w:tcPr>
-          <w:p>
-            <w:r>
-              <w:t>Tạo câu hỏi</w:t>
-            </w:r>
-            <w:r>
-              <w:t>(Done)</w:t>
-            </w:r>
-          </w:p>
-        </w:tc>
-        <w:tc>
-          <w:tcPr>
-            <w:tcW w:w="2400" w:type="dxa"/>
-          </w:tcPr>
-          <w:p>
-            <w:r>
-              <w:t>Thêm câu hỏi vào quiz</w:t>
-            </w:r>
-          </w:p>
-        </w:tc>
-      </w:tr>
-      <w:tr>
-        <w:tblPrEx>
-          <w:tblCellMar>
-            <w:top w:w="0" w:type="dxa"/>
-            <w:left w:w="0" w:type="dxa"/>
-            <w:bottom w:w="0" w:type="dxa"/>
-            <w:right w:w="0" w:type="dxa"/>
-          </w:tblCellMar>
-        </w:tblPrEx>
-        <w:tc>
-          <w:tcPr>
-            <w:tcW w:w="2400" w:type="dxa"/>
-          </w:tcPr>
-          <w:p>
-            <w:r>
-              <w:t>PUT</w:t>
-            </w:r>
-          </w:p>
-        </w:tc>
-        <w:tc>
-          <w:tcPr>
-            <w:tcW w:w="2400" w:type="dxa"/>
-          </w:tcPr>
-          <w:p>
-            <w:r>
-              <w:t>/api/v1/questions/{id}</w:t>
-            </w:r>
-          </w:p>
-        </w:tc>
-        <w:tc>
-          <w:tcPr>
-            <w:tcW w:w="2400" w:type="dxa"/>
-          </w:tcPr>
-          <w:p>
-            <w:r>
-              <w:t>Cập nhật câu hỏi</w:t>
+              <w:t>Sửa cấu hình quiz</w:t>
+            </w:r>
+          </w:p>
+        </w:tc>
+      </w:tr>
+      <w:tr>
+        <w:tc>
+          <w:tcPr>
+            <w:tcW w:w="2400" w:type="dxa"/>
+          </w:tcPr>
+          <w:p>
+            <w:r>
+              <w:t>DELETE</w:t>
+            </w:r>
+          </w:p>
+        </w:tc>
+        <w:tc>
+          <w:tcPr>
+            <w:tcW w:w="2400" w:type="dxa"/>
+          </w:tcPr>
+          <w:p>
+            <w:r>
+              <w:t>/api/v1/quizzes/{id}</w:t>
+            </w:r>
+          </w:p>
+        </w:tc>
+        <w:tc>
+          <w:tcPr>
+            <w:tcW w:w="2400" w:type="dxa"/>
+          </w:tcPr>
+          <w:p>
+            <w:r>
+              <w:t>Xóa quiz</w:t>
             </w:r>
             <w:r>
               <w:rPr>
@@ -4499,27 +3828,64 @@
           </w:tcPr>
           <w:p>
             <w:r>
-              <w:t>Sửa câu hỏi</w:t>
-            </w:r>
-          </w:p>
-        </w:tc>
-      </w:tr>
-      <w:tr>
-        <w:tblPrEx>
-          <w:tblCellMar>
-            <w:top w:w="0" w:type="dxa"/>
-            <w:left w:w="0" w:type="dxa"/>
-            <w:bottom w:w="0" w:type="dxa"/>
-            <w:right w:w="0" w:type="dxa"/>
-          </w:tblCellMar>
-        </w:tblPrEx>
-        <w:tc>
-          <w:tcPr>
-            <w:tcW w:w="2400" w:type="dxa"/>
-          </w:tcPr>
-          <w:p>
-            <w:r>
-              <w:t>DELETE</w:t>
+              <w:t>Xóa mềm quiz</w:t>
+            </w:r>
+          </w:p>
+        </w:tc>
+      </w:tr>
+      <w:tr>
+        <w:tc>
+          <w:tcPr>
+            <w:tcW w:w="2400" w:type="dxa"/>
+          </w:tcPr>
+          <w:p>
+            <w:r>
+              <w:t>POST</w:t>
+            </w:r>
+          </w:p>
+        </w:tc>
+        <w:tc>
+          <w:tcPr>
+            <w:tcW w:w="2400" w:type="dxa"/>
+          </w:tcPr>
+          <w:p>
+            <w:r>
+              <w:t>/api/v1/quizzes/{id}/questions</w:t>
+            </w:r>
+          </w:p>
+        </w:tc>
+        <w:tc>
+          <w:tcPr>
+            <w:tcW w:w="2400" w:type="dxa"/>
+          </w:tcPr>
+          <w:p>
+            <w:r>
+              <w:t>Tạo câu hỏi</w:t>
+            </w:r>
+            <w:r>
+              <w:t>(Done)</w:t>
+            </w:r>
+          </w:p>
+        </w:tc>
+        <w:tc>
+          <w:tcPr>
+            <w:tcW w:w="2400" w:type="dxa"/>
+          </w:tcPr>
+          <w:p>
+            <w:r>
+              <w:t>Thêm câu hỏi vào quiz</w:t>
+            </w:r>
+          </w:p>
+        </w:tc>
+      </w:tr>
+      <w:tr>
+        <w:tc>
+          <w:tcPr>
+            <w:tcW w:w="2400" w:type="dxa"/>
+          </w:tcPr>
+          <w:p>
+            <w:r>
+              <w:t>PUT</w:t>
             </w:r>
           </w:p>
         </w:tc>
@@ -4539,7 +3905,7 @@
           </w:tcPr>
           <w:p>
             <w:r>
-              <w:t>Xóa câu hỏi</w:t>
+              <w:t>Cập nhật câu hỏi</w:t>
             </w:r>
             <w:r>
               <w:rPr>
@@ -4555,20 +3921,60 @@
           </w:tcPr>
           <w:p>
             <w:r>
+              <w:t>Sửa câu hỏi</w:t>
+            </w:r>
+          </w:p>
+        </w:tc>
+      </w:tr>
+      <w:tr>
+        <w:tc>
+          <w:tcPr>
+            <w:tcW w:w="2400" w:type="dxa"/>
+          </w:tcPr>
+          <w:p>
+            <w:r>
+              <w:t>DELETE</w:t>
+            </w:r>
+          </w:p>
+        </w:tc>
+        <w:tc>
+          <w:tcPr>
+            <w:tcW w:w="2400" w:type="dxa"/>
+          </w:tcPr>
+          <w:p>
+            <w:r>
+              <w:t>/api/v1/questions/{id}</w:t>
+            </w:r>
+          </w:p>
+        </w:tc>
+        <w:tc>
+          <w:tcPr>
+            <w:tcW w:w="2400" w:type="dxa"/>
+          </w:tcPr>
+          <w:p>
+            <w:r>
+              <w:t>Xóa câu hỏi</w:t>
+            </w:r>
+            <w:r>
+              <w:rPr>
+                <w:b/>
+              </w:rPr>
+              <w:t xml:space="preserve"> [BASE-SERVICE]</w:t>
+            </w:r>
+          </w:p>
+        </w:tc>
+        <w:tc>
+          <w:tcPr>
+            <w:tcW w:w="2400" w:type="dxa"/>
+          </w:tcPr>
+          <w:p>
+            <w:r>
               <w:t>Xóa mềm câu hỏi</w:t>
             </w:r>
           </w:p>
         </w:tc>
       </w:tr>
       <w:tr>
-        <w:tblPrEx>
-          <w:tblCellMar>
-            <w:top w:w="0" w:type="dxa"/>
-            <w:left w:w="0" w:type="dxa"/>
-            <w:bottom w:w="0" w:type="dxa"/>
-            <w:right w:w="0" w:type="dxa"/>
-          </w:tblCellMar>
-        </w:tblPrEx>
         <w:tc>
           <w:tcPr>
             <w:tcW w:w="2400" w:type="dxa"/>
@@ -4624,14 +4030,6 @@
         </w:tc>
       </w:tr>
       <w:tr>
-        <w:tblPrEx>
-          <w:tblCellMar>
-            <w:top w:w="0" w:type="dxa"/>
-            <w:left w:w="0" w:type="dxa"/>
-            <w:bottom w:w="0" w:type="dxa"/>
-            <w:right w:w="0" w:type="dxa"/>
-          </w:tblCellMar>
-        </w:tblPrEx>
         <w:tc>
           <w:tcPr>
             <w:tcW w:w="2400" w:type="dxa"/>
@@ -4680,14 +4078,6 @@
         </w:tc>
       </w:tr>
       <w:tr>
-        <w:tblPrEx>
-          <w:tblCellMar>
-            <w:top w:w="0" w:type="dxa"/>
-            <w:left w:w="0" w:type="dxa"/>
-            <w:bottom w:w="0" w:type="dxa"/>
-            <w:right w:w="0" w:type="dxa"/>
-          </w:tblCellMar>
-        </w:tblPrEx>
         <w:tc>
           <w:tcPr>
             <w:tcW w:w="2400" w:type="dxa"/>
@@ -4736,14 +4126,6 @@
         </w:tc>
       </w:tr>
       <w:tr>
-        <w:tblPrEx>
-          <w:tblCellMar>
-            <w:top w:w="0" w:type="dxa"/>
-            <w:left w:w="0" w:type="dxa"/>
-            <w:bottom w:w="0" w:type="dxa"/>
-            <w:right w:w="0" w:type="dxa"/>
-          </w:tblCellMar>
-        </w:tblPrEx>
         <w:tc>
           <w:tcPr>
             <w:tcW w:w="2400" w:type="dxa"/>
@@ -4786,14 +4168,6 @@
         </w:tc>
       </w:tr>
       <w:tr>
-        <w:tblPrEx>
-          <w:tblCellMar>
-            <w:top w:w="0" w:type="dxa"/>
-            <w:left w:w="0" w:type="dxa"/>
-            <w:bottom w:w="0" w:type="dxa"/>
-            <w:right w:w="0" w:type="dxa"/>
-          </w:tblCellMar>
-        </w:tblPrEx>
         <w:tc>
           <w:tcPr>
             <w:tcW w:w="2400" w:type="dxa"/>
@@ -4836,14 +4210,6 @@
         </w:tc>
       </w:tr>
       <w:tr>
-        <w:tblPrEx>
-          <w:tblCellMar>
-            <w:top w:w="0" w:type="dxa"/>
-            <w:left w:w="0" w:type="dxa"/>
-            <w:bottom w:w="0" w:type="dxa"/>
-            <w:right w:w="0" w:type="dxa"/>
-          </w:tblCellMar>
-        </w:tblPrEx>
         <w:tc>
           <w:tcPr>
             <w:tcW w:w="2400" w:type="dxa"/>
@@ -4892,14 +4258,6 @@
         </w:tc>
       </w:tr>
       <w:tr>
-        <w:tblPrEx>
-          <w:tblCellMar>
-            <w:top w:w="0" w:type="dxa"/>
-            <w:left w:w="0" w:type="dxa"/>
-            <w:bottom w:w="0" w:type="dxa"/>
-            <w:right w:w="0" w:type="dxa"/>
-          </w:tblCellMar>
-        </w:tblPrEx>
         <w:tc>
           <w:tcPr>
             <w:tcW w:w="2400" w:type="dxa"/>
@@ -4970,12 +4328,12 @@
     </w:p>
     <w:p>
       <w:r>
+        <w:lastRenderedPageBreak/>
         <w:t>• tbl_notices</w:t>
       </w:r>
     </w:p>
     <w:p>
       <w:r>
-        <w:lastRenderedPageBreak/>
         <w:t>• tbl_notice_recipients</w:t>
       </w:r>
     </w:p>
@@ -5070,12 +4428,6 @@
         <w:tblStyle w:val="TableGrid"/>
         <w:tblW w:w="0" w:type="auto"/>
         <w:tblInd w:w="5" w:type="dxa"/>
-        <w:tblCellMar>
-          <w:top w:w="0" w:type="dxa"/>
-          <w:left w:w="0" w:type="dxa"/>
-          <w:bottom w:w="0" w:type="dxa"/>
-          <w:right w:w="0" w:type="dxa"/>
-        </w:tblCellMar>
         <w:tblLook w:val="04A0" w:firstRow="1" w:lastRow="0" w:firstColumn="1" w:lastColumn="0" w:noHBand="0" w:noVBand="1"/>
       </w:tblPr>
       <w:tblGrid>
@@ -5085,14 +4437,6 @@
         <w:gridCol w:w="2383"/>
       </w:tblGrid>
       <w:tr>
-        <w:tblPrEx>
-          <w:tblCellMar>
-            <w:top w:w="0" w:type="dxa"/>
-            <w:left w:w="0" w:type="dxa"/>
-            <w:bottom w:w="0" w:type="dxa"/>
-            <w:right w:w="0" w:type="dxa"/>
-          </w:tblCellMar>
-        </w:tblPrEx>
         <w:tc>
           <w:tcPr>
             <w:tcW w:w="2400" w:type="dxa"/>
@@ -5147,14 +4491,6 @@
         </w:tc>
       </w:tr>
       <w:tr>
-        <w:tblPrEx>
-          <w:tblCellMar>
-            <w:top w:w="0" w:type="dxa"/>
-            <w:left w:w="0" w:type="dxa"/>
-            <w:bottom w:w="0" w:type="dxa"/>
-            <w:right w:w="0" w:type="dxa"/>
-          </w:tblCellMar>
-        </w:tblPrEx>
         <w:tc>
           <w:tcPr>
             <w:tcW w:w="2400" w:type="dxa"/>
@@ -5197,14 +4533,6 @@
         </w:tc>
       </w:tr>
       <w:tr>
-        <w:tblPrEx>
-          <w:tblCellMar>
-            <w:top w:w="0" w:type="dxa"/>
-            <w:left w:w="0" w:type="dxa"/>
-            <w:bottom w:w="0" w:type="dxa"/>
-            <w:right w:w="0" w:type="dxa"/>
-          </w:tblCellMar>
-        </w:tblPrEx>
         <w:tc>
           <w:tcPr>
             <w:tcW w:w="2400" w:type="dxa"/>
@@ -5247,14 +4575,6 @@
         </w:tc>
       </w:tr>
       <w:tr>
-        <w:tblPrEx>
-          <w:tblCellMar>
-            <w:top w:w="0" w:type="dxa"/>
-            <w:left w:w="0" w:type="dxa"/>
-            <w:bottom w:w="0" w:type="dxa"/>
-            <w:right w:w="0" w:type="dxa"/>
-          </w:tblCellMar>
-        </w:tblPrEx>
         <w:tc>
           <w:tcPr>
             <w:tcW w:w="2400" w:type="dxa"/>
@@ -5297,14 +4617,6 @@
         </w:tc>
       </w:tr>
       <w:tr>
-        <w:tblPrEx>
-          <w:tblCellMar>
-            <w:top w:w="0" w:type="dxa"/>
-            <w:left w:w="0" w:type="dxa"/>
-            <w:bottom w:w="0" w:type="dxa"/>
-            <w:right w:w="0" w:type="dxa"/>
-          </w:tblCellMar>
-        </w:tblPrEx>
         <w:tc>
           <w:tcPr>
             <w:tcW w:w="2400" w:type="dxa"/>
@@ -5347,14 +4659,6 @@
         </w:tc>
       </w:tr>
       <w:tr>
-        <w:tblPrEx>
-          <w:tblCellMar>
-            <w:top w:w="0" w:type="dxa"/>
-            <w:left w:w="0" w:type="dxa"/>
-            <w:bottom w:w="0" w:type="dxa"/>
-            <w:right w:w="0" w:type="dxa"/>
-          </w:tblCellMar>
-        </w:tblPrEx>
         <w:tc>
           <w:tcPr>
             <w:tcW w:w="2400" w:type="dxa"/>
@@ -5397,14 +4701,6 @@
         </w:tc>
       </w:tr>
       <w:tr>
-        <w:tblPrEx>
-          <w:tblCellMar>
-            <w:top w:w="0" w:type="dxa"/>
-            <w:left w:w="0" w:type="dxa"/>
-            <w:bottom w:w="0" w:type="dxa"/>
-            <w:right w:w="0" w:type="dxa"/>
-          </w:tblCellMar>
-        </w:tblPrEx>
         <w:tc>
           <w:tcPr>
             <w:tcW w:w="2400" w:type="dxa"/>
@@ -5447,14 +4743,6 @@
         </w:tc>
       </w:tr>
       <w:tr>
-        <w:tblPrEx>
-          <w:tblCellMar>
-            <w:top w:w="0" w:type="dxa"/>
-            <w:left w:w="0" w:type="dxa"/>
-            <w:bottom w:w="0" w:type="dxa"/>
-            <w:right w:w="0" w:type="dxa"/>
-          </w:tblCellMar>
-        </w:tblPrEx>
         <w:tc>
           <w:tcPr>
             <w:tcW w:w="2400" w:type="dxa"/>
@@ -5471,16 +4759,21 @@
           </w:tcPr>
           <w:p>
             <w:r>
-              <w:t>/internal/v1/notices/send-user</w:t>
-            </w:r>
-          </w:p>
-        </w:tc>
-        <w:tc>
-          <w:tcPr>
-            <w:tcW w:w="2400" w:type="dxa"/>
-          </w:tcPr>
-          <w:p>
-            <w:r>
+              <w:t>/internal/v1/notices/send-</w:t>
+            </w:r>
+            <w:r>
+              <w:lastRenderedPageBreak/>
+              <w:t>user</w:t>
+            </w:r>
+          </w:p>
+        </w:tc>
+        <w:tc>
+          <w:tcPr>
+            <w:tcW w:w="2400" w:type="dxa"/>
+          </w:tcPr>
+          <w:p>
+            <w:r>
+              <w:lastRenderedPageBreak/>
               <w:t>Gửi cho một user</w:t>
             </w:r>
           </w:p>
@@ -5491,20 +4784,16 @@
           </w:tcPr>
           <w:p>
             <w:r>
-              <w:t>Service khác gửi notice cho user</w:t>
-            </w:r>
-          </w:p>
-        </w:tc>
-      </w:tr>
-      <w:tr>
-        <w:tblPrEx>
-          <w:tblCellMar>
-            <w:top w:w="0" w:type="dxa"/>
-            <w:left w:w="0" w:type="dxa"/>
-            <w:bottom w:w="0" w:type="dxa"/>
-            <w:right w:w="0" w:type="dxa"/>
-          </w:tblCellMar>
-        </w:tblPrEx>
+              <w:t xml:space="preserve">Service khác gửi notice </w:t>
+            </w:r>
+            <w:r>
+              <w:lastRenderedPageBreak/>
+              <w:t>cho user</w:t>
+            </w:r>
+          </w:p>
+        </w:tc>
+      </w:tr>
+      <w:tr>
         <w:tc>
           <w:tcPr>
             <w:tcW w:w="2400" w:type="dxa"/>
@@ -5548,14 +4837,6 @@
         </w:tc>
       </w:tr>
       <w:tr>
-        <w:tblPrEx>
-          <w:tblCellMar>
-            <w:top w:w="0" w:type="dxa"/>
-            <w:left w:w="0" w:type="dxa"/>
-            <w:bottom w:w="0" w:type="dxa"/>
-            <w:right w:w="0" w:type="dxa"/>
-          </w:tblCellMar>
-        </w:tblPrEx>
         <w:tc>
           <w:tcPr>
             <w:tcW w:w="2400" w:type="dxa"/>
@@ -5598,14 +4879,6 @@
         </w:tc>
       </w:tr>
       <w:tr>
-        <w:tblPrEx>
-          <w:tblCellMar>
-            <w:top w:w="0" w:type="dxa"/>
-            <w:left w:w="0" w:type="dxa"/>
-            <w:bottom w:w="0" w:type="dxa"/>
-            <w:right w:w="0" w:type="dxa"/>
-          </w:tblCellMar>
-        </w:tblPrEx>
         <w:tc>
           <w:tcPr>
             <w:tcW w:w="2400" w:type="dxa"/>
@@ -5717,12 +4990,6 @@
         <w:tblStyle w:val="TableGrid"/>
         <w:tblW w:w="0" w:type="auto"/>
         <w:tblInd w:w="5" w:type="dxa"/>
-        <w:tblCellMar>
-          <w:top w:w="0" w:type="dxa"/>
-          <w:left w:w="0" w:type="dxa"/>
-          <w:bottom w:w="0" w:type="dxa"/>
-          <w:right w:w="0" w:type="dxa"/>
-        </w:tblCellMar>
         <w:tblLook w:val="04A0" w:firstRow="1" w:lastRow="0" w:firstColumn="1" w:lastColumn="0" w:noHBand="0" w:noVBand="1"/>
       </w:tblPr>
       <w:tblGrid>
@@ -5731,14 +4998,6 @@
         <w:gridCol w:w="2400"/>
       </w:tblGrid>
       <w:tr>
-        <w:tblPrEx>
-          <w:tblCellMar>
-            <w:top w:w="0" w:type="dxa"/>
-            <w:left w:w="0" w:type="dxa"/>
-            <w:bottom w:w="0" w:type="dxa"/>
-            <w:right w:w="0" w:type="dxa"/>
-          </w:tblCellMar>
-        </w:tblPrEx>
         <w:tc>
           <w:tcPr>
             <w:tcW w:w="2400" w:type="dxa"/>
@@ -5780,14 +5039,6 @@
         </w:tc>
       </w:tr>
       <w:tr>
-        <w:tblPrEx>
-          <w:tblCellMar>
-            <w:top w:w="0" w:type="dxa"/>
-            <w:left w:w="0" w:type="dxa"/>
-            <w:bottom w:w="0" w:type="dxa"/>
-            <w:right w:w="0" w:type="dxa"/>
-          </w:tblCellMar>
-        </w:tblPrEx>
         <w:tc>
           <w:tcPr>
             <w:tcW w:w="2400" w:type="dxa"/>
@@ -5820,14 +5071,6 @@
         </w:tc>
       </w:tr>
       <w:tr>
-        <w:tblPrEx>
-          <w:tblCellMar>
-            <w:top w:w="0" w:type="dxa"/>
-            <w:left w:w="0" w:type="dxa"/>
-            <w:bottom w:w="0" w:type="dxa"/>
-            <w:right w:w="0" w:type="dxa"/>
-          </w:tblCellMar>
-        </w:tblPrEx>
         <w:tc>
           <w:tcPr>
             <w:tcW w:w="2400" w:type="dxa"/>
@@ -5860,14 +5103,6 @@
         </w:tc>
       </w:tr>
       <w:tr>
-        <w:tblPrEx>
-          <w:tblCellMar>
-            <w:top w:w="0" w:type="dxa"/>
-            <w:left w:w="0" w:type="dxa"/>
-            <w:bottom w:w="0" w:type="dxa"/>
-            <w:right w:w="0" w:type="dxa"/>
-          </w:tblCellMar>
-        </w:tblPrEx>
         <w:tc>
           <w:tcPr>
             <w:tcW w:w="2400" w:type="dxa"/>
@@ -5900,14 +5135,6 @@
         </w:tc>
       </w:tr>
       <w:tr>
-        <w:tblPrEx>
-          <w:tblCellMar>
-            <w:top w:w="0" w:type="dxa"/>
-            <w:left w:w="0" w:type="dxa"/>
-            <w:bottom w:w="0" w:type="dxa"/>
-            <w:right w:w="0" w:type="dxa"/>
-          </w:tblCellMar>
-        </w:tblPrEx>
         <w:tc>
           <w:tcPr>
             <w:tcW w:w="2400" w:type="dxa"/>
@@ -5940,14 +5167,6 @@
         </w:tc>
       </w:tr>
       <w:tr>
-        <w:tblPrEx>
-          <w:tblCellMar>
-            <w:top w:w="0" w:type="dxa"/>
-            <w:left w:w="0" w:type="dxa"/>
-            <w:bottom w:w="0" w:type="dxa"/>
-            <w:right w:w="0" w:type="dxa"/>
-          </w:tblCellMar>
-        </w:tblPrEx>
         <w:tc>
           <w:tcPr>
             <w:tcW w:w="2400" w:type="dxa"/>
@@ -5980,14 +5199,6 @@
         </w:tc>
       </w:tr>
       <w:tr>
-        <w:tblPrEx>
-          <w:tblCellMar>
-            <w:top w:w="0" w:type="dxa"/>
-            <w:left w:w="0" w:type="dxa"/>
-            <w:bottom w:w="0" w:type="dxa"/>
-            <w:right w:w="0" w:type="dxa"/>
-          </w:tblCellMar>
-        </w:tblPrEx>
         <w:tc>
           <w:tcPr>
             <w:tcW w:w="2400" w:type="dxa"/>
@@ -6033,12 +5244,6 @@
         <w:tblStyle w:val="TableGrid"/>
         <w:tblW w:w="0" w:type="auto"/>
         <w:tblInd w:w="5" w:type="dxa"/>
-        <w:tblCellMar>
-          <w:top w:w="0" w:type="dxa"/>
-          <w:left w:w="0" w:type="dxa"/>
-          <w:bottom w:w="0" w:type="dxa"/>
-          <w:right w:w="0" w:type="dxa"/>
-        </w:tblCellMar>
         <w:tblLook w:val="04A0" w:firstRow="1" w:lastRow="0" w:firstColumn="1" w:lastColumn="0" w:noHBand="0" w:noVBand="1"/>
       </w:tblPr>
       <w:tblGrid>
@@ -6046,14 +5251,6 @@
         <w:gridCol w:w="2400"/>
       </w:tblGrid>
       <w:tr>
-        <w:tblPrEx>
-          <w:tblCellMar>
-            <w:top w:w="0" w:type="dxa"/>
-            <w:left w:w="0" w:type="dxa"/>
-            <w:bottom w:w="0" w:type="dxa"/>
-            <w:right w:w="0" w:type="dxa"/>
-          </w:tblCellMar>
-        </w:tblPrEx>
         <w:tc>
           <w:tcPr>
             <w:tcW w:w="2400" w:type="dxa"/>
@@ -6063,6 +5260,7 @@
               <w:rPr>
                 <w:b/>
               </w:rPr>
+              <w:lastRenderedPageBreak/>
               <w:t>Luồng</w:t>
             </w:r>
           </w:p>
@@ -6082,21 +5280,12 @@
         </w:tc>
       </w:tr>
       <w:tr>
-        <w:tblPrEx>
-          <w:tblCellMar>
-            <w:top w:w="0" w:type="dxa"/>
-            <w:left w:w="0" w:type="dxa"/>
-            <w:bottom w:w="0" w:type="dxa"/>
-            <w:right w:w="0" w:type="dxa"/>
-          </w:tblCellMar>
-        </w:tblPrEx>
-        <w:tc>
-          <w:tcPr>
-            <w:tcW w:w="2400" w:type="dxa"/>
-          </w:tcPr>
-          <w:p>
-            <w:r>
-              <w:lastRenderedPageBreak/>
+        <w:tc>
+          <w:tcPr>
+            <w:tcW w:w="2400" w:type="dxa"/>
+          </w:tcPr>
+          <w:p>
+            <w:r>
               <w:t>Đăng nhập</w:t>
             </w:r>
           </w:p>
@@ -6113,14 +5302,6 @@
         </w:tc>
       </w:tr>
       <w:tr>
-        <w:tblPrEx>
-          <w:tblCellMar>
-            <w:top w:w="0" w:type="dxa"/>
-            <w:left w:w="0" w:type="dxa"/>
-            <w:bottom w:w="0" w:type="dxa"/>
-            <w:right w:w="0" w:type="dxa"/>
-          </w:tblCellMar>
-        </w:tblPrEx>
         <w:tc>
           <w:tcPr>
             <w:tcW w:w="2400" w:type="dxa"/>
@@ -6143,14 +5324,6 @@
         </w:tc>
       </w:tr>
       <w:tr>
-        <w:tblPrEx>
-          <w:tblCellMar>
-            <w:top w:w="0" w:type="dxa"/>
-            <w:left w:w="0" w:type="dxa"/>
-            <w:bottom w:w="0" w:type="dxa"/>
-            <w:right w:w="0" w:type="dxa"/>
-          </w:tblCellMar>
-        </w:tblPrEx>
         <w:tc>
           <w:tcPr>
             <w:tcW w:w="2400" w:type="dxa"/>
@@ -6173,14 +5346,6 @@
         </w:tc>
       </w:tr>
       <w:tr>
-        <w:tblPrEx>
-          <w:tblCellMar>
-            <w:top w:w="0" w:type="dxa"/>
-            <w:left w:w="0" w:type="dxa"/>
-            <w:bottom w:w="0" w:type="dxa"/>
-            <w:right w:w="0" w:type="dxa"/>
-          </w:tblCellMar>
-        </w:tblPrEx>
         <w:tc>
           <w:tcPr>
             <w:tcW w:w="2400" w:type="dxa"/>
@@ -6203,14 +5368,6 @@
         </w:tc>
       </w:tr>
       <w:tr>
-        <w:tblPrEx>
-          <w:tblCellMar>
-            <w:top w:w="0" w:type="dxa"/>
-            <w:left w:w="0" w:type="dxa"/>
-            <w:bottom w:w="0" w:type="dxa"/>
-            <w:right w:w="0" w:type="dxa"/>
-          </w:tblCellMar>
-        </w:tblPrEx>
         <w:tc>
           <w:tcPr>
             <w:tcW w:w="2400" w:type="dxa"/>
@@ -6233,14 +5390,6 @@
         </w:tc>
       </w:tr>
       <w:tr>
-        <w:tblPrEx>
-          <w:tblCellMar>
-            <w:top w:w="0" w:type="dxa"/>
-            <w:left w:w="0" w:type="dxa"/>
-            <w:bottom w:w="0" w:type="dxa"/>
-            <w:right w:w="0" w:type="dxa"/>
-          </w:tblCellMar>
-        </w:tblPrEx>
         <w:tc>
           <w:tcPr>
             <w:tcW w:w="2400" w:type="dxa"/>
@@ -6278,12 +5427,12 @@
     </w:p>
     <w:p>
       <w:r>
+        <w:lastRenderedPageBreak/>
         <w:t>2. Làm authn-service: login, JWT, refresh token, logout.</w:t>
       </w:r>
     </w:p>
     <w:p>
       <w:r>
-        <w:lastRenderedPageBreak/>
         <w:t>3. Làm api-gateway: route, validate token, header user info.</w:t>
       </w:r>
     </w:p>

--- a/LMS_MINI_API_FUNCTION_REPORT.docx
+++ b/LMS_MINI_API_FUNCTION_REPORT.docx
@@ -545,11 +545,6 @@
     </w:p>
     <w:p>
       <w:r>
-        <w:t>• Tạo tài khoản instructor/admin.</w:t>
-      </w:r>
-    </w:p>
-    <w:p>
-      <w:r>
         <w:t>• Đăng nhập username/password.</w:t>
       </w:r>
     </w:p>
@@ -575,28 +570,7 @@
     </w:p>
     <w:p>
       <w:r>
-        <w:t>• Logout tất cả thiết bị.</w:t>
-      </w:r>
-    </w:p>
-    <w:p>
-      <w:r>
         <w:t>• Đổi mật khẩu.</w:t>
-      </w:r>
-    </w:p>
-    <w:p>
-      <w:r>
-        <w:t>• Khóa tài khoản khi nhập sai mật khẩu nhiều lần.</w:t>
-      </w:r>
-    </w:p>
-    <w:p>
-      <w:r>
-        <w:lastRenderedPageBreak/>
-        <w:t>• Mở khóa tài khoản.</w:t>
-      </w:r>
-    </w:p>
-    <w:p>
-      <w:r>
-        <w:t>• Cập nhật ngôn ngữ user.</w:t>
       </w:r>
     </w:p>
     <w:p>
@@ -701,7 +675,7 @@
           </w:tcPr>
           <w:p>
             <w:r>
-              <w:t>/api/v1/auth/register</w:t>
+              <w:t>/api/v1/auth/register (Done)</w:t>
             </w:r>
           </w:p>
         </w:tc>
@@ -743,27 +717,27 @@
           </w:tcPr>
           <w:p>
             <w:r>
-              <w:t>/api/v1/auth/users</w:t>
-            </w:r>
-          </w:p>
-        </w:tc>
-        <w:tc>
-          <w:tcPr>
-            <w:tcW w:w="2400" w:type="dxa"/>
-          </w:tcPr>
-          <w:p>
-            <w:r>
-              <w:t>Tạo user nội bộ</w:t>
-            </w:r>
-          </w:p>
-        </w:tc>
-        <w:tc>
-          <w:tcPr>
-            <w:tcW w:w="2400" w:type="dxa"/>
-          </w:tcPr>
-          <w:p>
-            <w:r>
-              <w:t>Admin tạo instructor/admin/student</w:t>
+              <w:t>/api/v1/auth/login (Done)</w:t>
+            </w:r>
+          </w:p>
+        </w:tc>
+        <w:tc>
+          <w:tcPr>
+            <w:tcW w:w="2400" w:type="dxa"/>
+          </w:tcPr>
+          <w:p>
+            <w:r>
+              <w:t>Đăng nhập</w:t>
+            </w:r>
+          </w:p>
+        </w:tc>
+        <w:tc>
+          <w:tcPr>
+            <w:tcW w:w="2400" w:type="dxa"/>
+          </w:tcPr>
+          <w:p>
+            <w:r>
+              <w:t>Xác thực username/password và trả token</w:t>
             </w:r>
           </w:p>
         </w:tc>
@@ -785,27 +759,27 @@
           </w:tcPr>
           <w:p>
             <w:r>
-              <w:t>/api/v1/auth/login</w:t>
-            </w:r>
-          </w:p>
-        </w:tc>
-        <w:tc>
-          <w:tcPr>
-            <w:tcW w:w="2400" w:type="dxa"/>
-          </w:tcPr>
-          <w:p>
-            <w:r>
-              <w:t>Đăng nhập</w:t>
-            </w:r>
-          </w:p>
-        </w:tc>
-        <w:tc>
-          <w:tcPr>
-            <w:tcW w:w="2400" w:type="dxa"/>
-          </w:tcPr>
-          <w:p>
-            <w:r>
-              <w:t>Xác thực username/password và trả token</w:t>
+              <w:t>/api/v1/auth/refresh-token (Done)</w:t>
+            </w:r>
+          </w:p>
+        </w:tc>
+        <w:tc>
+          <w:tcPr>
+            <w:tcW w:w="2400" w:type="dxa"/>
+          </w:tcPr>
+          <w:p>
+            <w:r>
+              <w:t>Refresh token</w:t>
+            </w:r>
+          </w:p>
+        </w:tc>
+        <w:tc>
+          <w:tcPr>
+            <w:tcW w:w="2400" w:type="dxa"/>
+          </w:tcPr>
+          <w:p>
+            <w:r>
+              <w:t>Cấp access token mới và rotate refresh token</w:t>
             </w:r>
           </w:p>
         </w:tc>
@@ -827,27 +801,27 @@
           </w:tcPr>
           <w:p>
             <w:r>
-              <w:t>/api/v1/auth/refresh-token</w:t>
-            </w:r>
-          </w:p>
-        </w:tc>
-        <w:tc>
-          <w:tcPr>
-            <w:tcW w:w="2400" w:type="dxa"/>
-          </w:tcPr>
-          <w:p>
-            <w:r>
-              <w:t>Refresh token</w:t>
-            </w:r>
-          </w:p>
-        </w:tc>
-        <w:tc>
-          <w:tcPr>
-            <w:tcW w:w="2400" w:type="dxa"/>
-          </w:tcPr>
-          <w:p>
-            <w:r>
-              <w:t>Cấp access token mới và rotate refresh token</w:t>
+              <w:t>/api/v1/auth/logout (Done)</w:t>
+            </w:r>
+          </w:p>
+        </w:tc>
+        <w:tc>
+          <w:tcPr>
+            <w:tcW w:w="2400" w:type="dxa"/>
+          </w:tcPr>
+          <w:p>
+            <w:r>
+              <w:t>Đăng xuất</w:t>
+            </w:r>
+          </w:p>
+        </w:tc>
+        <w:tc>
+          <w:tcPr>
+            <w:tcW w:w="2400" w:type="dxa"/>
+          </w:tcPr>
+          <w:p>
+            <w:r>
+              <w:t>Revoke refresh token hiện tại</w:t>
             </w:r>
           </w:p>
         </w:tc>
@@ -869,91 +843,7 @@
           </w:tcPr>
           <w:p>
             <w:r>
-              <w:t>/api/v1/auth/logout</w:t>
-            </w:r>
-          </w:p>
-        </w:tc>
-        <w:tc>
-          <w:tcPr>
-            <w:tcW w:w="2400" w:type="dxa"/>
-          </w:tcPr>
-          <w:p>
-            <w:r>
-              <w:t>Đăng xuất</w:t>
-            </w:r>
-          </w:p>
-        </w:tc>
-        <w:tc>
-          <w:tcPr>
-            <w:tcW w:w="2400" w:type="dxa"/>
-          </w:tcPr>
-          <w:p>
-            <w:r>
-              <w:t>Revoke refresh token hiện tại</w:t>
-            </w:r>
-          </w:p>
-        </w:tc>
-      </w:tr>
-      <w:tr>
-        <w:tc>
-          <w:tcPr>
-            <w:tcW w:w="2400" w:type="dxa"/>
-          </w:tcPr>
-          <w:p>
-            <w:r>
-              <w:t>POST</w:t>
-            </w:r>
-          </w:p>
-        </w:tc>
-        <w:tc>
-          <w:tcPr>
-            <w:tcW w:w="2400" w:type="dxa"/>
-          </w:tcPr>
-          <w:p>
-            <w:r>
-              <w:t>/api/v1/auth/logout-all</w:t>
-            </w:r>
-          </w:p>
-        </w:tc>
-        <w:tc>
-          <w:tcPr>
-            <w:tcW w:w="2400" w:type="dxa"/>
-          </w:tcPr>
-          <w:p>
-            <w:r>
-              <w:t>Đăng xuất tất cả</w:t>
-            </w:r>
-          </w:p>
-        </w:tc>
-        <w:tc>
-          <w:tcPr>
-            <w:tcW w:w="2400" w:type="dxa"/>
-          </w:tcPr>
-          <w:p>
-            <w:r>
-              <w:t>Revoke toàn bộ refresh token của user</w:t>
-            </w:r>
-          </w:p>
-        </w:tc>
-      </w:tr>
-      <w:tr>
-        <w:tc>
-          <w:tcPr>
-            <w:tcW w:w="2400" w:type="dxa"/>
-          </w:tcPr>
-          <w:p>
-            <w:r>
-              <w:t>POST</w:t>
-            </w:r>
-          </w:p>
-        </w:tc>
-        <w:tc>
-          <w:tcPr>
-            <w:tcW w:w="2400" w:type="dxa"/>
-          </w:tcPr>
-          <w:p>
-            <w:r>
-              <w:t>/api/v1/auth/change-password</w:t>
+              <w:t>/api/v1/auth/change-password (Done)</w:t>
             </w:r>
           </w:p>
         </w:tc>
@@ -995,7 +885,7 @@
           </w:tcPr>
           <w:p>
             <w:r>
-              <w:t>/api/v1/auth/me</w:t>
+              <w:t>/api/v1/auth/me (Done)</w:t>
             </w:r>
           </w:p>
         </w:tc>
@@ -1016,48 +906,6 @@
           <w:p>
             <w:r>
               <w:t>Lấy thông tin user hiện tại</w:t>
-            </w:r>
-          </w:p>
-        </w:tc>
-      </w:tr>
-      <w:tr>
-        <w:tc>
-          <w:tcPr>
-            <w:tcW w:w="2400" w:type="dxa"/>
-          </w:tcPr>
-          <w:p>
-            <w:r>
-              <w:t>PATCH</w:t>
-            </w:r>
-          </w:p>
-        </w:tc>
-        <w:tc>
-          <w:tcPr>
-            <w:tcW w:w="2400" w:type="dxa"/>
-          </w:tcPr>
-          <w:p>
-            <w:r>
-              <w:t>/api/v1/auth/me/language</w:t>
-            </w:r>
-          </w:p>
-        </w:tc>
-        <w:tc>
-          <w:tcPr>
-            <w:tcW w:w="2400" w:type="dxa"/>
-          </w:tcPr>
-          <w:p>
-            <w:r>
-              <w:t>Cập nhật ngôn ngữ</w:t>
-            </w:r>
-          </w:p>
-        </w:tc>
-        <w:tc>
-          <w:tcPr>
-            <w:tcW w:w="2400" w:type="dxa"/>
-          </w:tcPr>
-          <w:p>
-            <w:r>
-              <w:t>Đổi language của user</w:t>
             </w:r>
           </w:p>
         </w:tc>
@@ -1199,17 +1047,7 @@
     </w:p>
     <w:p>
       <w:r>
-        <w:t>• Gỡ role khỏi user.</w:t>
-      </w:r>
-    </w:p>
-    <w:p>
-      <w:r>
         <w:t>• Lấy role của user.</w:t>
-      </w:r>
-    </w:p>
-    <w:p>
-      <w:r>
-        <w:t>• Kiểm tra user có role nào.</w:t>
       </w:r>
     </w:p>
     <w:p>
@@ -1309,7 +1147,7 @@
           </w:tcPr>
           <w:p>
             <w:r>
-              <w:t>/api/v1/roles</w:t>
+              <w:t>/api/v1/roles (Done)</w:t>
             </w:r>
           </w:p>
         </w:tc>
@@ -1347,27 +1185,27 @@
           </w:tcPr>
           <w:p>
             <w:r>
-              <w:t>POST</w:t>
-            </w:r>
-          </w:p>
-        </w:tc>
-        <w:tc>
-          <w:tcPr>
-            <w:tcW w:w="2400" w:type="dxa"/>
-          </w:tcPr>
-          <w:p>
-            <w:r>
-              <w:t>/api/v1/roles</w:t>
-            </w:r>
-          </w:p>
-        </w:tc>
-        <w:tc>
-          <w:tcPr>
-            <w:tcW w:w="2400" w:type="dxa"/>
-          </w:tcPr>
-          <w:p>
-            <w:r>
-              <w:t>Tạo role</w:t>
+              <w:t>GET</w:t>
+            </w:r>
+          </w:p>
+        </w:tc>
+        <w:tc>
+          <w:tcPr>
+            <w:tcW w:w="2400" w:type="dxa"/>
+          </w:tcPr>
+          <w:p>
+            <w:r>
+              <w:t>/api/v1/roles/{roleCode} (Done)</w:t>
+            </w:r>
+          </w:p>
+        </w:tc>
+        <w:tc>
+          <w:tcPr>
+            <w:tcW w:w="2400" w:type="dxa"/>
+          </w:tcPr>
+          <w:p>
+            <w:r>
+              <w:t>Chi tiết role</w:t>
             </w:r>
             <w:r>
               <w:rPr>
@@ -1383,7 +1221,49 @@
           </w:tcPr>
           <w:p>
             <w:r>
-              <w:t>Tạo role mới</w:t>
+              <w:t>Xem thông tin role</w:t>
+            </w:r>
+          </w:p>
+        </w:tc>
+      </w:tr>
+      <w:tr>
+        <w:tc>
+          <w:tcPr>
+            <w:tcW w:w="2400" w:type="dxa"/>
+          </w:tcPr>
+          <w:p>
+            <w:r>
+              <w:t>POST</w:t>
+            </w:r>
+          </w:p>
+        </w:tc>
+        <w:tc>
+          <w:tcPr>
+            <w:tcW w:w="2400" w:type="dxa"/>
+          </w:tcPr>
+          <w:p>
+            <w:r>
+              <w:t>/api/v1/user-roles (Done)</w:t>
+            </w:r>
+          </w:p>
+        </w:tc>
+        <w:tc>
+          <w:tcPr>
+            <w:tcW w:w="2400" w:type="dxa"/>
+          </w:tcPr>
+          <w:p>
+            <w:r>
+              <w:t>Gán role</w:t>
+            </w:r>
+          </w:p>
+        </w:tc>
+        <w:tc>
+          <w:tcPr>
+            <w:tcW w:w="2400" w:type="dxa"/>
+          </w:tcPr>
+          <w:p>
+            <w:r>
+              <w:t>Gán role cho user</w:t>
             </w:r>
           </w:p>
         </w:tc>
@@ -1405,213 +1285,27 @@
           </w:tcPr>
           <w:p>
             <w:r>
-              <w:t>/api/v1/roles/{id}</w:t>
-            </w:r>
-          </w:p>
-        </w:tc>
-        <w:tc>
-          <w:tcPr>
-            <w:tcW w:w="2400" w:type="dxa"/>
-          </w:tcPr>
-          <w:p>
-            <w:r>
-              <w:t>Chi tiết role</w:t>
-            </w:r>
-            <w:r>
-              <w:rPr>
-                <w:b/>
-              </w:rPr>
-              <w:t xml:space="preserve"> [BASE-SERVICE]</w:t>
-            </w:r>
-          </w:p>
-        </w:tc>
-        <w:tc>
-          <w:tcPr>
-            <w:tcW w:w="2400" w:type="dxa"/>
-          </w:tcPr>
-          <w:p>
-            <w:r>
-              <w:t>Xem thông tin role</w:t>
-            </w:r>
-          </w:p>
-        </w:tc>
-      </w:tr>
-      <w:tr>
-        <w:tc>
-          <w:tcPr>
-            <w:tcW w:w="2400" w:type="dxa"/>
-          </w:tcPr>
-          <w:p>
-            <w:r>
-              <w:t>PUT</w:t>
-            </w:r>
-          </w:p>
-        </w:tc>
-        <w:tc>
-          <w:tcPr>
-            <w:tcW w:w="2400" w:type="dxa"/>
-          </w:tcPr>
-          <w:p>
-            <w:r>
-              <w:t>/api/v1/roles/{id}</w:t>
-            </w:r>
-          </w:p>
-        </w:tc>
-        <w:tc>
-          <w:tcPr>
-            <w:tcW w:w="2400" w:type="dxa"/>
-          </w:tcPr>
-          <w:p>
-            <w:r>
-              <w:t>Cập nhật role</w:t>
-            </w:r>
-            <w:r>
-              <w:rPr>
-                <w:b/>
-              </w:rPr>
-              <w:t xml:space="preserve"> [BASE-SERVICE]</w:t>
-            </w:r>
-          </w:p>
-        </w:tc>
-        <w:tc>
-          <w:tcPr>
-            <w:tcW w:w="2400" w:type="dxa"/>
-          </w:tcPr>
-          <w:p>
-            <w:r>
-              <w:t>Sửa tên, code, status, description</w:t>
-            </w:r>
-          </w:p>
-        </w:tc>
-      </w:tr>
-      <w:tr>
-        <w:tc>
-          <w:tcPr>
-            <w:tcW w:w="2400" w:type="dxa"/>
-          </w:tcPr>
-          <w:p>
-            <w:r>
-              <w:t>DELETE</w:t>
-            </w:r>
-          </w:p>
-        </w:tc>
-        <w:tc>
-          <w:tcPr>
-            <w:tcW w:w="2400" w:type="dxa"/>
-          </w:tcPr>
-          <w:p>
-            <w:r>
-              <w:t>/api/v1/roles/{id}</w:t>
-            </w:r>
-          </w:p>
-        </w:tc>
-        <w:tc>
-          <w:tcPr>
-            <w:tcW w:w="2400" w:type="dxa"/>
-          </w:tcPr>
-          <w:p>
-            <w:r>
-              <w:t>Xóa role</w:t>
-            </w:r>
-            <w:r>
-              <w:rPr>
-                <w:b/>
-              </w:rPr>
-              <w:t xml:space="preserve"> [BASE-SERVICE]</w:t>
-            </w:r>
-          </w:p>
-        </w:tc>
-        <w:tc>
-          <w:tcPr>
-            <w:tcW w:w="2400" w:type="dxa"/>
-          </w:tcPr>
-          <w:p>
-            <w:r>
-              <w:t>Xóa mềm role</w:t>
-            </w:r>
-          </w:p>
-        </w:tc>
-      </w:tr>
-      <w:tr>
-        <w:tc>
-          <w:tcPr>
-            <w:tcW w:w="2400" w:type="dxa"/>
-          </w:tcPr>
-          <w:p>
-            <w:r>
-              <w:t>POST</w:t>
-            </w:r>
-          </w:p>
-        </w:tc>
-        <w:tc>
-          <w:tcPr>
-            <w:tcW w:w="2400" w:type="dxa"/>
-          </w:tcPr>
-          <w:p>
-            <w:r>
-              <w:t>/api/v1/user-roles</w:t>
-            </w:r>
-          </w:p>
-        </w:tc>
-        <w:tc>
-          <w:tcPr>
-            <w:tcW w:w="2400" w:type="dxa"/>
-          </w:tcPr>
-          <w:p>
-            <w:r>
-              <w:t>Gán role</w:t>
-            </w:r>
-          </w:p>
-        </w:tc>
-        <w:tc>
-          <w:tcPr>
-            <w:tcW w:w="2400" w:type="dxa"/>
-          </w:tcPr>
-          <w:p>
-            <w:r>
-              <w:t>Gán role cho user</w:t>
-            </w:r>
-          </w:p>
-        </w:tc>
-      </w:tr>
-      <w:tr>
-        <w:tc>
-          <w:tcPr>
-            <w:tcW w:w="2400" w:type="dxa"/>
-          </w:tcPr>
-          <w:p>
-            <w:r>
-              <w:t>DELETE</w:t>
-            </w:r>
-          </w:p>
-        </w:tc>
-        <w:tc>
-          <w:tcPr>
-            <w:tcW w:w="2400" w:type="dxa"/>
-          </w:tcPr>
-          <w:p>
-            <w:r>
-              <w:t>/api/v1/user-roles</w:t>
-            </w:r>
-          </w:p>
-        </w:tc>
-        <w:tc>
-          <w:tcPr>
-            <w:tcW w:w="2400" w:type="dxa"/>
-          </w:tcPr>
-          <w:p>
-            <w:r>
-              <w:t>Gỡ role</w:t>
-            </w:r>
-          </w:p>
-        </w:tc>
-        <w:tc>
-          <w:tcPr>
-            <w:tcW w:w="2400" w:type="dxa"/>
-          </w:tcPr>
-          <w:p>
-            <w:r>
-              <w:t>Gỡ role khỏi user</w:t>
+              <w:t>/api/v1/users/{userId}/roles (Done)</w:t>
+            </w:r>
+          </w:p>
+        </w:tc>
+        <w:tc>
+          <w:tcPr>
+            <w:tcW w:w="2400" w:type="dxa"/>
+          </w:tcPr>
+          <w:p>
+            <w:r>
+              <w:t>Role của user</w:t>
+            </w:r>
+          </w:p>
+        </w:tc>
+        <w:tc>
+          <w:tcPr>
+            <w:tcW w:w="2400" w:type="dxa"/>
+          </w:tcPr>
+          <w:p>
+            <w:r>
+              <w:t>Lấy danh sách role theo user</w:t>
             </w:r>
           </w:p>
         </w:tc>
@@ -1633,49 +1327,7 @@
           </w:tcPr>
           <w:p>
             <w:r>
-              <w:t>/api/v1/users/{userId}/roles</w:t>
-            </w:r>
-          </w:p>
-        </w:tc>
-        <w:tc>
-          <w:tcPr>
-            <w:tcW w:w="2400" w:type="dxa"/>
-          </w:tcPr>
-          <w:p>
-            <w:r>
-              <w:t>Role của user</w:t>
-            </w:r>
-          </w:p>
-        </w:tc>
-        <w:tc>
-          <w:tcPr>
-            <w:tcW w:w="2400" w:type="dxa"/>
-          </w:tcPr>
-          <w:p>
-            <w:r>
-              <w:t>Lấy danh sách role theo user</w:t>
-            </w:r>
-          </w:p>
-        </w:tc>
-      </w:tr>
-      <w:tr>
-        <w:tc>
-          <w:tcPr>
-            <w:tcW w:w="2400" w:type="dxa"/>
-          </w:tcPr>
-          <w:p>
-            <w:r>
-              <w:t>GET</w:t>
-            </w:r>
-          </w:p>
-        </w:tc>
-        <w:tc>
-          <w:tcPr>
-            <w:tcW w:w="2400" w:type="dxa"/>
-          </w:tcPr>
-          <w:p>
-            <w:r>
-              <w:t>/internal/v1/roles/{roleCode}/users</w:t>
+              <w:t>/internal/v1/roles/{roleCode}/users (Done)</w:t>
             </w:r>
           </w:p>
         </w:tc>

--- a/LMS_MINI_API_FUNCTION_REPORT.docx
+++ b/LMS_MINI_API_FUNCTION_REPORT.docx
@@ -1,8 +1,8 @@
 
 <file path=word/document.xml><?xml version="1.0" encoding="utf-8"?>
-<w:document xmlns:wpc="http://schemas.microsoft.com/office/word/2010/wordprocessingCanvas" xmlns:cx="http://schemas.microsoft.com/office/drawing/2014/chartex" xmlns:cx1="http://schemas.microsoft.com/office/drawing/2015/9/8/chartex" xmlns:cx2="http://schemas.microsoft.com/office/drawing/2015/10/21/chartex" xmlns:cx3="http://schemas.microsoft.com/office/drawing/2016/5/9/chartex" xmlns:cx4="http://schemas.microsoft.com/office/drawing/2016/5/10/chartex" xmlns:cx5="http://schemas.microsoft.com/office/drawing/2016/5/11/chartex" xmlns:cx6="http://schemas.microsoft.com/office/drawing/2016/5/12/chartex" xmlns:cx7="http://schemas.microsoft.com/office/drawing/2016/5/13/chartex" xmlns:cx8="http://schemas.microsoft.com/office/drawing/2016/5/14/chartex" xmlns:mc="http://schemas.openxmlformats.org/markup-compatibility/2006" xmlns:m="http://schemas.openxmlformats.org/officeDocument/2006/math" xmlns:aink="http://schemas.microsoft.com/office/drawing/2016/ink" xmlns:am3d="http://schemas.microsoft.com/office/drawing/2017/model3d" xmlns:oel="http://schemas.microsoft.com/office/2019/extlst" xmlns:r="http://schemas.openxmlformats.org/officeDocument/2006/relationships" xmlns:wp14="http://schemas.microsoft.com/office/word/2010/wordprocessingDrawing" xmlns:wp="http://schemas.openxmlformats.org/drawingml/2006/wordprocessingDrawing" xmlns:wpg="http://schemas.microsoft.com/office/word/2010/wordprocessingGroup" xmlns:wpi="http://schemas.microsoft.com/office/word/2010/wordprocessingInk" xmlns:wps="http://schemas.microsoft.com/office/word/2010/wordprocessingShape" xmlns:o="urn:schemas-microsoft-com:office:office" xmlns:v="urn:schemas-microsoft-com:vml" xmlns:w10="urn:schemas-microsoft-com:office:word" xmlns:w="http://schemas.openxmlformats.org/wordprocessingml/2006/main" xmlns:w14="http://schemas.microsoft.com/office/word/2010/wordml" xmlns:w15="http://schemas.microsoft.com/office/word/2012/wordml" xmlns:w16cex="http://schemas.microsoft.com/office/word/2018/wordml/cex" xmlns:w16cid="http://schemas.microsoft.com/office/word/2016/wordml/cid" xmlns:w16="http://schemas.microsoft.com/office/word/2018/wordml" xmlns:w16sdtdh="http://schemas.microsoft.com/office/word/2020/wordml/sdtdatahash" xmlns:w16sdtfl="http://schemas.microsoft.com/office/word/2024/wordml/sdtformatlock" xmlns:w16se="http://schemas.microsoft.com/office/word/2015/wordml/symex" xmlns:w16du="http://schemas.microsoft.com/office/word/2023/wordml/word16du" xmlns:wne="http://schemas.microsoft.com/office/word/2006/wordml" mc:Ignorable="w14 w15 w16se w16cid w16 w16cex w16sdtdh w16sdtfl w16du wp14">
+<w:document xmlns:ns1="http://schemas.openxmlformats.org/markup-compatibility/2006" xmlns:ns2="http://schemas.microsoft.com/office/word/2010/wordml" xmlns:w="http://schemas.openxmlformats.org/wordprocessingml/2006/main" ns1:Ignorable="w14 w15 w16se w16cid w16 w16cex w16sdtdh w16sdtfl w16du wp14">
   <w:body>
-    <w:p>
+    <w:p ns2:paraId="0D201E16" ns2:textId="77777777">
       <w:pPr>
         <w:pStyle w:val="Title"/>
       </w:pPr>
@@ -10,7 +10,7 @@
         <w:t>BÁO CÁO CHỨC NĂNG VÀ API DỰ KIẾN</w:t>
       </w:r>
     </w:p>
-    <w:p>
+    <w:p ns2:paraId="242EDD61" ns2:textId="77777777">
       <w:pPr>
         <w:pStyle w:val="Subtitle"/>
       </w:pPr>
@@ -18,17 +18,17 @@
         <w:t>Dự án: LMS Mini - Backend Microservice</w:t>
       </w:r>
     </w:p>
-    <w:p>
+    <w:p ns2:paraId="34EF8C3C" ns2:textId="77777777">
       <w:r>
         <w:t>Mục tiêu tài liệu: tổng hợp service, bảng dữ liệu, chức năng nghiệp vụ và API dự kiến để làm căn cứ triển khai backend.</w:t>
       </w:r>
     </w:p>
-    <w:p>
+    <w:p ns2:paraId="64E3A3E6" ns2:textId="77777777">
       <w:r>
         <w:t>Ngày tạo: 02/07/2026 16:57</w:t>
       </w:r>
     </w:p>
-    <w:p>
+    <w:p ns2:paraId="0C13A10C" ns2:textId="77777777">
       <w:pPr>
         <w:pStyle w:val="Heading1"/>
       </w:pPr>
@@ -36,57 +36,57 @@
         <w:t>1. Tổng quan hệ thống</w:t>
       </w:r>
     </w:p>
-    <w:p>
+    <w:p ns2:paraId="681611D0" ns2:textId="77777777">
       <w:r>
         <w:t>LMS Mini là hệ thống quản lý khóa học trực tuyến quy mô nhỏ, triển khai theo kiến trúc microservice. Hệ thống tập trung vào các nghiệp vụ: xác thực người dùng, phân quyền, quản lý khóa học, quản lý quá trình học, quiz, chứng chỉ, thông báo và upload tài nguyên.</w:t>
       </w:r>
     </w:p>
-    <w:p>
+    <w:p ns2:paraId="31B64B34" ns2:textId="77777777">
       <w:r>
         <w:t>Các service chính:</w:t>
       </w:r>
     </w:p>
-    <w:p>
+    <w:p ns2:paraId="396FE049" ns2:textId="77777777">
       <w:r>
         <w:t>• api-gateway</w:t>
       </w:r>
     </w:p>
-    <w:p>
+    <w:p ns2:paraId="13FC148F" ns2:textId="77777777">
       <w:r>
         <w:t>• base-service</w:t>
       </w:r>
     </w:p>
-    <w:p>
+    <w:p ns2:paraId="48AD62BA" ns2:textId="77777777">
       <w:r>
         <w:t>• authn-service</w:t>
       </w:r>
     </w:p>
-    <w:p>
+    <w:p ns2:paraId="3EB15CED" ns2:textId="77777777">
       <w:r>
         <w:t>• author-service</w:t>
       </w:r>
     </w:p>
-    <w:p>
+    <w:p ns2:paraId="3546C465" ns2:textId="77777777">
       <w:r>
         <w:t>• course-service</w:t>
       </w:r>
     </w:p>
-    <w:p>
+    <w:p ns2:paraId="76E9176D" ns2:textId="77777777">
       <w:r>
         <w:t>• learning-service</w:t>
       </w:r>
     </w:p>
-    <w:p>
+    <w:p ns2:paraId="6734AE66" ns2:textId="77777777">
       <w:r>
         <w:t>• quiz-service</w:t>
       </w:r>
     </w:p>
-    <w:p>
+    <w:p ns2:paraId="6B137E5B" ns2:textId="77777777">
       <w:r>
         <w:t>• notice-service</w:t>
       </w:r>
     </w:p>
-    <w:p>
+    <w:p ns2:paraId="65E35A33" ns2:textId="77777777">
       <w:pPr>
         <w:pStyle w:val="Heading1"/>
       </w:pPr>
@@ -107,12 +107,12 @@
         <w:gridCol w:w="2508"/>
         <w:gridCol w:w="2400"/>
       </w:tblGrid>
-      <w:tr>
-        <w:tc>
-          <w:tcPr>
-            <w:tcW w:w="2400" w:type="dxa"/>
-          </w:tcPr>
-          <w:p>
+      <w:tr ns2:paraId="6873F3B5" ns2:textId="77777777">
+        <w:tc>
+          <w:tcPr>
+            <w:tcW w:w="2400" w:type="dxa"/>
+          </w:tcPr>
+          <w:p ns2:paraId="5E083B01" ns2:textId="77777777">
             <w:r>
               <w:rPr>
                 <w:b/>
@@ -125,7 +125,7 @@
           <w:tcPr>
             <w:tcW w:w="2400" w:type="dxa"/>
           </w:tcPr>
-          <w:p>
+          <w:p ns2:paraId="7CCC8574" ns2:textId="77777777">
             <w:r>
               <w:rPr>
                 <w:b/>
@@ -138,7 +138,7 @@
           <w:tcPr>
             <w:tcW w:w="2400" w:type="dxa"/>
           </w:tcPr>
-          <w:p>
+          <w:p ns2:paraId="4D28A927" ns2:textId="77777777">
             <w:r>
               <w:rPr>
                 <w:b/>
@@ -151,7 +151,7 @@
           <w:tcPr>
             <w:tcW w:w="2400" w:type="dxa"/>
           </w:tcPr>
-          <w:p>
+          <w:p ns2:paraId="2BEE1A4E" ns2:textId="77777777">
             <w:r>
               <w:rPr>
                 <w:b/>
@@ -161,12 +161,12 @@
           </w:p>
         </w:tc>
       </w:tr>
-      <w:tr>
-        <w:tc>
-          <w:tcPr>
-            <w:tcW w:w="2400" w:type="dxa"/>
-          </w:tcPr>
-          <w:p>
+      <w:tr ns2:paraId="1C5FEE3D" ns2:textId="77777777">
+        <w:tc>
+          <w:tcPr>
+            <w:tcW w:w="2400" w:type="dxa"/>
+          </w:tcPr>
+          <w:p ns2:paraId="43594AA2" ns2:textId="77777777">
             <w:r>
               <w:t>authn-service</w:t>
             </w:r>
@@ -176,7 +176,7 @@
           <w:tcPr>
             <w:tcW w:w="2400" w:type="dxa"/>
           </w:tcPr>
-          <w:p>
+          <w:p ns2:paraId="5391078F" ns2:textId="77777777">
             <w:r>
               <w:t>lms_authn_service</w:t>
             </w:r>
@@ -186,7 +186,7 @@
           <w:tcPr>
             <w:tcW w:w="2400" w:type="dxa"/>
           </w:tcPr>
-          <w:p>
+          <w:p ns2:paraId="7DDBE990" ns2:textId="77777777">
             <w:r>
               <w:t>tbl_users, tbl_refresh_tokens</w:t>
             </w:r>
@@ -196,19 +196,19 @@
           <w:tcPr>
             <w:tcW w:w="2400" w:type="dxa"/>
           </w:tcPr>
-          <w:p>
+          <w:p ns2:paraId="789C39BD" ns2:textId="77777777">
             <w:r>
               <w:t>Đăng nhập, đăng xuất, JWT, refresh token, bảo mật tài khoản</w:t>
             </w:r>
           </w:p>
         </w:tc>
       </w:tr>
-      <w:tr>
-        <w:tc>
-          <w:tcPr>
-            <w:tcW w:w="2400" w:type="dxa"/>
-          </w:tcPr>
-          <w:p>
+      <w:tr ns2:paraId="6B42FDF7" ns2:textId="77777777">
+        <w:tc>
+          <w:tcPr>
+            <w:tcW w:w="2400" w:type="dxa"/>
+          </w:tcPr>
+          <w:p ns2:paraId="27436743" ns2:textId="77777777">
             <w:r>
               <w:t>author-service</w:t>
             </w:r>
@@ -218,7 +218,7 @@
           <w:tcPr>
             <w:tcW w:w="2400" w:type="dxa"/>
           </w:tcPr>
-          <w:p>
+          <w:p ns2:paraId="5FDD4BA8" ns2:textId="77777777">
             <w:r>
               <w:t>lms_author_service</w:t>
             </w:r>
@@ -228,7 +228,7 @@
           <w:tcPr>
             <w:tcW w:w="2400" w:type="dxa"/>
           </w:tcPr>
-          <w:p>
+          <w:p ns2:paraId="47AC4F76" ns2:textId="77777777">
             <w:r>
               <w:t>tbl_roles, tbl_user_roles</w:t>
             </w:r>
@@ -238,19 +238,19 @@
           <w:tcPr>
             <w:tcW w:w="2400" w:type="dxa"/>
           </w:tcPr>
-          <w:p>
+          <w:p ns2:paraId="38713D21" ns2:textId="77777777">
             <w:r>
               <w:t>Vai trò và gán vai trò cho user</w:t>
             </w:r>
           </w:p>
         </w:tc>
       </w:tr>
-      <w:tr>
-        <w:tc>
-          <w:tcPr>
-            <w:tcW w:w="2400" w:type="dxa"/>
-          </w:tcPr>
-          <w:p>
+      <w:tr ns2:paraId="12F82FDC" ns2:textId="77777777">
+        <w:tc>
+          <w:tcPr>
+            <w:tcW w:w="2400" w:type="dxa"/>
+          </w:tcPr>
+          <w:p ns2:paraId="0415EAEA" ns2:textId="77777777">
             <w:r>
               <w:t>course-service</w:t>
             </w:r>
@@ -260,7 +260,7 @@
           <w:tcPr>
             <w:tcW w:w="2400" w:type="dxa"/>
           </w:tcPr>
-          <w:p>
+          <w:p ns2:paraId="57E1C1FD" ns2:textId="77777777">
             <w:r>
               <w:t>lms_course_service</w:t>
             </w:r>
@@ -270,7 +270,7 @@
           <w:tcPr>
             <w:tcW w:w="2400" w:type="dxa"/>
           </w:tcPr>
-          <w:p>
+          <w:p ns2:paraId="0ADBDC7B" ns2:textId="77777777">
             <w:r>
               <w:t>tbl_course_categories, tbl_courses, tbl_lessons, tbl_lesson_resources, tbl_images</w:t>
             </w:r>
@@ -280,19 +280,19 @@
           <w:tcPr>
             <w:tcW w:w="2400" w:type="dxa"/>
           </w:tcPr>
-          <w:p>
+          <w:p ns2:paraId="2FA61ECB" ns2:textId="77777777">
             <w:r>
               <w:t>Danh mục khóa học, khóa học, bài học, tài liệu, ảnh</w:t>
             </w:r>
           </w:p>
         </w:tc>
       </w:tr>
-      <w:tr>
-        <w:tc>
-          <w:tcPr>
-            <w:tcW w:w="2400" w:type="dxa"/>
-          </w:tcPr>
-          <w:p>
+      <w:tr ns2:paraId="01DA3C6A" ns2:textId="77777777">
+        <w:tc>
+          <w:tcPr>
+            <w:tcW w:w="2400" w:type="dxa"/>
+          </w:tcPr>
+          <w:p ns2:paraId="5650C3CB" ns2:textId="77777777">
             <w:r>
               <w:t>learning-service</w:t>
             </w:r>
@@ -302,7 +302,7 @@
           <w:tcPr>
             <w:tcW w:w="2400" w:type="dxa"/>
           </w:tcPr>
-          <w:p>
+          <w:p ns2:paraId="7374176A" ns2:textId="77777777">
             <w:r>
               <w:t>lms_learning_service</w:t>
             </w:r>
@@ -312,7 +312,7 @@
           <w:tcPr>
             <w:tcW w:w="2400" w:type="dxa"/>
           </w:tcPr>
-          <w:p>
+          <w:p ns2:paraId="47B32116" ns2:textId="77777777">
             <w:r>
               <w:t>tbl_enrollments, tbl_learning_progress, tbl_certificates</w:t>
             </w:r>
@@ -322,19 +322,19 @@
           <w:tcPr>
             <w:tcW w:w="2400" w:type="dxa"/>
           </w:tcPr>
-          <w:p>
+          <w:p ns2:paraId="3E093244" ns2:textId="77777777">
             <w:r>
               <w:t>Đăng ký học, tiến độ học, hoàn thành khóa học, chứng chỉ</w:t>
             </w:r>
           </w:p>
         </w:tc>
       </w:tr>
-      <w:tr>
-        <w:tc>
-          <w:tcPr>
-            <w:tcW w:w="2400" w:type="dxa"/>
-          </w:tcPr>
-          <w:p>
+      <w:tr ns2:paraId="44D11B4C" ns2:textId="77777777">
+        <w:tc>
+          <w:tcPr>
+            <w:tcW w:w="2400" w:type="dxa"/>
+          </w:tcPr>
+          <w:p ns2:paraId="2C4C5C97" ns2:textId="77777777">
             <w:r>
               <w:lastRenderedPageBreak/>
               <w:t>quiz-service</w:t>
@@ -345,7 +345,7 @@
           <w:tcPr>
             <w:tcW w:w="2400" w:type="dxa"/>
           </w:tcPr>
-          <w:p>
+          <w:p ns2:paraId="0888DB89" ns2:textId="77777777">
             <w:r>
               <w:t>lms_quiz_service</w:t>
             </w:r>
@@ -355,7 +355,7 @@
           <w:tcPr>
             <w:tcW w:w="2400" w:type="dxa"/>
           </w:tcPr>
-          <w:p>
+          <w:p ns2:paraId="055AD69D" ns2:textId="77777777">
             <w:r>
               <w:t>tbl_quizzes, tbl_questions, tbl_answers, tbl_quiz_attempts, tbl_quiz_attempt_answers</w:t>
             </w:r>
@@ -365,19 +365,19 @@
           <w:tcPr>
             <w:tcW w:w="2400" w:type="dxa"/>
           </w:tcPr>
-          <w:p>
+          <w:p ns2:paraId="08E7EF39" ns2:textId="77777777">
             <w:r>
               <w:t>Quiz, câu hỏi, đáp án, lượt làm bài, chấm điểm</w:t>
             </w:r>
           </w:p>
         </w:tc>
       </w:tr>
-      <w:tr>
-        <w:tc>
-          <w:tcPr>
-            <w:tcW w:w="2400" w:type="dxa"/>
-          </w:tcPr>
-          <w:p>
+      <w:tr ns2:paraId="6666A9E2" ns2:textId="77777777">
+        <w:tc>
+          <w:tcPr>
+            <w:tcW w:w="2400" w:type="dxa"/>
+          </w:tcPr>
+          <w:p ns2:paraId="2511184A" ns2:textId="77777777">
             <w:r>
               <w:t>notice-service</w:t>
             </w:r>
@@ -387,7 +387,7 @@
           <w:tcPr>
             <w:tcW w:w="2400" w:type="dxa"/>
           </w:tcPr>
-          <w:p>
+          <w:p ns2:paraId="1BDD9505" ns2:textId="77777777">
             <w:r>
               <w:t>lms_notice_service</w:t>
             </w:r>
@@ -397,7 +397,7 @@
           <w:tcPr>
             <w:tcW w:w="2400" w:type="dxa"/>
           </w:tcPr>
-          <w:p>
+          <w:p ns2:paraId="1EAA94E5" ns2:textId="77777777">
             <w:r>
               <w:t>tbl_user_devices, tbl_notices, tbl_notice_recipients, tbl_notice_delivery_logs</w:t>
             </w:r>
@@ -407,19 +407,19 @@
           <w:tcPr>
             <w:tcW w:w="2400" w:type="dxa"/>
           </w:tcPr>
-          <w:p>
+          <w:p ns2:paraId="111ED1E3" ns2:textId="77777777">
             <w:r>
               <w:t>Thông báo trong web, Firebase Web Push, log gửi thông báo</w:t>
             </w:r>
           </w:p>
         </w:tc>
       </w:tr>
-      <w:tr>
-        <w:tc>
-          <w:tcPr>
-            <w:tcW w:w="2400" w:type="dxa"/>
-          </w:tcPr>
-          <w:p>
+      <w:tr ns2:paraId="02AEE3F2" ns2:textId="77777777">
+        <w:tc>
+          <w:tcPr>
+            <w:tcW w:w="2400" w:type="dxa"/>
+          </w:tcPr>
+          <w:p ns2:paraId="0B903AB1" ns2:textId="77777777">
             <w:r>
               <w:t>api-gateway</w:t>
             </w:r>
@@ -429,7 +429,7 @@
           <w:tcPr>
             <w:tcW w:w="2400" w:type="dxa"/>
           </w:tcPr>
-          <w:p>
+          <w:p ns2:paraId="372847E2" ns2:textId="77777777">
             <w:r>
               <w:t>Không cần DB</w:t>
             </w:r>
@@ -439,7 +439,7 @@
           <w:tcPr>
             <w:tcW w:w="2400" w:type="dxa"/>
           </w:tcPr>
-          <w:p>
+          <w:p ns2:paraId="1F5A69B1" ns2:textId="77777777">
             <w:r>
               <w:t>Không quản lý bảng</w:t>
             </w:r>
@@ -449,19 +449,19 @@
           <w:tcPr>
             <w:tcW w:w="2400" w:type="dxa"/>
           </w:tcPr>
-          <w:p>
+          <w:p ns2:paraId="6A9574CE" ns2:textId="77777777">
             <w:r>
               <w:t>Route request, validate JWT, gắn thông tin user vào header</w:t>
             </w:r>
           </w:p>
         </w:tc>
       </w:tr>
-      <w:tr>
-        <w:tc>
-          <w:tcPr>
-            <w:tcW w:w="2400" w:type="dxa"/>
-          </w:tcPr>
-          <w:p>
+      <w:tr ns2:paraId="4D49C256" ns2:textId="77777777">
+        <w:tc>
+          <w:tcPr>
+            <w:tcW w:w="2400" w:type="dxa"/>
+          </w:tcPr>
+          <w:p ns2:paraId="0A6B7DFA" ns2:textId="77777777">
             <w:r>
               <w:t>base-service</w:t>
             </w:r>
@@ -471,7 +471,7 @@
           <w:tcPr>
             <w:tcW w:w="2400" w:type="dxa"/>
           </w:tcPr>
-          <w:p>
+          <w:p ns2:paraId="58CCA91A" ns2:textId="77777777">
             <w:r>
               <w:t>Không cần DB riêng</w:t>
             </w:r>
@@ -481,7 +481,7 @@
           <w:tcPr>
             <w:tcW w:w="2400" w:type="dxa"/>
           </w:tcPr>
-          <w:p>
+          <w:p ns2:paraId="3E802DA4" ns2:textId="77777777">
             <w:r>
               <w:t>Không quản lý bảng nghiệp vụ</w:t>
             </w:r>
@@ -491,7 +491,7 @@
           <w:tcPr>
             <w:tcW w:w="2400" w:type="dxa"/>
           </w:tcPr>
-          <w:p>
+          <w:p ns2:paraId="5663CA03" ns2:textId="77777777">
             <w:r>
               <w:t>Class dùng chung, response, exception, i18n, MinIO, Feign, Swagger</w:t>
             </w:r>
@@ -499,7 +499,7 @@
         </w:tc>
       </w:tr>
     </w:tbl>
-    <w:p>
+    <w:p ns2:paraId="21B130A4" ns2:textId="77777777">
       <w:pPr>
         <w:pStyle w:val="Heading1"/>
       </w:pPr>
@@ -507,12 +507,12 @@
         <w:t>3. Authn Service</w:t>
       </w:r>
     </w:p>
-    <w:p>
+    <w:p ns2:paraId="25A3BD6D" ns2:textId="77777777">
       <w:r>
         <w:t>Service quản lý xác thực, tài khoản đăng nhập, access token, refresh token và trạng thái bảo mật của user.</w:t>
       </w:r>
     </w:p>
-    <w:p>
+    <w:p ns2:paraId="15A6BAC5" ns2:textId="77777777">
       <w:pPr>
         <w:pStyle w:val="Heading2"/>
       </w:pPr>
@@ -520,17 +520,17 @@
         <w:t>Bảng dữ liệu:</w:t>
       </w:r>
     </w:p>
-    <w:p>
+    <w:p ns2:paraId="3857C593" ns2:textId="77777777">
       <w:r>
         <w:t>• tbl_users</w:t>
       </w:r>
     </w:p>
-    <w:p>
+    <w:p ns2:paraId="1A43601D" ns2:textId="77777777">
       <w:r>
         <w:t>• tbl_refresh_tokens</w:t>
       </w:r>
     </w:p>
-    <w:p>
+    <w:p ns2:paraId="25CAE57E" ns2:textId="77777777">
       <w:pPr>
         <w:pStyle w:val="Heading2"/>
       </w:pPr>
@@ -538,52 +538,78 @@
         <w:t>Chức năng cần triển khai:</w:t>
       </w:r>
     </w:p>
-    <w:p>
+    <w:p ns2:paraId="73D2EC03" ns2:textId="77777777">
       <w:r>
         <w:t>• Đăng ký tài khoản student.</w:t>
       </w:r>
     </w:p>
-    <w:p>
+    <w:p ns2:paraId="7DB515BD" ns2:textId="77777777">
+      <w:r>
+        <w:t>• Tạo tài khoản instructor/admin.</w:t>
+      </w:r>
+    </w:p>
+    <w:p ns2:paraId="270FEE05" ns2:textId="77777777">
       <w:r>
         <w:t>• Đăng nhập username/password.</w:t>
       </w:r>
     </w:p>
-    <w:p>
+    <w:p ns2:paraId="292B011F" ns2:textId="77777777">
       <w:r>
         <w:t>• Sinh access token và refresh token.</w:t>
       </w:r>
     </w:p>
-    <w:p>
+    <w:p ns2:paraId="71D6CACA" ns2:textId="77777777">
       <w:r>
         <w:t>• Refresh access token bằng refresh token.</w:t>
       </w:r>
     </w:p>
-    <w:p>
+    <w:p ns2:paraId="582EA0FE" ns2:textId="77777777">
       <w:r>
         <w:t>• Refresh token rotation.</w:t>
       </w:r>
     </w:p>
-    <w:p>
+    <w:p ns2:paraId="0FE3029F" ns2:textId="77777777">
       <w:r>
         <w:t>• Logout một thiết bị.</w:t>
       </w:r>
     </w:p>
-    <w:p>
+    <w:p ns2:paraId="12E85925" ns2:textId="77777777">
+      <w:r>
+        <w:t>• Logout tất cả thiết bị.</w:t>
+      </w:r>
+    </w:p>
+    <w:p ns2:paraId="76B08993" ns2:textId="77777777">
       <w:r>
         <w:t>• Đổi mật khẩu.</w:t>
       </w:r>
     </w:p>
-    <w:p>
+    <w:p ns2:paraId="6D9AC1E3" ns2:textId="77777777">
+      <w:r>
+        <w:t>• Khóa tài khoản khi nhập sai mật khẩu nhiều lần.</w:t>
+      </w:r>
+    </w:p>
+    <w:p ns2:paraId="650D1A79" ns2:textId="77777777">
+      <w:r>
+        <w:lastRenderedPageBreak/>
+        <w:t>• Mở khóa tài khoản.</w:t>
+      </w:r>
+    </w:p>
+    <w:p ns2:paraId="42BD7B49" ns2:textId="77777777">
+      <w:r>
+        <w:t>• Cập nhật ngôn ngữ user.</w:t>
+      </w:r>
+    </w:p>
+    <w:p ns2:paraId="7A2F6580" ns2:textId="77777777">
       <w:r>
         <w:t>• Validate token cho gateway.</w:t>
       </w:r>
     </w:p>
-    <w:p>
+    <w:p ns2:paraId="0755D25E" ns2:textId="77777777">
       <w:r>
         <w:t>• Trả thông tin user cho gateway.</w:t>
       </w:r>
     </w:p>
-    <w:p>
+    <w:p ns2:paraId="02742529" ns2:textId="77777777">
       <w:pPr>
         <w:pStyle w:val="Heading2"/>
       </w:pPr>
@@ -604,12 +630,12 @@
         <w:gridCol w:w="2385"/>
         <w:gridCol w:w="2400"/>
       </w:tblGrid>
-      <w:tr>
-        <w:tc>
-          <w:tcPr>
-            <w:tcW w:w="2400" w:type="dxa"/>
-          </w:tcPr>
-          <w:p>
+      <w:tr ns2:paraId="43E5C4AC" ns2:textId="77777777">
+        <w:tc>
+          <w:tcPr>
+            <w:tcW w:w="2400" w:type="dxa"/>
+          </w:tcPr>
+          <w:p ns2:paraId="3CC25489" ns2:textId="77777777">
             <w:r>
               <w:rPr>
                 <w:b/>
@@ -622,7 +648,7 @@
           <w:tcPr>
             <w:tcW w:w="2400" w:type="dxa"/>
           </w:tcPr>
-          <w:p>
+          <w:p ns2:paraId="0631DFEC" ns2:textId="77777777">
             <w:r>
               <w:rPr>
                 <w:b/>
@@ -635,7 +661,7 @@
           <w:tcPr>
             <w:tcW w:w="2400" w:type="dxa"/>
           </w:tcPr>
-          <w:p>
+          <w:p ns2:paraId="4268042D" ns2:textId="77777777">
             <w:r>
               <w:rPr>
                 <w:b/>
@@ -648,7 +674,7 @@
           <w:tcPr>
             <w:tcW w:w="2400" w:type="dxa"/>
           </w:tcPr>
-          <w:p>
+          <w:p ns2:paraId="2B7508F7" ns2:textId="77777777">
             <w:r>
               <w:rPr>
                 <w:b/>
@@ -658,12 +684,12 @@
           </w:p>
         </w:tc>
       </w:tr>
-      <w:tr>
-        <w:tc>
-          <w:tcPr>
-            <w:tcW w:w="2400" w:type="dxa"/>
-          </w:tcPr>
-          <w:p>
+      <w:tr ns2:paraId="6C9BF24A" ns2:textId="77777777">
+        <w:tc>
+          <w:tcPr>
+            <w:tcW w:w="2400" w:type="dxa"/>
+          </w:tcPr>
+          <w:p ns2:paraId="60B6C543" ns2:textId="77777777">
             <w:r>
               <w:t>POST</w:t>
             </w:r>
@@ -673,39 +699,39 @@
           <w:tcPr>
             <w:tcW w:w="2400" w:type="dxa"/>
           </w:tcPr>
-          <w:p>
-            <w:r>
-              <w:t>/api/v1/auth/register (Done)</w:t>
-            </w:r>
-          </w:p>
-        </w:tc>
-        <w:tc>
-          <w:tcPr>
-            <w:tcW w:w="2400" w:type="dxa"/>
-          </w:tcPr>
-          <w:p>
-            <w:r>
-              <w:t>Đăng ký student</w:t>
-            </w:r>
-          </w:p>
-        </w:tc>
-        <w:tc>
-          <w:tcPr>
-            <w:tcW w:w="2400" w:type="dxa"/>
-          </w:tcPr>
-          <w:p>
-            <w:r>
-              <w:t>Tạo tài khoản học viên mới</w:t>
-            </w:r>
-          </w:p>
-        </w:tc>
-      </w:tr>
-      <w:tr>
-        <w:tc>
-          <w:tcPr>
-            <w:tcW w:w="2400" w:type="dxa"/>
-          </w:tcPr>
-          <w:p>
+          <w:p ns2:paraId="5EBA7FD1" ns2:textId="77777777">
+            <w:r>
+              <w:t>/auth/register</w:t>
+            </w:r>
+          </w:p>
+        </w:tc>
+        <w:tc>
+          <w:tcPr>
+            <w:tcW w:w="2400" w:type="dxa"/>
+          </w:tcPr>
+          <w:p ns2:paraId="33C66505" ns2:textId="77777777">
+            <w:r>
+              <w:t>Đăng ký user Done</w:t>
+            </w:r>
+          </w:p>
+        </w:tc>
+        <w:tc>
+          <w:tcPr>
+            <w:tcW w:w="2400" w:type="dxa"/>
+          </w:tcPr>
+          <w:p ns2:paraId="5D1E4077" ns2:textId="77777777">
+            <w:r>
+              <w:t>Tạo tài khoản người dùng mới</w:t>
+            </w:r>
+          </w:p>
+        </w:tc>
+      </w:tr>
+      <w:tr ns2:paraId="29FF0DDA" ns2:textId="77777777">
+        <w:tc>
+          <w:tcPr>
+            <w:tcW w:w="2400" w:type="dxa"/>
+          </w:tcPr>
+          <w:p ns2:paraId="35AAF1A7" ns2:textId="77777777">
             <w:r>
               <w:t>POST</w:t>
             </w:r>
@@ -715,39 +741,81 @@
           <w:tcPr>
             <w:tcW w:w="2400" w:type="dxa"/>
           </w:tcPr>
-          <w:p>
-            <w:r>
-              <w:t>/api/v1/auth/login (Done)</w:t>
-            </w:r>
-          </w:p>
-        </w:tc>
-        <w:tc>
-          <w:tcPr>
-            <w:tcW w:w="2400" w:type="dxa"/>
-          </w:tcPr>
-          <w:p>
-            <w:r>
-              <w:t>Đăng nhập</w:t>
-            </w:r>
-          </w:p>
-        </w:tc>
-        <w:tc>
-          <w:tcPr>
-            <w:tcW w:w="2400" w:type="dxa"/>
-          </w:tcPr>
-          <w:p>
+          <w:p ns2:paraId="7A055560" ns2:textId="77777777">
+            <w:r>
+              <w:t>/internal/v1/AuthnUser/staff</w:t>
+            </w:r>
+          </w:p>
+        </w:tc>
+        <w:tc>
+          <w:tcPr>
+            <w:tcW w:w="2400" w:type="dxa"/>
+          </w:tcPr>
+          <w:p ns2:paraId="39A94F8B" ns2:textId="77777777">
+            <w:r>
+              <w:t>Tạo user staff nội bộ Done</w:t>
+            </w:r>
+          </w:p>
+        </w:tc>
+        <w:tc>
+          <w:tcPr>
+            <w:tcW w:w="2400" w:type="dxa"/>
+          </w:tcPr>
+          <w:p ns2:paraId="2F5D5127" ns2:textId="77777777">
+            <w:r>
+              <w:t>Internal API authn-service để author-service tạo user staff trước khi gán role INSTRUCTOR</w:t>
+            </w:r>
+          </w:p>
+        </w:tc>
+      </w:tr>
+      <w:tr ns2:paraId="6B334847" ns2:textId="77777777">
+        <w:tc>
+          <w:tcPr>
+            <w:tcW w:w="2400" w:type="dxa"/>
+          </w:tcPr>
+          <w:p ns2:paraId="38C31F04" ns2:textId="77777777">
+            <w:r>
+              <w:t>POST</w:t>
+            </w:r>
+          </w:p>
+        </w:tc>
+        <w:tc>
+          <w:tcPr>
+            <w:tcW w:w="2400" w:type="dxa"/>
+          </w:tcPr>
+          <w:p ns2:paraId="3089A67C" ns2:textId="77777777">
+            <w:r>
+              <w:t>/auth/login</w:t>
+            </w:r>
+          </w:p>
+        </w:tc>
+        <w:tc>
+          <w:tcPr>
+            <w:tcW w:w="2400" w:type="dxa"/>
+          </w:tcPr>
+          <w:p ns2:paraId="2BC4A835" ns2:textId="77777777">
+            <w:r>
+              <w:t>Đăng nhập Done</w:t>
+            </w:r>
+          </w:p>
+        </w:tc>
+        <w:tc>
+          <w:tcPr>
+            <w:tcW w:w="2400" w:type="dxa"/>
+          </w:tcPr>
+          <w:p ns2:paraId="3275C5D5" ns2:textId="77777777">
             <w:r>
               <w:t>Xác thực username/password và trả token</w:t>
             </w:r>
           </w:p>
         </w:tc>
       </w:tr>
-      <w:tr>
-        <w:tc>
-          <w:tcPr>
-            <w:tcW w:w="2400" w:type="dxa"/>
-          </w:tcPr>
-          <w:p>
+      <w:tr ns2:paraId="06F74A41" ns2:textId="77777777">
+        <w:tc>
+          <w:tcPr>
+            <w:tcW w:w="2400" w:type="dxa"/>
+          </w:tcPr>
+          <w:p ns2:paraId="2968CC12" ns2:textId="77777777">
             <w:r>
               <w:t>POST</w:t>
             </w:r>
@@ -757,39 +825,39 @@
           <w:tcPr>
             <w:tcW w:w="2400" w:type="dxa"/>
           </w:tcPr>
-          <w:p>
-            <w:r>
-              <w:t>/api/v1/auth/refresh-token (Done)</w:t>
-            </w:r>
-          </w:p>
-        </w:tc>
-        <w:tc>
-          <w:tcPr>
-            <w:tcW w:w="2400" w:type="dxa"/>
-          </w:tcPr>
-          <w:p>
-            <w:r>
-              <w:t>Refresh token</w:t>
-            </w:r>
-          </w:p>
-        </w:tc>
-        <w:tc>
-          <w:tcPr>
-            <w:tcW w:w="2400" w:type="dxa"/>
-          </w:tcPr>
-          <w:p>
-            <w:r>
-              <w:t>Cấp access token mới và rotate refresh token</w:t>
-            </w:r>
-          </w:p>
-        </w:tc>
-      </w:tr>
-      <w:tr>
-        <w:tc>
-          <w:tcPr>
-            <w:tcW w:w="2400" w:type="dxa"/>
-          </w:tcPr>
-          <w:p>
+          <w:p ns2:paraId="3469A72E" ns2:textId="77777777">
+            <w:r>
+              <w:t>/auth/refresh</w:t>
+            </w:r>
+          </w:p>
+        </w:tc>
+        <w:tc>
+          <w:tcPr>
+            <w:tcW w:w="2400" w:type="dxa"/>
+          </w:tcPr>
+          <w:p ns2:paraId="543F64FA" ns2:textId="77777777">
+            <w:r>
+              <w:t>Refresh token Done</w:t>
+            </w:r>
+          </w:p>
+        </w:tc>
+        <w:tc>
+          <w:tcPr>
+            <w:tcW w:w="2400" w:type="dxa"/>
+          </w:tcPr>
+          <w:p ns2:paraId="1F11BFC9" ns2:textId="77777777">
+            <w:r>
+              <w:t>Cấp access token mới từ refresh token</w:t>
+            </w:r>
+          </w:p>
+        </w:tc>
+      </w:tr>
+      <w:tr ns2:paraId="4D7A24AA" ns2:textId="77777777">
+        <w:tc>
+          <w:tcPr>
+            <w:tcW w:w="2400" w:type="dxa"/>
+          </w:tcPr>
+          <w:p ns2:paraId="57E856FC" ns2:textId="77777777">
             <w:r>
               <w:t>POST</w:t>
             </w:r>
@@ -799,39 +867,39 @@
           <w:tcPr>
             <w:tcW w:w="2400" w:type="dxa"/>
           </w:tcPr>
-          <w:p>
-            <w:r>
-              <w:t>/api/v1/auth/logout (Done)</w:t>
-            </w:r>
-          </w:p>
-        </w:tc>
-        <w:tc>
-          <w:tcPr>
-            <w:tcW w:w="2400" w:type="dxa"/>
-          </w:tcPr>
-          <w:p>
-            <w:r>
-              <w:t>Đăng xuất</w:t>
-            </w:r>
-          </w:p>
-        </w:tc>
-        <w:tc>
-          <w:tcPr>
-            <w:tcW w:w="2400" w:type="dxa"/>
-          </w:tcPr>
-          <w:p>
-            <w:r>
-              <w:t>Revoke refresh token hiện tại</w:t>
-            </w:r>
-          </w:p>
-        </w:tc>
-      </w:tr>
-      <w:tr>
-        <w:tc>
-          <w:tcPr>
-            <w:tcW w:w="2400" w:type="dxa"/>
-          </w:tcPr>
-          <w:p>
+          <w:p ns2:paraId="075DE44E" ns2:textId="77777777">
+            <w:r>
+              <w:t>/auth/logout</w:t>
+            </w:r>
+          </w:p>
+        </w:tc>
+        <w:tc>
+          <w:tcPr>
+            <w:tcW w:w="2400" w:type="dxa"/>
+          </w:tcPr>
+          <w:p ns2:paraId="380C473F" ns2:textId="77777777">
+            <w:r>
+              <w:t>Đăng xuất Done</w:t>
+            </w:r>
+          </w:p>
+        </w:tc>
+        <w:tc>
+          <w:tcPr>
+            <w:tcW w:w="2400" w:type="dxa"/>
+          </w:tcPr>
+          <w:p ns2:paraId="4A161D98" ns2:textId="77777777">
+            <w:r>
+              <w:t>Revoke token hiện tại</w:t>
+            </w:r>
+          </w:p>
+        </w:tc>
+      </w:tr>
+      <w:tr ns2:paraId="56C717A0" ns2:textId="77777777">
+        <w:tc>
+          <w:tcPr>
+            <w:tcW w:w="2400" w:type="dxa"/>
+          </w:tcPr>
+          <w:p ns2:paraId="61DD5C6E" ns2:textId="77777777">
             <w:r>
               <w:t>POST</w:t>
             </w:r>
@@ -841,39 +909,207 @@
           <w:tcPr>
             <w:tcW w:w="2400" w:type="dxa"/>
           </w:tcPr>
-          <w:p>
-            <w:r>
-              <w:t>/api/v1/auth/change-password (Done)</w:t>
-            </w:r>
-          </w:p>
-        </w:tc>
-        <w:tc>
-          <w:tcPr>
-            <w:tcW w:w="2400" w:type="dxa"/>
-          </w:tcPr>
-          <w:p>
-            <w:r>
-              <w:t>Đổi mật khẩu</w:t>
-            </w:r>
-          </w:p>
-        </w:tc>
-        <w:tc>
-          <w:tcPr>
-            <w:tcW w:w="2400" w:type="dxa"/>
-          </w:tcPr>
-          <w:p>
+          <w:p ns2:paraId="042FDD87" ns2:textId="77777777">
+            <w:r>
+              <w:t>/api/v1/auth/logout-all</w:t>
+            </w:r>
+          </w:p>
+        </w:tc>
+        <w:tc>
+          <w:tcPr>
+            <w:tcW w:w="2400" w:type="dxa"/>
+          </w:tcPr>
+          <w:p ns2:paraId="3B52374B" ns2:textId="77777777">
+            <w:r>
+              <w:t>Đăng xuất tất cả</w:t>
+            </w:r>
+          </w:p>
+        </w:tc>
+        <w:tc>
+          <w:tcPr>
+            <w:tcW w:w="2400" w:type="dxa"/>
+          </w:tcPr>
+          <w:p ns2:paraId="5C201B60" ns2:textId="77777777">
+            <w:r>
+              <w:t>Revoke toàn bộ refresh token của user</w:t>
+            </w:r>
+          </w:p>
+        </w:tc>
+      </w:tr>
+      <w:tr ns2:paraId="4521BF8C" ns2:textId="77777777">
+        <w:tc>
+          <w:tcPr>
+            <w:tcW w:w="2400" w:type="dxa"/>
+          </w:tcPr>
+          <w:p ns2:paraId="2EE24897" ns2:textId="77777777">
+            <w:r>
+              <w:t>POST</w:t>
+            </w:r>
+          </w:p>
+        </w:tc>
+        <w:tc>
+          <w:tcPr>
+            <w:tcW w:w="2400" w:type="dxa"/>
+          </w:tcPr>
+          <w:p ns2:paraId="3A079F2C" ns2:textId="77777777">
+            <w:r>
+              <w:t>/api/v1/auth/change-password</w:t>
+            </w:r>
+          </w:p>
+        </w:tc>
+        <w:tc>
+          <w:tcPr>
+            <w:tcW w:w="2400" w:type="dxa"/>
+          </w:tcPr>
+          <w:p ns2:paraId="51723E6A" ns2:textId="77777777">
+            <w:r>
+              <w:t>Đổi mật khẩu Done</w:t>
+            </w:r>
+          </w:p>
+        </w:tc>
+        <w:tc>
+          <w:tcPr>
+            <w:tcW w:w="2400" w:type="dxa"/>
+          </w:tcPr>
+          <w:p ns2:paraId="26D143C6" ns2:textId="77777777">
             <w:r>
               <w:t>Đổi mật khẩu user đang đăng nhập</w:t>
             </w:r>
           </w:p>
         </w:tc>
       </w:tr>
-      <w:tr>
-        <w:tc>
-          <w:tcPr>
-            <w:tcW w:w="2400" w:type="dxa"/>
-          </w:tcPr>
-          <w:p>
+      <w:tr ns2:paraId="02F215E0" ns2:textId="77777777">
+        <w:tc>
+          <w:tcPr>
+            <w:tcW w:w="2400" w:type="dxa"/>
+          </w:tcPr>
+          <w:p ns2:paraId="3ABE35AD" ns2:textId="77777777">
+            <w:r>
+              <w:t>POST</w:t>
+            </w:r>
+          </w:p>
+        </w:tc>
+        <w:tc>
+          <w:tcPr>
+            <w:tcW w:w="2400" w:type="dxa"/>
+          </w:tcPr>
+          <w:p ns2:paraId="2E1E0331" ns2:textId="77777777">
+            <w:r>
+              <w:t>/auth/userinfo</w:t>
+            </w:r>
+          </w:p>
+        </w:tc>
+        <w:tc>
+          <w:tcPr>
+            <w:tcW w:w="2400" w:type="dxa"/>
+          </w:tcPr>
+          <w:p ns2:paraId="506D445E" ns2:textId="77777777">
+            <w:r>
+              <w:t>Thông tin của tôi Done</w:t>
+            </w:r>
+          </w:p>
+        </w:tc>
+        <w:tc>
+          <w:tcPr>
+            <w:tcW w:w="2400" w:type="dxa"/>
+          </w:tcPr>
+          <w:p ns2:paraId="0AE4B4A0" ns2:textId="77777777">
+            <w:r>
+              <w:t>Lấy thông tin user theo token</w:t>
+            </w:r>
+          </w:p>
+        </w:tc>
+      </w:tr>
+      <w:tr ns2:paraId="4A453AC0" ns2:textId="77777777">
+        <w:tc>
+          <w:tcPr>
+            <w:tcW w:w="2400" w:type="dxa"/>
+          </w:tcPr>
+          <w:p ns2:paraId="1C3DEB40" ns2:textId="77777777">
+            <w:r>
+              <w:t>PATCH</w:t>
+            </w:r>
+          </w:p>
+        </w:tc>
+        <w:tc>
+          <w:tcPr>
+            <w:tcW w:w="2400" w:type="dxa"/>
+          </w:tcPr>
+          <w:p ns2:paraId="0E76A490" ns2:textId="77777777">
+            <w:r>
+              <w:t>/api/v1/auth/me/language</w:t>
+            </w:r>
+          </w:p>
+        </w:tc>
+        <w:tc>
+          <w:tcPr>
+            <w:tcW w:w="2400" w:type="dxa"/>
+          </w:tcPr>
+          <w:p ns2:paraId="7893D62A" ns2:textId="77777777">
+            <w:r>
+              <w:t>Cập nhật ngôn ngữ</w:t>
+            </w:r>
+          </w:p>
+        </w:tc>
+        <w:tc>
+          <w:tcPr>
+            <w:tcW w:w="2400" w:type="dxa"/>
+          </w:tcPr>
+          <w:p ns2:paraId="5A8C0FC1" ns2:textId="77777777">
+            <w:r>
+              <w:t>Đổi language của user</w:t>
+            </w:r>
+          </w:p>
+        </w:tc>
+      </w:tr>
+      <w:tr ns2:paraId="68B324A6" ns2:textId="77777777">
+        <w:tc>
+          <w:tcPr>
+            <w:tcW w:w="2400" w:type="dxa"/>
+          </w:tcPr>
+          <w:p ns2:paraId="5CEBB735" ns2:textId="77777777">
+            <w:r>
+              <w:t>POST</w:t>
+            </w:r>
+          </w:p>
+        </w:tc>
+        <w:tc>
+          <w:tcPr>
+            <w:tcW w:w="2400" w:type="dxa"/>
+          </w:tcPr>
+          <w:p ns2:paraId="59E055D4" ns2:textId="77777777">
+            <w:r>
+              <w:t>/auth/introspect</w:t>
+            </w:r>
+          </w:p>
+        </w:tc>
+        <w:tc>
+          <w:tcPr>
+            <w:tcW w:w="2400" w:type="dxa"/>
+          </w:tcPr>
+          <w:p ns2:paraId="0E497D3C" ns2:textId="77777777">
+            <w:r>
+              <w:t>Validate token Done</w:t>
+            </w:r>
+          </w:p>
+        </w:tc>
+        <w:tc>
+          <w:tcPr>
+            <w:tcW w:w="2400" w:type="dxa"/>
+          </w:tcPr>
+          <w:p ns2:paraId="34562AC2" ns2:textId="77777777">
+            <w:r>
+              <w:t>Kiểm tra token còn hợp lệ hay không</w:t>
+            </w:r>
+          </w:p>
+        </w:tc>
+      </w:tr>
+      <w:tr ns2:paraId="71C79B0F" ns2:textId="77777777">
+        <w:tc>
+          <w:tcPr>
+            <w:tcW w:w="2400" w:type="dxa"/>
+          </w:tcPr>
+          <w:p ns2:paraId="3B91DBC8" ns2:textId="77777777">
             <w:r>
               <w:t>GET</w:t>
             </w:r>
@@ -883,119 +1119,35 @@
           <w:tcPr>
             <w:tcW w:w="2400" w:type="dxa"/>
           </w:tcPr>
-          <w:p>
-            <w:r>
-              <w:t>/api/v1/auth/me (Done)</w:t>
-            </w:r>
-          </w:p>
-        </w:tc>
-        <w:tc>
-          <w:tcPr>
-            <w:tcW w:w="2400" w:type="dxa"/>
-          </w:tcPr>
-          <w:p>
-            <w:r>
-              <w:t>Thông tin của tôi</w:t>
-            </w:r>
-          </w:p>
-        </w:tc>
-        <w:tc>
-          <w:tcPr>
-            <w:tcW w:w="2400" w:type="dxa"/>
-          </w:tcPr>
-          <w:p>
-            <w:r>
-              <w:t>Lấy thông tin user hiện tại</w:t>
-            </w:r>
-          </w:p>
-        </w:tc>
-      </w:tr>
-      <w:tr>
-        <w:tc>
-          <w:tcPr>
-            <w:tcW w:w="2400" w:type="dxa"/>
-          </w:tcPr>
-          <w:p>
-            <w:r>
-              <w:t>GET</w:t>
-            </w:r>
-          </w:p>
-        </w:tc>
-        <w:tc>
-          <w:tcPr>
-            <w:tcW w:w="2400" w:type="dxa"/>
-          </w:tcPr>
-          <w:p>
-            <w:r>
-              <w:t>/internal/v1/verify/validate-token</w:t>
-            </w:r>
-          </w:p>
-        </w:tc>
-        <w:tc>
-          <w:tcPr>
-            <w:tcW w:w="2400" w:type="dxa"/>
-          </w:tcPr>
-          <w:p>
-            <w:r>
-              <w:t>Validate token</w:t>
-            </w:r>
-          </w:p>
-        </w:tc>
-        <w:tc>
-          <w:tcPr>
-            <w:tcW w:w="2400" w:type="dxa"/>
-          </w:tcPr>
-          <w:p>
-            <w:r>
-              <w:t>Gateway gọi để kiểm tra JWT</w:t>
-            </w:r>
-          </w:p>
-        </w:tc>
-      </w:tr>
-      <w:tr>
-        <w:tc>
-          <w:tcPr>
-            <w:tcW w:w="2400" w:type="dxa"/>
-          </w:tcPr>
-          <w:p>
-            <w:r>
-              <w:t>GET</w:t>
-            </w:r>
-          </w:p>
-        </w:tc>
-        <w:tc>
-          <w:tcPr>
-            <w:tcW w:w="2400" w:type="dxa"/>
-          </w:tcPr>
-          <w:p>
-            <w:r>
-              <w:t>/internal/v1/verify/user-info</w:t>
-            </w:r>
-          </w:p>
-        </w:tc>
-        <w:tc>
-          <w:tcPr>
-            <w:tcW w:w="2400" w:type="dxa"/>
-          </w:tcPr>
-          <w:p>
-            <w:r>
-              <w:t>User info nội bộ</w:t>
-            </w:r>
-          </w:p>
-        </w:tc>
-        <w:tc>
-          <w:tcPr>
-            <w:tcW w:w="2400" w:type="dxa"/>
-          </w:tcPr>
-          <w:p>
-            <w:r>
-              <w:t>Gateway lấy user info/role để gắn header</w:t>
+          <w:p ns2:paraId="65A95B93" ns2:textId="77777777">
+            <w:r>
+              <w:t>/users/{userId}/summary</w:t>
+            </w:r>
+          </w:p>
+        </w:tc>
+        <w:tc>
+          <w:tcPr>
+            <w:tcW w:w="2400" w:type="dxa"/>
+          </w:tcPr>
+          <w:p ns2:paraId="2D2B0107" ns2:textId="77777777">
+            <w:r>
+              <w:t>User summary</w:t>
+            </w:r>
+          </w:p>
+        </w:tc>
+        <w:tc>
+          <w:tcPr>
+            <w:tcW w:w="2400" w:type="dxa"/>
+          </w:tcPr>
+          <w:p ns2:paraId="65D32F39" ns2:textId="77777777">
+            <w:r>
+              <w:t>Lấy thông tin tóm tắt của user</w:t>
             </w:r>
           </w:p>
         </w:tc>
       </w:tr>
     </w:tbl>
-    <w:p>
+    <w:p ns2:paraId="11948A3C" ns2:textId="77777777">
       <w:pPr>
         <w:pStyle w:val="Heading1"/>
       </w:pPr>
@@ -1003,12 +1155,12 @@
         <w:t>4. Author Service</w:t>
       </w:r>
     </w:p>
-    <w:p>
+    <w:p ns2:paraId="0A87D5F9" ns2:textId="77777777">
       <w:r>
         <w:t>Service quản lý vai trò và quan hệ user-role. MVP chưa cần permission chi tiết, chỉ cần role cơ bản.</w:t>
       </w:r>
     </w:p>
-    <w:p>
+    <w:p ns2:paraId="18287173" ns2:textId="77777777">
       <w:pPr>
         <w:pStyle w:val="Heading2"/>
       </w:pPr>
@@ -1016,17 +1168,17 @@
         <w:t>Bảng dữ liệu:</w:t>
       </w:r>
     </w:p>
-    <w:p>
+    <w:p ns2:paraId="629500E6" ns2:textId="77777777">
       <w:r>
         <w:t>• tbl_roles</w:t>
       </w:r>
     </w:p>
-    <w:p>
+    <w:p ns2:paraId="09505345" ns2:textId="77777777">
       <w:r>
         <w:t>• tbl_user_roles</w:t>
       </w:r>
     </w:p>
-    <w:p>
+    <w:p ns2:paraId="69973E21" ns2:textId="77777777">
       <w:pPr>
         <w:pStyle w:val="Heading2"/>
       </w:pPr>
@@ -1035,27 +1187,37 @@
         <w:t>Chức năng cần triển khai:</w:t>
       </w:r>
     </w:p>
-    <w:p>
+    <w:p ns2:paraId="6A375D70" ns2:textId="77777777">
       <w:r>
         <w:t>• CRUD role.</w:t>
       </w:r>
     </w:p>
-    <w:p>
+    <w:p ns2:paraId="69088FA4" ns2:textId="77777777">
       <w:r>
         <w:t>• Gán role cho user.</w:t>
       </w:r>
     </w:p>
-    <w:p>
+    <w:p ns2:paraId="087B6D62" ns2:textId="77777777">
+      <w:r>
+        <w:t>• Gỡ role khỏi user.</w:t>
+      </w:r>
+    </w:p>
+    <w:p ns2:paraId="0220042C" ns2:textId="77777777">
       <w:r>
         <w:t>• Lấy role của user.</w:t>
       </w:r>
     </w:p>
-    <w:p>
+    <w:p ns2:paraId="214CCEF9" ns2:textId="77777777">
+      <w:r>
+        <w:t>• Kiểm tra user có role nào.</w:t>
+      </w:r>
+    </w:p>
+    <w:p ns2:paraId="1AACE8C6" ns2:textId="77777777">
       <w:r>
         <w:t>• Lấy danh sách user theo role để notice-service gửi thông báo.</w:t>
       </w:r>
     </w:p>
-    <w:p>
+    <w:p ns2:paraId="766AB4E4" ns2:textId="77777777">
       <w:pPr>
         <w:pStyle w:val="Heading2"/>
       </w:pPr>
@@ -1076,12 +1238,12 @@
         <w:gridCol w:w="2147"/>
         <w:gridCol w:w="2169"/>
       </w:tblGrid>
-      <w:tr>
-        <w:tc>
-          <w:tcPr>
-            <w:tcW w:w="2400" w:type="dxa"/>
-          </w:tcPr>
-          <w:p>
+      <w:tr ns2:paraId="57E6C556" ns2:textId="77777777">
+        <w:tc>
+          <w:tcPr>
+            <w:tcW w:w="2400" w:type="dxa"/>
+          </w:tcPr>
+          <w:p ns2:paraId="76AA7B2C" ns2:textId="77777777">
             <w:r>
               <w:rPr>
                 <w:b/>
@@ -1094,7 +1256,7 @@
           <w:tcPr>
             <w:tcW w:w="2400" w:type="dxa"/>
           </w:tcPr>
-          <w:p>
+          <w:p ns2:paraId="054439DA" ns2:textId="77777777">
             <w:r>
               <w:rPr>
                 <w:b/>
@@ -1107,7 +1269,7 @@
           <w:tcPr>
             <w:tcW w:w="2400" w:type="dxa"/>
           </w:tcPr>
-          <w:p>
+          <w:p ns2:paraId="256C2535" ns2:textId="77777777">
             <w:r>
               <w:rPr>
                 <w:b/>
@@ -1120,7 +1282,7 @@
           <w:tcPr>
             <w:tcW w:w="2400" w:type="dxa"/>
           </w:tcPr>
-          <w:p>
+          <w:p ns2:paraId="40DC20E5" ns2:textId="77777777">
             <w:r>
               <w:rPr>
                 <w:b/>
@@ -1130,12 +1292,12 @@
           </w:p>
         </w:tc>
       </w:tr>
-      <w:tr>
-        <w:tc>
-          <w:tcPr>
-            <w:tcW w:w="2400" w:type="dxa"/>
-          </w:tcPr>
-          <w:p>
+      <w:tr ns2:paraId="4433EE85" ns2:textId="77777777">
+        <w:tc>
+          <w:tcPr>
+            <w:tcW w:w="2400" w:type="dxa"/>
+          </w:tcPr>
+          <w:p ns2:paraId="4B2D4D68" ns2:textId="77777777">
             <w:r>
               <w:t>GET</w:t>
             </w:r>
@@ -1145,45 +1307,45 @@
           <w:tcPr>
             <w:tcW w:w="2400" w:type="dxa"/>
           </w:tcPr>
-          <w:p>
-            <w:r>
-              <w:t>/api/v1/roles (Done)</w:t>
-            </w:r>
-          </w:p>
-        </w:tc>
-        <w:tc>
-          <w:tcPr>
-            <w:tcW w:w="2400" w:type="dxa"/>
-          </w:tcPr>
-          <w:p>
-            <w:r>
-              <w:t>Danh sách role</w:t>
+          <w:p ns2:paraId="23FF6E77" ns2:textId="77777777">
+            <w:r>
+              <w:t>/admin/permissions -&gt; /api/v1/permissions</w:t>
+            </w:r>
+          </w:p>
+        </w:tc>
+        <w:tc>
+          <w:tcPr>
+            <w:tcW w:w="2400" w:type="dxa"/>
+          </w:tcPr>
+          <w:p ns2:paraId="193DA359" ns2:textId="77777777">
+            <w:r>
+              <w:t>Danh sách permission Done</w:t>
             </w:r>
             <w:r>
               <w:rPr>
                 <w:b/>
               </w:rPr>
-              <w:t xml:space="preserve"> [BASE-SERVICE]</w:t>
-            </w:r>
-          </w:p>
-        </w:tc>
-        <w:tc>
-          <w:tcPr>
-            <w:tcW w:w="2400" w:type="dxa"/>
-          </w:tcPr>
-          <w:p>
-            <w:r>
-              <w:t>Tìm kiếm/filter role</w:t>
-            </w:r>
-          </w:p>
-        </w:tc>
-      </w:tr>
-      <w:tr>
-        <w:tc>
-          <w:tcPr>
-            <w:tcW w:w="2400" w:type="dxa"/>
-          </w:tcPr>
-          <w:p>
+              <w:t xml:space="preserve"/>
+            </w:r>
+          </w:p>
+        </w:tc>
+        <w:tc>
+          <w:tcPr>
+            <w:tcW w:w="2400" w:type="dxa"/>
+          </w:tcPr>
+          <w:p ns2:paraId="6CB0582F" ns2:textId="77777777">
+            <w:r>
+              <w:t>Gateway path lấy danh sách quyền; author-service xử lý tại /api/v1/permissions</w:t>
+            </w:r>
+          </w:p>
+        </w:tc>
+      </w:tr>
+      <w:tr ns2:paraId="1E86BCA7" ns2:textId="77777777">
+        <w:tc>
+          <w:tcPr>
+            <w:tcW w:w="2400" w:type="dxa"/>
+          </w:tcPr>
+          <w:p ns2:paraId="1752504A" ns2:textId="77777777">
             <w:r>
               <w:t>GET</w:t>
             </w:r>
@@ -1193,45 +1355,45 @@
           <w:tcPr>
             <w:tcW w:w="2400" w:type="dxa"/>
           </w:tcPr>
-          <w:p>
-            <w:r>
-              <w:t>/api/v1/roles/{roleCode} (Done)</w:t>
-            </w:r>
-          </w:p>
-        </w:tc>
-        <w:tc>
-          <w:tcPr>
-            <w:tcW w:w="2400" w:type="dxa"/>
-          </w:tcPr>
-          <w:p>
-            <w:r>
-              <w:t>Chi tiết role</w:t>
+          <w:p ns2:paraId="4BDEF6E8" ns2:textId="77777777">
+            <w:r>
+              <w:t>/admin/permissions/staff</w:t>
+            </w:r>
+          </w:p>
+        </w:tc>
+        <w:tc>
+          <w:tcPr>
+            <w:tcW w:w="2400" w:type="dxa"/>
+          </w:tcPr>
+          <w:p ns2:paraId="43B2FBD2" ns2:textId="77777777">
+            <w:r>
+              <w:t>Danh sách staff account Done</w:t>
             </w:r>
             <w:r>
               <w:rPr>
                 <w:b/>
               </w:rPr>
-              <w:t xml:space="preserve"> [BASE-SERVICE]</w:t>
-            </w:r>
-          </w:p>
-        </w:tc>
-        <w:tc>
-          <w:tcPr>
-            <w:tcW w:w="2400" w:type="dxa"/>
-          </w:tcPr>
-          <w:p>
-            <w:r>
-              <w:t>Xem thông tin role</w:t>
-            </w:r>
-          </w:p>
-        </w:tc>
-      </w:tr>
-      <w:tr>
-        <w:tc>
-          <w:tcPr>
-            <w:tcW w:w="2400" w:type="dxa"/>
-          </w:tcPr>
-          <w:p>
+              <w:t xml:space="preserve"/>
+            </w:r>
+          </w:p>
+        </w:tc>
+        <w:tc>
+          <w:tcPr>
+            <w:tcW w:w="2400" w:type="dxa"/>
+          </w:tcPr>
+          <w:p ns2:paraId="44738373" ns2:textId="77777777">
+            <w:r>
+              <w:t>Lấy danh sách tài khoản staff và quyền</w:t>
+            </w:r>
+          </w:p>
+        </w:tc>
+      </w:tr>
+      <w:tr ns2:paraId="7DADB941" ns2:textId="77777777">
+        <w:tc>
+          <w:tcPr>
+            <w:tcW w:w="2400" w:type="dxa"/>
+          </w:tcPr>
+          <w:p ns2:paraId="32001F65" ns2:textId="77777777">
             <w:r>
               <w:t>POST</w:t>
             </w:r>
@@ -1241,39 +1403,45 @@
           <w:tcPr>
             <w:tcW w:w="2400" w:type="dxa"/>
           </w:tcPr>
-          <w:p>
-            <w:r>
-              <w:t>/api/v1/user-roles (Done)</w:t>
-            </w:r>
-          </w:p>
-        </w:tc>
-        <w:tc>
-          <w:tcPr>
-            <w:tcW w:w="2400" w:type="dxa"/>
-          </w:tcPr>
-          <w:p>
-            <w:r>
-              <w:t>Gán role</w:t>
-            </w:r>
-          </w:p>
-        </w:tc>
-        <w:tc>
-          <w:tcPr>
-            <w:tcW w:w="2400" w:type="dxa"/>
-          </w:tcPr>
-          <w:p>
-            <w:r>
-              <w:t>Gán role cho user</w:t>
-            </w:r>
-          </w:p>
-        </w:tc>
-      </w:tr>
-      <w:tr>
-        <w:tc>
-          <w:tcPr>
-            <w:tcW w:w="2400" w:type="dxa"/>
-          </w:tcPr>
-          <w:p>
+          <w:p ns2:paraId="49C13F88" ns2:textId="77777777">
+            <w:r>
+              <w:t>/admin/permissions/staff -&gt; /api/v1/permissions/staff</w:t>
+            </w:r>
+          </w:p>
+        </w:tc>
+        <w:tc>
+          <w:tcPr>
+            <w:tcW w:w="2400" w:type="dxa"/>
+          </w:tcPr>
+          <w:p ns2:paraId="15AF1615" ns2:textId="77777777">
+            <w:r>
+              <w:t>Tạo staff account Done</w:t>
+            </w:r>
+            <w:r>
+              <w:rPr>
+                <w:b/>
+              </w:rPr>
+              <w:t xml:space="preserve"/>
+            </w:r>
+          </w:p>
+        </w:tc>
+        <w:tc>
+          <w:tcPr>
+            <w:tcW w:w="2400" w:type="dxa"/>
+          </w:tcPr>
+          <w:p ns2:paraId="78EED6A7" ns2:textId="77777777">
+            <w:r>
+              <w:t>Gateway path tạo tài khoản instructor; author-service gọi authn-service tạo user rồi gán role INSTRUCTOR</w:t>
+            </w:r>
+          </w:p>
+        </w:tc>
+      </w:tr>
+      <w:tr ns2:paraId="6FC2C928" ns2:textId="77777777">
+        <w:tc>
+          <w:tcPr>
+            <w:tcW w:w="2400" w:type="dxa"/>
+          </w:tcPr>
+          <w:p ns2:paraId="0CA8E4BC" ns2:textId="77777777">
             <w:r>
               <w:t>GET</w:t>
             </w:r>
@@ -1283,39 +1451,177 @@
           <w:tcPr>
             <w:tcW w:w="2400" w:type="dxa"/>
           </w:tcPr>
-          <w:p>
-            <w:r>
-              <w:t>/api/v1/users/{userId}/roles (Done)</w:t>
-            </w:r>
-          </w:p>
-        </w:tc>
-        <w:tc>
-          <w:tcPr>
-            <w:tcW w:w="2400" w:type="dxa"/>
-          </w:tcPr>
-          <w:p>
-            <w:r>
-              <w:t>Role của user</w:t>
-            </w:r>
-          </w:p>
-        </w:tc>
-        <w:tc>
-          <w:tcPr>
-            <w:tcW w:w="2400" w:type="dxa"/>
-          </w:tcPr>
-          <w:p>
-            <w:r>
-              <w:t>Lấy danh sách role theo user</w:t>
-            </w:r>
-          </w:p>
-        </w:tc>
-      </w:tr>
-      <w:tr>
-        <w:tc>
-          <w:tcPr>
-            <w:tcW w:w="2400" w:type="dxa"/>
-          </w:tcPr>
-          <w:p>
+          <w:p ns2:paraId="465BA5FC" ns2:textId="77777777">
+            <w:r>
+              <w:t>/admin/permissions/staff/{accountId}</w:t>
+            </w:r>
+          </w:p>
+        </w:tc>
+        <w:tc>
+          <w:tcPr>
+            <w:tcW w:w="2400" w:type="dxa"/>
+          </w:tcPr>
+          <w:p ns2:paraId="44FB9C66" ns2:textId="77777777">
+            <w:r>
+              <w:t>Chi tiết quyền staff Done</w:t>
+            </w:r>
+            <w:r>
+              <w:rPr>
+                <w:b/>
+              </w:rPr>
+              <w:t xml:space="preserve"/>
+            </w:r>
+          </w:p>
+        </w:tc>
+        <w:tc>
+          <w:tcPr>
+            <w:tcW w:w="2400" w:type="dxa"/>
+          </w:tcPr>
+          <w:p ns2:paraId="03ABC575" ns2:textId="77777777">
+            <w:r>
+              <w:t>Xem quyền của một staff account</w:t>
+            </w:r>
+          </w:p>
+        </w:tc>
+      </w:tr>
+      <w:tr ns2:paraId="07C3095B" ns2:textId="77777777">
+        <w:tc>
+          <w:tcPr>
+            <w:tcW w:w="2400" w:type="dxa"/>
+          </w:tcPr>
+          <w:p ns2:paraId="1EABF174" ns2:textId="77777777">
+            <w:r>
+              <w:t>PUT</w:t>
+            </w:r>
+          </w:p>
+        </w:tc>
+        <w:tc>
+          <w:tcPr>
+            <w:tcW w:w="2400" w:type="dxa"/>
+          </w:tcPr>
+          <w:p ns2:paraId="455AB499" ns2:textId="77777777">
+            <w:r>
+              <w:t>/admin/permissions/staff/{accountId}</w:t>
+            </w:r>
+          </w:p>
+        </w:tc>
+        <w:tc>
+          <w:tcPr>
+            <w:tcW w:w="2400" w:type="dxa"/>
+          </w:tcPr>
+          <w:p ns2:paraId="43CF3A08" ns2:textId="77777777">
+            <w:r>
+              <w:t>Cập nhật quyền staff Done</w:t>
+            </w:r>
+            <w:r>
+              <w:rPr>
+                <w:b/>
+              </w:rPr>
+              <w:t xml:space="preserve"/>
+            </w:r>
+          </w:p>
+        </w:tc>
+        <w:tc>
+          <w:tcPr>
+            <w:tcW w:w="2400" w:type="dxa"/>
+          </w:tcPr>
+          <w:p ns2:paraId="7FF226AF" ns2:textId="77777777">
+            <w:r>
+              <w:t>Cập nhật danh sách permission của staff</w:t>
+            </w:r>
+          </w:p>
+        </w:tc>
+      </w:tr>
+      <w:tr ns2:paraId="0745C946" ns2:textId="77777777">
+        <w:tc>
+          <w:tcPr>
+            <w:tcW w:w="2400" w:type="dxa"/>
+          </w:tcPr>
+          <w:p ns2:paraId="604A8C3F" ns2:textId="77777777">
+            <w:r>
+              <w:t>PUT</w:t>
+            </w:r>
+          </w:p>
+        </w:tc>
+        <w:tc>
+          <w:tcPr>
+            <w:tcW w:w="2400" w:type="dxa"/>
+          </w:tcPr>
+          <w:p ns2:paraId="26F342D3" ns2:textId="77777777">
+            <w:r>
+              <w:t>/admin/permissions/staff/{accountId}/status</w:t>
+            </w:r>
+          </w:p>
+        </w:tc>
+        <w:tc>
+          <w:tcPr>
+            <w:tcW w:w="2400" w:type="dxa"/>
+          </w:tcPr>
+          <w:p ns2:paraId="5D576EBE" ns2:textId="77777777">
+            <w:r>
+              <w:t>Cập nhật trạng thái staff Done</w:t>
+            </w:r>
+          </w:p>
+        </w:tc>
+        <w:tc>
+          <w:tcPr>
+            <w:tcW w:w="2400" w:type="dxa"/>
+          </w:tcPr>
+          <w:p ns2:paraId="7E4063E8" ns2:textId="77777777">
+            <w:r>
+              <w:t>Khóa/mở trạng thái tài khoản staff</w:t>
+            </w:r>
+          </w:p>
+        </w:tc>
+      </w:tr>
+      <w:tr ns2:paraId="490284F5" ns2:textId="77777777">
+        <w:tc>
+          <w:tcPr>
+            <w:tcW w:w="2400" w:type="dxa"/>
+          </w:tcPr>
+          <w:p ns2:paraId="1B473E00" ns2:textId="77777777">
+            <w:r>
+              <w:t>PUT</w:t>
+            </w:r>
+          </w:p>
+        </w:tc>
+        <w:tc>
+          <w:tcPr>
+            <w:tcW w:w="2400" w:type="dxa"/>
+          </w:tcPr>
+          <w:p ns2:paraId="172248FD" ns2:textId="77777777">
+            <w:r>
+              <w:t>/admin/permissions/staff/{accountId}/reset-password</w:t>
+            </w:r>
+          </w:p>
+        </w:tc>
+        <w:tc>
+          <w:tcPr>
+            <w:tcW w:w="2400" w:type="dxa"/>
+          </w:tcPr>
+          <w:p ns2:paraId="1956D439" ns2:textId="77777777">
+            <w:r>
+              <w:t>Reset mật khẩu staff Done</w:t>
+            </w:r>
+          </w:p>
+        </w:tc>
+        <w:tc>
+          <w:tcPr>
+            <w:tcW w:w="2400" w:type="dxa"/>
+          </w:tcPr>
+          <w:p ns2:paraId="33185F08" ns2:textId="77777777">
+            <w:r>
+              <w:t>Admin đặt lại mật khẩu cho staff</w:t>
+            </w:r>
+          </w:p>
+        </w:tc>
+      </w:tr>
+      <w:tr ns2:paraId="51525662" ns2:textId="77777777">
+        <w:tc>
+          <w:tcPr>
+            <w:tcW w:w="2400" w:type="dxa"/>
+          </w:tcPr>
+          <w:p ns2:paraId="00B376B0" ns2:textId="77777777">
             <w:r>
               <w:t>GET</w:t>
             </w:r>
@@ -1325,35 +1631,77 @@
           <w:tcPr>
             <w:tcW w:w="2400" w:type="dxa"/>
           </w:tcPr>
-          <w:p>
-            <w:r>
-              <w:t>/internal/v1/roles/{roleCode}/users (Done)</w:t>
-            </w:r>
-          </w:p>
-        </w:tc>
-        <w:tc>
-          <w:tcPr>
-            <w:tcW w:w="2400" w:type="dxa"/>
-          </w:tcPr>
-          <w:p>
-            <w:r>
-              <w:t>User theo role</w:t>
-            </w:r>
-          </w:p>
-        </w:tc>
-        <w:tc>
-          <w:tcPr>
-            <w:tcW w:w="2400" w:type="dxa"/>
-          </w:tcPr>
-          <w:p>
-            <w:r>
-              <w:t>Notice-service gọi để lấy user nhận thông báo</w:t>
+          <w:p ns2:paraId="7FDCDC94" ns2:textId="77777777">
+            <w:r>
+              <w:t>/staff-activity/me</w:t>
+            </w:r>
+          </w:p>
+        </w:tc>
+        <w:tc>
+          <w:tcPr>
+            <w:tcW w:w="2400" w:type="dxa"/>
+          </w:tcPr>
+          <w:p ns2:paraId="57072522" ns2:textId="77777777">
+            <w:r>
+              <w:t>Hoạt động của tôi Done</w:t>
+            </w:r>
+          </w:p>
+        </w:tc>
+        <w:tc>
+          <w:tcPr>
+            <w:tcW w:w="2400" w:type="dxa"/>
+          </w:tcPr>
+          <w:p ns2:paraId="48286909" ns2:textId="77777777">
+            <w:r>
+              <w:t>Lấy lịch sử hoạt động/check-in của staff hiện tại</w:t>
+            </w:r>
+          </w:p>
+        </w:tc>
+      </w:tr>
+      <w:tr ns2:paraId="1D241415" ns2:textId="77777777">
+        <w:tc>
+          <w:tcPr>
+            <w:tcW w:w="2400" w:type="dxa"/>
+          </w:tcPr>
+          <w:p ns2:paraId="5EC8DED1" ns2:textId="77777777">
+            <w:r>
+              <w:t>GET</w:t>
+            </w:r>
+          </w:p>
+        </w:tc>
+        <w:tc>
+          <w:tcPr>
+            <w:tcW w:w="2400" w:type="dxa"/>
+          </w:tcPr>
+          <w:p ns2:paraId="5B18E35F" ns2:textId="77777777">
+            <w:r>
+              <w:t>/staff-activity</w:t>
+            </w:r>
+          </w:p>
+        </w:tc>
+        <w:tc>
+          <w:tcPr>
+            <w:tcW w:w="2400" w:type="dxa"/>
+          </w:tcPr>
+          <w:p ns2:paraId="64D79F7B" ns2:textId="77777777">
+            <w:r>
+              <w:t>Danh sách hoạt động staff Done</w:t>
+            </w:r>
+          </w:p>
+        </w:tc>
+        <w:tc>
+          <w:tcPr>
+            <w:tcW w:w="2400" w:type="dxa"/>
+          </w:tcPr>
+          <w:p ns2:paraId="3F0E2812" ns2:textId="77777777">
+            <w:r>
+              <w:t>Admin xem danh sách hoạt động staff</w:t>
             </w:r>
           </w:p>
         </w:tc>
       </w:tr>
     </w:tbl>
-    <w:p>
+    <w:p ns2:paraId="0C231F6E" ns2:textId="77777777">
       <w:pPr>
         <w:pStyle w:val="Heading1"/>
       </w:pPr>
@@ -1361,12 +1709,12 @@
         <w:t>5. Course Service</w:t>
       </w:r>
     </w:p>
-    <w:p>
+    <w:p ns2:paraId="3A798279" ns2:textId="77777777">
       <w:r>
         <w:t>Service quản lý danh mục khóa học, khóa học, bài học, tài nguyên bài học và ảnh/file liên quan.</w:t>
       </w:r>
     </w:p>
-    <w:p>
+    <w:p ns2:paraId="628F28AF" ns2:textId="77777777">
       <w:pPr>
         <w:pStyle w:val="Heading2"/>
       </w:pPr>
@@ -1374,33 +1722,33 @@
         <w:t>Bảng dữ liệu:</w:t>
       </w:r>
     </w:p>
-    <w:p>
+    <w:p ns2:paraId="29189B6A" ns2:textId="77777777">
       <w:r>
         <w:t>• tbl_course_categories</w:t>
       </w:r>
     </w:p>
-    <w:p>
+    <w:p ns2:paraId="300F032E" ns2:textId="77777777">
       <w:r>
         <w:t>• tbl_courses</w:t>
       </w:r>
     </w:p>
-    <w:p>
+    <w:p ns2:paraId="4AF9D51A" ns2:textId="77777777">
       <w:r>
         <w:t>• tbl_lessons</w:t>
       </w:r>
     </w:p>
-    <w:p>
+    <w:p ns2:paraId="6D7114AB" ns2:textId="77777777">
       <w:r>
         <w:lastRenderedPageBreak/>
         <w:t>• tbl_lesson_resources</w:t>
       </w:r>
     </w:p>
-    <w:p>
+    <w:p ns2:paraId="2632D63D" ns2:textId="77777777">
       <w:r>
         <w:t>• tbl_images</w:t>
       </w:r>
     </w:p>
-    <w:p>
+    <w:p ns2:paraId="0751AE37" ns2:textId="77777777">
       <w:pPr>
         <w:pStyle w:val="Heading2"/>
       </w:pPr>
@@ -1408,67 +1756,67 @@
         <w:t>Chức năng cần triển khai:</w:t>
       </w:r>
     </w:p>
-    <w:p>
+    <w:p ns2:paraId="63953577" ns2:textId="77777777">
       <w:r>
         <w:t>• CRUD danh mục khóa học.</w:t>
       </w:r>
     </w:p>
-    <w:p>
+    <w:p ns2:paraId="6E310CFD" ns2:textId="77777777">
       <w:r>
         <w:t>• CRUD khóa học.</w:t>
       </w:r>
     </w:p>
-    <w:p>
+    <w:p ns2:paraId="6ACC424A" ns2:textId="77777777">
       <w:r>
         <w:t>• Instructor tạo khóa học DRAFT.</w:t>
       </w:r>
     </w:p>
-    <w:p>
+    <w:p ns2:paraId="3917FECE" ns2:textId="77777777">
       <w:r>
         <w:t>• Instructor submit khóa học để admin duyệt.</w:t>
       </w:r>
     </w:p>
-    <w:p>
+    <w:p ns2:paraId="6896EA4B" ns2:textId="77777777">
       <w:r>
         <w:t>• Admin approve/reject khóa học.</w:t>
       </w:r>
     </w:p>
-    <w:p>
+    <w:p ns2:paraId="00A727B3" ns2:textId="77777777">
       <w:r>
         <w:t>• Publish/archive khóa học.</w:t>
       </w:r>
     </w:p>
-    <w:p>
+    <w:p ns2:paraId="27AAB973" ns2:textId="77777777">
       <w:r>
         <w:t>• Student xem course PUBLISHED.</w:t>
       </w:r>
     </w:p>
-    <w:p>
+    <w:p ns2:paraId="5B9925D4" ns2:textId="77777777">
       <w:r>
         <w:t>• CRUD bài học.</w:t>
       </w:r>
     </w:p>
-    <w:p>
+    <w:p ns2:paraId="1D4D0C13" ns2:textId="77777777">
       <w:r>
         <w:t>• Sắp xếp bài học.</w:t>
       </w:r>
     </w:p>
-    <w:p>
+    <w:p ns2:paraId="2FD4ECCD" ns2:textId="77777777">
       <w:r>
         <w:t>• Upload ảnh khóa học.</w:t>
       </w:r>
     </w:p>
-    <w:p>
+    <w:p ns2:paraId="168D3B48" ns2:textId="77777777">
       <w:r>
         <w:t>• Upload tài liệu bài học qua MinIO.</w:t>
       </w:r>
     </w:p>
-    <w:p>
+    <w:p ns2:paraId="43280595" ns2:textId="77777777">
       <w:r>
         <w:t>• Lưu link video bài học.</w:t>
       </w:r>
     </w:p>
-    <w:p>
+    <w:p ns2:paraId="716B0975" ns2:textId="77777777">
       <w:pPr>
         <w:pStyle w:val="Heading2"/>
       </w:pPr>
@@ -1489,12 +1837,12 @@
         <w:gridCol w:w="2167"/>
         <w:gridCol w:w="2171"/>
       </w:tblGrid>
-      <w:tr>
-        <w:tc>
-          <w:tcPr>
-            <w:tcW w:w="2400" w:type="dxa"/>
-          </w:tcPr>
-          <w:p>
+      <w:tr ns2:paraId="4D24B780" ns2:textId="77777777">
+        <w:tc>
+          <w:tcPr>
+            <w:tcW w:w="2400" w:type="dxa"/>
+          </w:tcPr>
+          <w:p ns2:paraId="3256AFA9" ns2:textId="77777777">
             <w:r>
               <w:rPr>
                 <w:b/>
@@ -1507,7 +1855,7 @@
           <w:tcPr>
             <w:tcW w:w="2400" w:type="dxa"/>
           </w:tcPr>
-          <w:p>
+          <w:p ns2:paraId="429DBE49" ns2:textId="77777777">
             <w:r>
               <w:rPr>
                 <w:b/>
@@ -1520,7 +1868,7 @@
           <w:tcPr>
             <w:tcW w:w="2400" w:type="dxa"/>
           </w:tcPr>
-          <w:p>
+          <w:p ns2:paraId="3899D2D5" ns2:textId="77777777">
             <w:r>
               <w:rPr>
                 <w:b/>
@@ -1533,7 +1881,7 @@
           <w:tcPr>
             <w:tcW w:w="2400" w:type="dxa"/>
           </w:tcPr>
-          <w:p>
+          <w:p ns2:paraId="003A06D5" ns2:textId="77777777">
             <w:r>
               <w:rPr>
                 <w:b/>
@@ -1543,12 +1891,12 @@
           </w:p>
         </w:tc>
       </w:tr>
-      <w:tr>
-        <w:tc>
-          <w:tcPr>
-            <w:tcW w:w="2400" w:type="dxa"/>
-          </w:tcPr>
-          <w:p>
+      <w:tr ns2:paraId="061EFA39" ns2:textId="77777777">
+        <w:tc>
+          <w:tcPr>
+            <w:tcW w:w="2400" w:type="dxa"/>
+          </w:tcPr>
+          <w:p ns2:paraId="14A08418" ns2:textId="77777777">
             <w:r>
               <w:t>GET</w:t>
             </w:r>
@@ -1558,7 +1906,7 @@
           <w:tcPr>
             <w:tcW w:w="2400" w:type="dxa"/>
           </w:tcPr>
-          <w:p>
+          <w:p ns2:paraId="6CF83F5E" ns2:textId="77777777">
             <w:r>
               <w:t>/api/v1/course-categories</w:t>
             </w:r>
@@ -1568,7 +1916,7 @@
           <w:tcPr>
             <w:tcW w:w="2400" w:type="dxa"/>
           </w:tcPr>
-          <w:p>
+          <w:p ns2:paraId="0AA3F143" ns2:textId="77777777">
             <w:r>
               <w:t>Danh sách danh mục</w:t>
             </w:r>
@@ -1584,19 +1932,19 @@
           <w:tcPr>
             <w:tcW w:w="2400" w:type="dxa"/>
           </w:tcPr>
-          <w:p>
+          <w:p ns2:paraId="4E6B5169" ns2:textId="77777777">
             <w:r>
               <w:t>Filter/search danh mục khóa học</w:t>
             </w:r>
           </w:p>
         </w:tc>
       </w:tr>
-      <w:tr>
-        <w:tc>
-          <w:tcPr>
-            <w:tcW w:w="2400" w:type="dxa"/>
-          </w:tcPr>
-          <w:p>
+      <w:tr ns2:paraId="3ACE3440" ns2:textId="77777777">
+        <w:tc>
+          <w:tcPr>
+            <w:tcW w:w="2400" w:type="dxa"/>
+          </w:tcPr>
+          <w:p ns2:paraId="6D71FE59" ns2:textId="77777777">
             <w:r>
               <w:t>POST</w:t>
             </w:r>
@@ -1606,7 +1954,7 @@
           <w:tcPr>
             <w:tcW w:w="2400" w:type="dxa"/>
           </w:tcPr>
-          <w:p>
+          <w:p ns2:paraId="49378B86" ns2:textId="77777777">
             <w:r>
               <w:t>/api/v1/course-categories</w:t>
             </w:r>
@@ -1616,7 +1964,7 @@
           <w:tcPr>
             <w:tcW w:w="2400" w:type="dxa"/>
           </w:tcPr>
-          <w:p>
+          <w:p ns2:paraId="72F082CC" ns2:textId="77777777">
             <w:r>
               <w:t>Tạo danh mục</w:t>
             </w:r>
@@ -1632,19 +1980,19 @@
           <w:tcPr>
             <w:tcW w:w="2400" w:type="dxa"/>
           </w:tcPr>
-          <w:p>
+          <w:p ns2:paraId="0FD6B443" ns2:textId="77777777">
             <w:r>
               <w:t>Tạo danh mục khóa học</w:t>
             </w:r>
           </w:p>
         </w:tc>
       </w:tr>
-      <w:tr>
-        <w:tc>
-          <w:tcPr>
-            <w:tcW w:w="2400" w:type="dxa"/>
-          </w:tcPr>
-          <w:p>
+      <w:tr ns2:paraId="4E590A7A" ns2:textId="77777777">
+        <w:tc>
+          <w:tcPr>
+            <w:tcW w:w="2400" w:type="dxa"/>
+          </w:tcPr>
+          <w:p ns2:paraId="13B740C9" ns2:textId="77777777">
             <w:r>
               <w:t>PUT</w:t>
             </w:r>
@@ -1654,7 +2002,7 @@
           <w:tcPr>
             <w:tcW w:w="2400" w:type="dxa"/>
           </w:tcPr>
-          <w:p>
+          <w:p ns2:paraId="783D2812" ns2:textId="77777777">
             <w:r>
               <w:t>/api/v1/course-categories/{id}</w:t>
             </w:r>
@@ -1664,7 +2012,7 @@
           <w:tcPr>
             <w:tcW w:w="2400" w:type="dxa"/>
           </w:tcPr>
-          <w:p>
+          <w:p ns2:paraId="5D373E90" ns2:textId="77777777">
             <w:r>
               <w:t>Cập nhật danh mục</w:t>
             </w:r>
@@ -1680,19 +2028,19 @@
           <w:tcPr>
             <w:tcW w:w="2400" w:type="dxa"/>
           </w:tcPr>
-          <w:p>
+          <w:p ns2:paraId="2B67F61A" ns2:textId="77777777">
             <w:r>
               <w:t>Sửa danh mục</w:t>
             </w:r>
           </w:p>
         </w:tc>
       </w:tr>
-      <w:tr>
-        <w:tc>
-          <w:tcPr>
-            <w:tcW w:w="2400" w:type="dxa"/>
-          </w:tcPr>
-          <w:p>
+      <w:tr ns2:paraId="4BB81412" ns2:textId="77777777">
+        <w:tc>
+          <w:tcPr>
+            <w:tcW w:w="2400" w:type="dxa"/>
+          </w:tcPr>
+          <w:p ns2:paraId="48F3CBA7" ns2:textId="77777777">
             <w:r>
               <w:t>DELETE</w:t>
             </w:r>
@@ -1702,7 +2050,7 @@
           <w:tcPr>
             <w:tcW w:w="2400" w:type="dxa"/>
           </w:tcPr>
-          <w:p>
+          <w:p ns2:paraId="4BD89DA2" ns2:textId="77777777">
             <w:r>
               <w:t>/api/v1/course-categories/{id}</w:t>
             </w:r>
@@ -1712,7 +2060,7 @@
           <w:tcPr>
             <w:tcW w:w="2400" w:type="dxa"/>
           </w:tcPr>
-          <w:p>
+          <w:p ns2:paraId="50243322" ns2:textId="77777777">
             <w:r>
               <w:t>Xóa danh mục</w:t>
             </w:r>
@@ -1728,19 +2076,19 @@
           <w:tcPr>
             <w:tcW w:w="2400" w:type="dxa"/>
           </w:tcPr>
-          <w:p>
+          <w:p ns2:paraId="17CA6CAE" ns2:textId="77777777">
             <w:r>
               <w:t>Xóa mềm danh mục</w:t>
             </w:r>
           </w:p>
         </w:tc>
       </w:tr>
-      <w:tr>
-        <w:tc>
-          <w:tcPr>
-            <w:tcW w:w="2400" w:type="dxa"/>
-          </w:tcPr>
-          <w:p>
+      <w:tr ns2:paraId="2742BE21" ns2:textId="77777777">
+        <w:tc>
+          <w:tcPr>
+            <w:tcW w:w="2400" w:type="dxa"/>
+          </w:tcPr>
+          <w:p ns2:paraId="6FE6CD9A" ns2:textId="77777777">
             <w:r>
               <w:t>GET</w:t>
             </w:r>
@@ -1750,7 +2098,7 @@
           <w:tcPr>
             <w:tcW w:w="2400" w:type="dxa"/>
           </w:tcPr>
-          <w:p>
+          <w:p ns2:paraId="046A8FB3" ns2:textId="77777777">
             <w:r>
               <w:t>/api/v1/courses</w:t>
             </w:r>
@@ -1760,7 +2108,7 @@
           <w:tcPr>
             <w:tcW w:w="2400" w:type="dxa"/>
           </w:tcPr>
-          <w:p>
+          <w:p ns2:paraId="07177828" ns2:textId="77777777">
             <w:r>
               <w:t>Danh sách khóa học</w:t>
             </w:r>
@@ -1776,19 +2124,19 @@
           <w:tcPr>
             <w:tcW w:w="2400" w:type="dxa"/>
           </w:tcPr>
-          <w:p>
+          <w:p ns2:paraId="2A695DDD" ns2:textId="77777777">
             <w:r>
               <w:t>Filter/search khóa học</w:t>
             </w:r>
           </w:p>
         </w:tc>
       </w:tr>
-      <w:tr>
-        <w:tc>
-          <w:tcPr>
-            <w:tcW w:w="2400" w:type="dxa"/>
-          </w:tcPr>
-          <w:p>
+      <w:tr ns2:paraId="4FC1CB72" ns2:textId="77777777">
+        <w:tc>
+          <w:tcPr>
+            <w:tcW w:w="2400" w:type="dxa"/>
+          </w:tcPr>
+          <w:p ns2:paraId="4684BF78" ns2:textId="77777777">
             <w:r>
               <w:t>POST</w:t>
             </w:r>
@@ -1798,7 +2146,7 @@
           <w:tcPr>
             <w:tcW w:w="2400" w:type="dxa"/>
           </w:tcPr>
-          <w:p>
+          <w:p ns2:paraId="6DB2435F" ns2:textId="77777777">
             <w:r>
               <w:t>/api/v1/courses</w:t>
             </w:r>
@@ -1808,7 +2156,7 @@
           <w:tcPr>
             <w:tcW w:w="2400" w:type="dxa"/>
           </w:tcPr>
-          <w:p>
+          <w:p ns2:paraId="6ACF791D" ns2:textId="77777777">
             <w:r>
               <w:t>Tạo khóa học</w:t>
             </w:r>
@@ -1824,19 +2172,19 @@
           <w:tcPr>
             <w:tcW w:w="2400" w:type="dxa"/>
           </w:tcPr>
-          <w:p>
+          <w:p ns2:paraId="34663310" ns2:textId="77777777">
             <w:r>
               <w:t>Instructor tạo khóa học DRAFT</w:t>
             </w:r>
           </w:p>
         </w:tc>
       </w:tr>
-      <w:tr>
-        <w:tc>
-          <w:tcPr>
-            <w:tcW w:w="2400" w:type="dxa"/>
-          </w:tcPr>
-          <w:p>
+      <w:tr ns2:paraId="07B63BA0" ns2:textId="77777777">
+        <w:tc>
+          <w:tcPr>
+            <w:tcW w:w="2400" w:type="dxa"/>
+          </w:tcPr>
+          <w:p ns2:paraId="58A6BE10" ns2:textId="77777777">
             <w:r>
               <w:t>GET</w:t>
             </w:r>
@@ -1846,7 +2194,7 @@
           <w:tcPr>
             <w:tcW w:w="2400" w:type="dxa"/>
           </w:tcPr>
-          <w:p>
+          <w:p ns2:paraId="0FD64A00" ns2:textId="77777777">
             <w:r>
               <w:t>/api/v1/courses/{id}</w:t>
             </w:r>
@@ -1856,7 +2204,7 @@
           <w:tcPr>
             <w:tcW w:w="2400" w:type="dxa"/>
           </w:tcPr>
-          <w:p>
+          <w:p ns2:paraId="2AE1A1D7" ns2:textId="77777777">
             <w:r>
               <w:t>Chi tiết khóa học</w:t>
             </w:r>
@@ -1872,19 +2220,19 @@
           <w:tcPr>
             <w:tcW w:w="2400" w:type="dxa"/>
           </w:tcPr>
-          <w:p>
+          <w:p ns2:paraId="2D0A85A8" ns2:textId="77777777">
             <w:r>
               <w:t>Xem thông tin khóa học</w:t>
             </w:r>
           </w:p>
         </w:tc>
       </w:tr>
-      <w:tr>
-        <w:tc>
-          <w:tcPr>
-            <w:tcW w:w="2400" w:type="dxa"/>
-          </w:tcPr>
-          <w:p>
+      <w:tr ns2:paraId="23AC8ABA" ns2:textId="77777777">
+        <w:tc>
+          <w:tcPr>
+            <w:tcW w:w="2400" w:type="dxa"/>
+          </w:tcPr>
+          <w:p ns2:paraId="751A2870" ns2:textId="77777777">
             <w:r>
               <w:lastRenderedPageBreak/>
               <w:t>PUT</w:t>
@@ -1895,7 +2243,7 @@
           <w:tcPr>
             <w:tcW w:w="2400" w:type="dxa"/>
           </w:tcPr>
-          <w:p>
+          <w:p ns2:paraId="078E3D30" ns2:textId="77777777">
             <w:r>
               <w:t>/api/v1/courses/{id}</w:t>
             </w:r>
@@ -1905,7 +2253,7 @@
           <w:tcPr>
             <w:tcW w:w="2400" w:type="dxa"/>
           </w:tcPr>
-          <w:p>
+          <w:p ns2:paraId="76CE0E82" ns2:textId="77777777">
             <w:r>
               <w:t>Cập nhật khóa học</w:t>
             </w:r>
@@ -1921,19 +2269,19 @@
           <w:tcPr>
             <w:tcW w:w="2400" w:type="dxa"/>
           </w:tcPr>
-          <w:p>
+          <w:p ns2:paraId="5A0F9AA5" ns2:textId="77777777">
             <w:r>
               <w:t>Instructor sửa khóa học</w:t>
             </w:r>
           </w:p>
         </w:tc>
       </w:tr>
-      <w:tr>
-        <w:tc>
-          <w:tcPr>
-            <w:tcW w:w="2400" w:type="dxa"/>
-          </w:tcPr>
-          <w:p>
+      <w:tr ns2:paraId="769FEEFC" ns2:textId="77777777">
+        <w:tc>
+          <w:tcPr>
+            <w:tcW w:w="2400" w:type="dxa"/>
+          </w:tcPr>
+          <w:p ns2:paraId="2D52D2CB" ns2:textId="77777777">
             <w:r>
               <w:t>DELETE</w:t>
             </w:r>
@@ -1943,7 +2291,7 @@
           <w:tcPr>
             <w:tcW w:w="2400" w:type="dxa"/>
           </w:tcPr>
-          <w:p>
+          <w:p ns2:paraId="5D6D8BB0" ns2:textId="77777777">
             <w:r>
               <w:t>/api/v1/courses/{id}</w:t>
             </w:r>
@@ -1953,7 +2301,7 @@
           <w:tcPr>
             <w:tcW w:w="2400" w:type="dxa"/>
           </w:tcPr>
-          <w:p>
+          <w:p ns2:paraId="4E94C5E3" ns2:textId="77777777">
             <w:r>
               <w:t>Xóa khóa học</w:t>
             </w:r>
@@ -1969,19 +2317,19 @@
           <w:tcPr>
             <w:tcW w:w="2400" w:type="dxa"/>
           </w:tcPr>
-          <w:p>
+          <w:p ns2:paraId="3C788555" ns2:textId="77777777">
             <w:r>
               <w:t>Xóa mềm khóa học</w:t>
             </w:r>
           </w:p>
         </w:tc>
       </w:tr>
-      <w:tr>
-        <w:tc>
-          <w:tcPr>
-            <w:tcW w:w="2400" w:type="dxa"/>
-          </w:tcPr>
-          <w:p>
+      <w:tr ns2:paraId="34F2AE5E" ns2:textId="77777777">
+        <w:tc>
+          <w:tcPr>
+            <w:tcW w:w="2400" w:type="dxa"/>
+          </w:tcPr>
+          <w:p ns2:paraId="70A022F8" ns2:textId="77777777">
             <w:r>
               <w:t>POST</w:t>
             </w:r>
@@ -1991,7 +2339,7 @@
           <w:tcPr>
             <w:tcW w:w="2400" w:type="dxa"/>
           </w:tcPr>
-          <w:p>
+          <w:p ns2:paraId="4A6A73D0" ns2:textId="77777777">
             <w:r>
               <w:t>/api/v1/courses/{id}/submit-review</w:t>
             </w:r>
@@ -2001,7 +2349,7 @@
           <w:tcPr>
             <w:tcW w:w="2400" w:type="dxa"/>
           </w:tcPr>
-          <w:p>
+          <w:p ns2:paraId="70E9C5CE" ns2:textId="0D38AB8D">
             <w:r>
               <w:t>Gửi duyệt</w:t>
             </w:r>
@@ -2014,19 +2362,19 @@
           <w:tcPr>
             <w:tcW w:w="2400" w:type="dxa"/>
           </w:tcPr>
-          <w:p>
+          <w:p ns2:paraId="53566878" ns2:textId="77777777">
             <w:r>
               <w:t>Instructor gửi khóa học cho admin duyệt</w:t>
             </w:r>
           </w:p>
         </w:tc>
       </w:tr>
-      <w:tr>
-        <w:tc>
-          <w:tcPr>
-            <w:tcW w:w="2400" w:type="dxa"/>
-          </w:tcPr>
-          <w:p>
+      <w:tr ns2:paraId="284E5516" ns2:textId="77777777">
+        <w:tc>
+          <w:tcPr>
+            <w:tcW w:w="2400" w:type="dxa"/>
+          </w:tcPr>
+          <w:p ns2:paraId="5D181FC4" ns2:textId="77777777">
             <w:r>
               <w:t>POST</w:t>
             </w:r>
@@ -2036,7 +2384,7 @@
           <w:tcPr>
             <w:tcW w:w="2400" w:type="dxa"/>
           </w:tcPr>
-          <w:p>
+          <w:p ns2:paraId="01879752" ns2:textId="77777777">
             <w:r>
               <w:t>/api/v1/courses/{id}/approve</w:t>
             </w:r>
@@ -2046,7 +2394,7 @@
           <w:tcPr>
             <w:tcW w:w="2400" w:type="dxa"/>
           </w:tcPr>
-          <w:p>
+          <w:p ns2:paraId="49C4D498" ns2:textId="5C671452">
             <w:r>
               <w:t>Duyệt khóa học</w:t>
             </w:r>
@@ -2059,19 +2407,19 @@
           <w:tcPr>
             <w:tcW w:w="2400" w:type="dxa"/>
           </w:tcPr>
-          <w:p>
+          <w:p ns2:paraId="1F1CA0B7" ns2:textId="77777777">
             <w:r>
               <w:t>Admin duyệt khóa học</w:t>
             </w:r>
           </w:p>
         </w:tc>
       </w:tr>
-      <w:tr>
-        <w:tc>
-          <w:tcPr>
-            <w:tcW w:w="2400" w:type="dxa"/>
-          </w:tcPr>
-          <w:p>
+      <w:tr ns2:paraId="12F0CA71" ns2:textId="77777777">
+        <w:tc>
+          <w:tcPr>
+            <w:tcW w:w="2400" w:type="dxa"/>
+          </w:tcPr>
+          <w:p ns2:paraId="60230734" ns2:textId="77777777">
             <w:r>
               <w:t>POST</w:t>
             </w:r>
@@ -2081,7 +2429,7 @@
           <w:tcPr>
             <w:tcW w:w="2400" w:type="dxa"/>
           </w:tcPr>
-          <w:p>
+          <w:p ns2:paraId="3AD84A68" ns2:textId="77777777">
             <w:r>
               <w:t>/api/v1/courses/{id}/reject</w:t>
             </w:r>
@@ -2091,7 +2439,7 @@
           <w:tcPr>
             <w:tcW w:w="2400" w:type="dxa"/>
           </w:tcPr>
-          <w:p>
+          <w:p ns2:paraId="16AB3C91" ns2:textId="2A76E7AA">
             <w:r>
               <w:t>Từ chối khóa học</w:t>
             </w:r>
@@ -2104,19 +2452,19 @@
           <w:tcPr>
             <w:tcW w:w="2400" w:type="dxa"/>
           </w:tcPr>
-          <w:p>
+          <w:p ns2:paraId="423F56C6" ns2:textId="77777777">
             <w:r>
               <w:t>Admin từ chối và nhập lý do</w:t>
             </w:r>
           </w:p>
         </w:tc>
       </w:tr>
-      <w:tr>
-        <w:tc>
-          <w:tcPr>
-            <w:tcW w:w="2400" w:type="dxa"/>
-          </w:tcPr>
-          <w:p>
+      <w:tr ns2:paraId="7679210E" ns2:textId="77777777">
+        <w:tc>
+          <w:tcPr>
+            <w:tcW w:w="2400" w:type="dxa"/>
+          </w:tcPr>
+          <w:p ns2:paraId="3A9302BB" ns2:textId="77777777">
             <w:r>
               <w:t>POST</w:t>
             </w:r>
@@ -2126,7 +2474,7 @@
           <w:tcPr>
             <w:tcW w:w="2400" w:type="dxa"/>
           </w:tcPr>
-          <w:p>
+          <w:p ns2:paraId="34DC83D2" ns2:textId="77777777">
             <w:r>
               <w:t>/api/v1/courses/{id}/archive</w:t>
             </w:r>
@@ -2136,7 +2484,7 @@
           <w:tcPr>
             <w:tcW w:w="2400" w:type="dxa"/>
           </w:tcPr>
-          <w:p>
+          <w:p ns2:paraId="0AB9D87F" ns2:textId="242B80FA">
             <w:r>
               <w:t>Lưu trữ khóa học</w:t>
             </w:r>
@@ -2149,19 +2497,19 @@
           <w:tcPr>
             <w:tcW w:w="2400" w:type="dxa"/>
           </w:tcPr>
-          <w:p>
+          <w:p ns2:paraId="16B34560" ns2:textId="77777777">
             <w:r>
               <w:t>Ẩn khóa học khỏi danh sách public</w:t>
             </w:r>
           </w:p>
         </w:tc>
       </w:tr>
-      <w:tr>
-        <w:tc>
-          <w:tcPr>
-            <w:tcW w:w="2400" w:type="dxa"/>
-          </w:tcPr>
-          <w:p>
+      <w:tr ns2:paraId="5C09872F" ns2:textId="77777777">
+        <w:tc>
+          <w:tcPr>
+            <w:tcW w:w="2400" w:type="dxa"/>
+          </w:tcPr>
+          <w:p ns2:paraId="1FF6043C" ns2:textId="77777777">
             <w:r>
               <w:t>GET</w:t>
             </w:r>
@@ -2171,7 +2519,7 @@
           <w:tcPr>
             <w:tcW w:w="2400" w:type="dxa"/>
           </w:tcPr>
-          <w:p>
+          <w:p ns2:paraId="3C0D25B9" ns2:textId="77777777">
             <w:r>
               <w:t>/api/v1/courses/{courseId}/lessons</w:t>
             </w:r>
@@ -2181,12 +2529,12 @@
           <w:tcPr>
             <w:tcW w:w="2400" w:type="dxa"/>
           </w:tcPr>
-          <w:p>
+          <w:p ns2:paraId="05E31F62" ns2:textId="77777777">
             <w:r>
               <w:t>Danh sách bài học</w:t>
             </w:r>
           </w:p>
-          <w:p>
+          <w:p ns2:paraId="5F6CFF53" ns2:textId="579605E4">
             <w:r>
               <w:t>(Done)</w:t>
             </w:r>
@@ -2196,19 +2544,19 @@
           <w:tcPr>
             <w:tcW w:w="2400" w:type="dxa"/>
           </w:tcPr>
-          <w:p>
+          <w:p ns2:paraId="738BFA2D" ns2:textId="77777777">
             <w:r>
               <w:t>Lấy bài học theo course</w:t>
             </w:r>
           </w:p>
         </w:tc>
       </w:tr>
-      <w:tr>
-        <w:tc>
-          <w:tcPr>
-            <w:tcW w:w="2400" w:type="dxa"/>
-          </w:tcPr>
-          <w:p>
+      <w:tr ns2:paraId="4B48881B" ns2:textId="77777777">
+        <w:tc>
+          <w:tcPr>
+            <w:tcW w:w="2400" w:type="dxa"/>
+          </w:tcPr>
+          <w:p ns2:paraId="7493F30F" ns2:textId="77777777">
             <w:r>
               <w:t>POST</w:t>
             </w:r>
@@ -2218,7 +2566,7 @@
           <w:tcPr>
             <w:tcW w:w="2400" w:type="dxa"/>
           </w:tcPr>
-          <w:p>
+          <w:p ns2:paraId="6AE0703F" ns2:textId="77777777">
             <w:r>
               <w:t>/api/v1/courses/{courseId}/lessons</w:t>
             </w:r>
@@ -2228,12 +2576,12 @@
           <w:tcPr>
             <w:tcW w:w="2400" w:type="dxa"/>
           </w:tcPr>
-          <w:p>
+          <w:p ns2:paraId="046A466A" ns2:textId="77777777">
             <w:r>
               <w:t>Tạo bài học</w:t>
             </w:r>
           </w:p>
-          <w:p>
+          <w:p ns2:paraId="3F3F0D02" ns2:textId="71F42418">
             <w:r>
               <w:t>(Done)</w:t>
             </w:r>
@@ -2243,19 +2591,19 @@
           <w:tcPr>
             <w:tcW w:w="2400" w:type="dxa"/>
           </w:tcPr>
-          <w:p>
+          <w:p ns2:paraId="70E2E3C2" ns2:textId="77777777">
             <w:r>
               <w:t>Tạo lesson trong course</w:t>
             </w:r>
           </w:p>
         </w:tc>
       </w:tr>
-      <w:tr>
-        <w:tc>
-          <w:tcPr>
-            <w:tcW w:w="2400" w:type="dxa"/>
-          </w:tcPr>
-          <w:p>
+      <w:tr ns2:paraId="267FB60F" ns2:textId="77777777">
+        <w:tc>
+          <w:tcPr>
+            <w:tcW w:w="2400" w:type="dxa"/>
+          </w:tcPr>
+          <w:p ns2:paraId="389A4C99" ns2:textId="77777777">
             <w:r>
               <w:t>PUT</w:t>
             </w:r>
@@ -2265,7 +2613,7 @@
           <w:tcPr>
             <w:tcW w:w="2400" w:type="dxa"/>
           </w:tcPr>
-          <w:p>
+          <w:p ns2:paraId="12796CCA" ns2:textId="77777777">
             <w:r>
               <w:t>/api/v1/lessons/{id}</w:t>
             </w:r>
@@ -2275,7 +2623,7 @@
           <w:tcPr>
             <w:tcW w:w="2400" w:type="dxa"/>
           </w:tcPr>
-          <w:p>
+          <w:p ns2:paraId="574F47BD" ns2:textId="77777777">
             <w:r>
               <w:t>Cập nhật bài học</w:t>
             </w:r>
@@ -2291,19 +2639,19 @@
           <w:tcPr>
             <w:tcW w:w="2400" w:type="dxa"/>
           </w:tcPr>
-          <w:p>
+          <w:p ns2:paraId="17800D02" ns2:textId="77777777">
             <w:r>
               <w:t>Sửa lesson</w:t>
             </w:r>
           </w:p>
         </w:tc>
       </w:tr>
-      <w:tr>
-        <w:tc>
-          <w:tcPr>
-            <w:tcW w:w="2400" w:type="dxa"/>
-          </w:tcPr>
-          <w:p>
+      <w:tr ns2:paraId="022DA014" ns2:textId="77777777">
+        <w:tc>
+          <w:tcPr>
+            <w:tcW w:w="2400" w:type="dxa"/>
+          </w:tcPr>
+          <w:p ns2:paraId="0C7816FF" ns2:textId="77777777">
             <w:r>
               <w:t>DELETE</w:t>
             </w:r>
@@ -2313,7 +2661,7 @@
           <w:tcPr>
             <w:tcW w:w="2400" w:type="dxa"/>
           </w:tcPr>
-          <w:p>
+          <w:p ns2:paraId="7616FB4B" ns2:textId="77777777">
             <w:r>
               <w:t>/api/v1/lessons/{id}</w:t>
             </w:r>
@@ -2323,7 +2671,7 @@
           <w:tcPr>
             <w:tcW w:w="2400" w:type="dxa"/>
           </w:tcPr>
-          <w:p>
+          <w:p ns2:paraId="6AB35119" ns2:textId="77777777">
             <w:r>
               <w:t>Xóa bài học</w:t>
             </w:r>
@@ -2339,19 +2687,19 @@
           <w:tcPr>
             <w:tcW w:w="2400" w:type="dxa"/>
           </w:tcPr>
-          <w:p>
+          <w:p ns2:paraId="7C3B18A6" ns2:textId="77777777">
             <w:r>
               <w:t>Xóa mềm lesson</w:t>
             </w:r>
           </w:p>
         </w:tc>
       </w:tr>
-      <w:tr>
-        <w:tc>
-          <w:tcPr>
-            <w:tcW w:w="2400" w:type="dxa"/>
-          </w:tcPr>
-          <w:p>
+      <w:tr ns2:paraId="56B6FF57" ns2:textId="77777777">
+        <w:tc>
+          <w:tcPr>
+            <w:tcW w:w="2400" w:type="dxa"/>
+          </w:tcPr>
+          <w:p ns2:paraId="2B62D7D7" ns2:textId="77777777">
             <w:r>
               <w:t>POST</w:t>
             </w:r>
@@ -2361,7 +2709,7 @@
           <w:tcPr>
             <w:tcW w:w="2400" w:type="dxa"/>
           </w:tcPr>
-          <w:p>
+          <w:p ns2:paraId="09FF0BE8" ns2:textId="77777777">
             <w:r>
               <w:t>/api/v1/courses/{id}/images</w:t>
             </w:r>
@@ -2371,7 +2719,7 @@
           <w:tcPr>
             <w:tcW w:w="2400" w:type="dxa"/>
           </w:tcPr>
-          <w:p>
+          <w:p ns2:paraId="187881A0" ns2:textId="77777777">
             <w:r>
               <w:t>Upload ảnh khóa học</w:t>
             </w:r>
@@ -2381,19 +2729,19 @@
           <w:tcPr>
             <w:tcW w:w="2400" w:type="dxa"/>
           </w:tcPr>
-          <w:p>
+          <w:p ns2:paraId="62118F65" ns2:textId="77777777">
             <w:r>
               <w:t>Upload ảnh và lưu metadata</w:t>
             </w:r>
           </w:p>
         </w:tc>
       </w:tr>
-      <w:tr>
-        <w:tc>
-          <w:tcPr>
-            <w:tcW w:w="2400" w:type="dxa"/>
-          </w:tcPr>
-          <w:p>
+      <w:tr ns2:paraId="7F58BB2B" ns2:textId="77777777">
+        <w:tc>
+          <w:tcPr>
+            <w:tcW w:w="2400" w:type="dxa"/>
+          </w:tcPr>
+          <w:p ns2:paraId="456E8ACA" ns2:textId="77777777">
             <w:r>
               <w:t>POST</w:t>
             </w:r>
@@ -2403,7 +2751,7 @@
           <w:tcPr>
             <w:tcW w:w="2400" w:type="dxa"/>
           </w:tcPr>
-          <w:p>
+          <w:p ns2:paraId="3CCF4D96" ns2:textId="77777777">
             <w:r>
               <w:t>/api/v1/lessons/{id}/resources</w:t>
             </w:r>
@@ -2413,7 +2761,7 @@
           <w:tcPr>
             <w:tcW w:w="2400" w:type="dxa"/>
           </w:tcPr>
-          <w:p>
+          <w:p ns2:paraId="77E04409" ns2:textId="77777777">
             <w:r>
               <w:t>Upload tài liệu bài học</w:t>
             </w:r>
@@ -2423,19 +2771,19 @@
           <w:tcPr>
             <w:tcW w:w="2400" w:type="dxa"/>
           </w:tcPr>
-          <w:p>
+          <w:p ns2:paraId="719F1796" ns2:textId="77777777">
             <w:r>
               <w:t>Upload PDF/DOCX hoặc lưu link ngoài</w:t>
             </w:r>
           </w:p>
         </w:tc>
       </w:tr>
-      <w:tr>
-        <w:tc>
-          <w:tcPr>
-            <w:tcW w:w="2400" w:type="dxa"/>
-          </w:tcPr>
-          <w:p>
+      <w:tr ns2:paraId="5D09257C" ns2:textId="77777777">
+        <w:tc>
+          <w:tcPr>
+            <w:tcW w:w="2400" w:type="dxa"/>
+          </w:tcPr>
+          <w:p ns2:paraId="0A114D32" ns2:textId="77777777">
             <w:r>
               <w:t>GET</w:t>
             </w:r>
@@ -2445,7 +2793,7 @@
           <w:tcPr>
             <w:tcW w:w="2400" w:type="dxa"/>
           </w:tcPr>
-          <w:p>
+          <w:p ns2:paraId="54CB3248" ns2:textId="77777777">
             <w:r>
               <w:t>/internal/v1/courses/{id}</w:t>
             </w:r>
@@ -2455,7 +2803,7 @@
           <w:tcPr>
             <w:tcW w:w="2400" w:type="dxa"/>
           </w:tcPr>
-          <w:p>
+          <w:p ns2:paraId="1254DA10" ns2:textId="77777777">
             <w:r>
               <w:t>Course nội bộ</w:t>
             </w:r>
@@ -2465,7 +2813,7 @@
           <w:tcPr>
             <w:tcW w:w="2400" w:type="dxa"/>
           </w:tcPr>
-          <w:p>
+          <w:p ns2:paraId="5C3E4C7C" ns2:textId="77777777">
             <w:r>
               <w:t>Service khác lấy thông tin course</w:t>
             </w:r>
@@ -2473,7 +2821,7 @@
         </w:tc>
       </w:tr>
     </w:tbl>
-    <w:p>
+    <w:p ns2:paraId="42EFEA3A" ns2:textId="77777777">
       <w:pPr>
         <w:pStyle w:val="Heading1"/>
       </w:pPr>
@@ -2481,12 +2829,12 @@
         <w:t>6. Learning Service</w:t>
       </w:r>
     </w:p>
-    <w:p>
+    <w:p ns2:paraId="08F9874B" ns2:textId="77777777">
       <w:r>
         <w:t>Service quản lý việc đăng ký học, tiến độ học, hoàn thành khóa học và chứng chỉ.</w:t>
       </w:r>
     </w:p>
-    <w:p>
+    <w:p ns2:paraId="67C80204" ns2:textId="77777777">
       <w:pPr>
         <w:pStyle w:val="Heading2"/>
       </w:pPr>
@@ -2494,22 +2842,22 @@
         <w:t>Bảng dữ liệu:</w:t>
       </w:r>
     </w:p>
-    <w:p>
+    <w:p ns2:paraId="7F022F03" ns2:textId="77777777">
       <w:r>
         <w:t>• tbl_enrollments</w:t>
       </w:r>
     </w:p>
-    <w:p>
+    <w:p ns2:paraId="11D284F2" ns2:textId="77777777">
       <w:r>
         <w:t>• tbl_learning_progress</w:t>
       </w:r>
     </w:p>
-    <w:p>
+    <w:p ns2:paraId="5442FF52" ns2:textId="77777777">
       <w:r>
         <w:t>• tbl_certificates</w:t>
       </w:r>
     </w:p>
-    <w:p>
+    <w:p ns2:paraId="2949CA9A" ns2:textId="77777777">
       <w:pPr>
         <w:pStyle w:val="Heading2"/>
       </w:pPr>
@@ -2517,53 +2865,53 @@
         <w:t>Chức năng cần triển khai:</w:t>
       </w:r>
     </w:p>
-    <w:p>
+    <w:p ns2:paraId="0EEE394F" ns2:textId="77777777">
       <w:r>
         <w:lastRenderedPageBreak/>
         <w:t>• Student đăng ký khóa học.</w:t>
       </w:r>
     </w:p>
-    <w:p>
+    <w:p ns2:paraId="64194A7D" ns2:textId="77777777">
       <w:r>
         <w:t>• Không cho đăng ký trùng khóa học.</w:t>
       </w:r>
     </w:p>
-    <w:p>
+    <w:p ns2:paraId="394B7F7E" ns2:textId="77777777">
       <w:r>
         <w:t>• Xem khóa học của tôi.</w:t>
       </w:r>
     </w:p>
-    <w:p>
+    <w:p ns2:paraId="2066D5B3" ns2:textId="77777777">
       <w:r>
         <w:t>• Bắt đầu học bài.</w:t>
       </w:r>
     </w:p>
-    <w:p>
+    <w:p ns2:paraId="2420EE19" ns2:textId="77777777">
       <w:r>
         <w:t>• Đánh dấu hoàn thành bài học.</w:t>
       </w:r>
     </w:p>
-    <w:p>
+    <w:p ns2:paraId="1E5B0628" ns2:textId="77777777">
       <w:r>
         <w:t>• Tính progress percent.</w:t>
       </w:r>
     </w:p>
-    <w:p>
+    <w:p ns2:paraId="2507F48A" ns2:textId="77777777">
       <w:r>
         <w:t>• Kiểm tra điều kiện hoàn thành khóa học.</w:t>
       </w:r>
     </w:p>
-    <w:p>
+    <w:p ns2:paraId="3D3D1AF7" ns2:textId="77777777">
       <w:r>
         <w:t>• Sinh certificate khi hoàn thành.</w:t>
       </w:r>
     </w:p>
-    <w:p>
+    <w:p ns2:paraId="6C403E7C" ns2:textId="77777777">
       <w:r>
         <w:t>• Tra cứu certificate theo mã.</w:t>
       </w:r>
     </w:p>
-    <w:p>
+    <w:p ns2:paraId="77AA0332" ns2:textId="77777777">
       <w:pPr>
         <w:pStyle w:val="Heading2"/>
       </w:pPr>
@@ -2584,12 +2932,12 @@
         <w:gridCol w:w="2097"/>
         <w:gridCol w:w="2175"/>
       </w:tblGrid>
-      <w:tr>
-        <w:tc>
-          <w:tcPr>
-            <w:tcW w:w="2400" w:type="dxa"/>
-          </w:tcPr>
-          <w:p>
+      <w:tr ns2:paraId="126C9A7E" ns2:textId="77777777">
+        <w:tc>
+          <w:tcPr>
+            <w:tcW w:w="2400" w:type="dxa"/>
+          </w:tcPr>
+          <w:p ns2:paraId="5049816F" ns2:textId="77777777">
             <w:r>
               <w:rPr>
                 <w:b/>
@@ -2602,7 +2950,7 @@
           <w:tcPr>
             <w:tcW w:w="2400" w:type="dxa"/>
           </w:tcPr>
-          <w:p>
+          <w:p ns2:paraId="2EF76B4C" ns2:textId="77777777">
             <w:r>
               <w:rPr>
                 <w:b/>
@@ -2615,7 +2963,7 @@
           <w:tcPr>
             <w:tcW w:w="2400" w:type="dxa"/>
           </w:tcPr>
-          <w:p>
+          <w:p ns2:paraId="64DC12A2" ns2:textId="77777777">
             <w:r>
               <w:rPr>
                 <w:b/>
@@ -2628,7 +2976,7 @@
           <w:tcPr>
             <w:tcW w:w="2400" w:type="dxa"/>
           </w:tcPr>
-          <w:p>
+          <w:p ns2:paraId="69C3AA63" ns2:textId="77777777">
             <w:r>
               <w:rPr>
                 <w:b/>
@@ -2638,12 +2986,12 @@
           </w:p>
         </w:tc>
       </w:tr>
-      <w:tr>
-        <w:tc>
-          <w:tcPr>
-            <w:tcW w:w="2400" w:type="dxa"/>
-          </w:tcPr>
-          <w:p>
+      <w:tr ns2:paraId="484082EA" ns2:textId="77777777">
+        <w:tc>
+          <w:tcPr>
+            <w:tcW w:w="2400" w:type="dxa"/>
+          </w:tcPr>
+          <w:p ns2:paraId="6B6F9748" ns2:textId="77777777">
             <w:r>
               <w:t>POST</w:t>
             </w:r>
@@ -2653,7 +3001,7 @@
           <w:tcPr>
             <w:tcW w:w="2400" w:type="dxa"/>
           </w:tcPr>
-          <w:p>
+          <w:p ns2:paraId="330B983F" ns2:textId="77777777">
             <w:r>
               <w:t>/api/v1/courses/{courseId}/enroll</w:t>
             </w:r>
@@ -2663,12 +3011,12 @@
           <w:tcPr>
             <w:tcW w:w="2400" w:type="dxa"/>
           </w:tcPr>
-          <w:p>
+          <w:p ns2:paraId="3BF3C131" ns2:textId="77777777">
             <w:r>
               <w:t>Đăng ký khóa học</w:t>
             </w:r>
           </w:p>
-          <w:p>
+          <w:p ns2:paraId="5EDC82B9" ns2:textId="27FB79E5">
             <w:r>
               <w:t>Done</w:t>
             </w:r>
@@ -2678,19 +3026,19 @@
           <w:tcPr>
             <w:tcW w:w="2400" w:type="dxa"/>
           </w:tcPr>
-          <w:p>
+          <w:p ns2:paraId="4C8FEB3E" ns2:textId="77777777">
             <w:r>
               <w:t>Student enroll course PUBLISHED</w:t>
             </w:r>
           </w:p>
         </w:tc>
       </w:tr>
-      <w:tr>
-        <w:tc>
-          <w:tcPr>
-            <w:tcW w:w="2400" w:type="dxa"/>
-          </w:tcPr>
-          <w:p>
+      <w:tr ns2:paraId="43A7966D" ns2:textId="77777777">
+        <w:tc>
+          <w:tcPr>
+            <w:tcW w:w="2400" w:type="dxa"/>
+          </w:tcPr>
+          <w:p ns2:paraId="6DEB193B" ns2:textId="77777777">
             <w:r>
               <w:t>GET</w:t>
             </w:r>
@@ -2700,7 +3048,7 @@
           <w:tcPr>
             <w:tcW w:w="2400" w:type="dxa"/>
           </w:tcPr>
-          <w:p>
+          <w:p ns2:paraId="6F33DE8C" ns2:textId="77777777">
             <w:r>
               <w:t>/api/v1/my-courses</w:t>
             </w:r>
@@ -2710,12 +3058,12 @@
           <w:tcPr>
             <w:tcW w:w="2400" w:type="dxa"/>
           </w:tcPr>
-          <w:p>
+          <w:p ns2:paraId="4B2F348F" ns2:textId="77777777">
             <w:r>
               <w:t>Khóa học của tôi</w:t>
             </w:r>
           </w:p>
-          <w:p>
+          <w:p ns2:paraId="33ED9347" ns2:textId="2108D654">
             <w:r>
               <w:t>Done</w:t>
             </w:r>
@@ -2725,19 +3073,19 @@
           <w:tcPr>
             <w:tcW w:w="2400" w:type="dxa"/>
           </w:tcPr>
-          <w:p>
+          <w:p ns2:paraId="3C37CC5B" ns2:textId="77777777">
             <w:r>
               <w:t>Danh sách enrollment của user</w:t>
             </w:r>
           </w:p>
         </w:tc>
       </w:tr>
-      <w:tr>
-        <w:tc>
-          <w:tcPr>
-            <w:tcW w:w="2400" w:type="dxa"/>
-          </w:tcPr>
-          <w:p>
+      <w:tr ns2:paraId="10F2CA06" ns2:textId="77777777">
+        <w:tc>
+          <w:tcPr>
+            <w:tcW w:w="2400" w:type="dxa"/>
+          </w:tcPr>
+          <w:p ns2:paraId="0F42A57F" ns2:textId="77777777">
             <w:r>
               <w:t>GET</w:t>
             </w:r>
@@ -2747,7 +3095,7 @@
           <w:tcPr>
             <w:tcW w:w="2400" w:type="dxa"/>
           </w:tcPr>
-          <w:p>
+          <w:p ns2:paraId="0AD3C112" ns2:textId="77777777">
             <w:r>
               <w:t>/api/v1/enrollments/{id}</w:t>
             </w:r>
@@ -2757,7 +3105,7 @@
           <w:tcPr>
             <w:tcW w:w="2400" w:type="dxa"/>
           </w:tcPr>
-          <w:p>
+          <w:p ns2:paraId="78A29166" ns2:textId="77777777">
             <w:r>
               <w:t>Chi tiết enrollment</w:t>
             </w:r>
@@ -2773,19 +3121,19 @@
           <w:tcPr>
             <w:tcW w:w="2400" w:type="dxa"/>
           </w:tcPr>
-          <w:p>
+          <w:p ns2:paraId="0FB0E94C" ns2:textId="77777777">
             <w:r>
               <w:t>Xem tiến độ học</w:t>
             </w:r>
           </w:p>
         </w:tc>
       </w:tr>
-      <w:tr>
-        <w:tc>
-          <w:tcPr>
-            <w:tcW w:w="2400" w:type="dxa"/>
-          </w:tcPr>
-          <w:p>
+      <w:tr ns2:paraId="5774D9F8" ns2:textId="77777777">
+        <w:tc>
+          <w:tcPr>
+            <w:tcW w:w="2400" w:type="dxa"/>
+          </w:tcPr>
+          <w:p ns2:paraId="4D3D119C" ns2:textId="77777777">
             <w:r>
               <w:t>POST</w:t>
             </w:r>
@@ -2795,7 +3143,7 @@
           <w:tcPr>
             <w:tcW w:w="2400" w:type="dxa"/>
           </w:tcPr>
-          <w:p>
+          <w:p ns2:paraId="3AD967D0" ns2:textId="77777777">
             <w:r>
               <w:t>/api/v1/lessons/{lessonId}/start</w:t>
             </w:r>
@@ -2805,12 +3153,12 @@
           <w:tcPr>
             <w:tcW w:w="2400" w:type="dxa"/>
           </w:tcPr>
-          <w:p>
+          <w:p ns2:paraId="5403EE7F" ns2:textId="77777777">
             <w:r>
               <w:t>Bắt đầu bài học</w:t>
             </w:r>
           </w:p>
-          <w:p>
+          <w:p ns2:paraId="41705DBF" ns2:textId="7FB1C046">
             <w:r>
               <w:t>Done</w:t>
             </w:r>
@@ -2820,19 +3168,19 @@
           <w:tcPr>
             <w:tcW w:w="2400" w:type="dxa"/>
           </w:tcPr>
-          <w:p>
+          <w:p ns2:paraId="0EC9314C" ns2:textId="77777777">
             <w:r>
               <w:t>Tạo/cập nhật progress IN_PROGRESS</w:t>
             </w:r>
           </w:p>
         </w:tc>
       </w:tr>
-      <w:tr>
-        <w:tc>
-          <w:tcPr>
-            <w:tcW w:w="2400" w:type="dxa"/>
-          </w:tcPr>
-          <w:p>
+      <w:tr ns2:paraId="1B19FD01" ns2:textId="77777777">
+        <w:tc>
+          <w:tcPr>
+            <w:tcW w:w="2400" w:type="dxa"/>
+          </w:tcPr>
+          <w:p ns2:paraId="38DAE320" ns2:textId="77777777">
             <w:r>
               <w:t>POST</w:t>
             </w:r>
@@ -2842,7 +3190,7 @@
           <w:tcPr>
             <w:tcW w:w="2400" w:type="dxa"/>
           </w:tcPr>
-          <w:p>
+          <w:p ns2:paraId="404808E8" ns2:textId="77777777">
             <w:r>
               <w:t>/api/v1/lessons/{lessonId}/complete</w:t>
             </w:r>
@@ -2852,12 +3200,12 @@
           <w:tcPr>
             <w:tcW w:w="2400" w:type="dxa"/>
           </w:tcPr>
-          <w:p>
+          <w:p ns2:paraId="2A3B1C3E" ns2:textId="77777777">
             <w:r>
               <w:t>Hoàn thành bài học</w:t>
             </w:r>
           </w:p>
-          <w:p>
+          <w:p ns2:paraId="268A94A9" ns2:textId="212CFCA0">
             <w:r>
               <w:t>Done</w:t>
             </w:r>
@@ -2867,19 +3215,19 @@
           <w:tcPr>
             <w:tcW w:w="2400" w:type="dxa"/>
           </w:tcPr>
-          <w:p>
+          <w:p ns2:paraId="2D75CBD9" ns2:textId="77777777">
             <w:r>
               <w:t>Mark lesson completed và tính lại progress</w:t>
             </w:r>
           </w:p>
         </w:tc>
       </w:tr>
-      <w:tr>
-        <w:tc>
-          <w:tcPr>
-            <w:tcW w:w="2400" w:type="dxa"/>
-          </w:tcPr>
-          <w:p>
+      <w:tr ns2:paraId="2B11CA08" ns2:textId="77777777">
+        <w:tc>
+          <w:tcPr>
+            <w:tcW w:w="2400" w:type="dxa"/>
+          </w:tcPr>
+          <w:p ns2:paraId="4F0BD98B" ns2:textId="77777777">
             <w:r>
               <w:t>POST</w:t>
             </w:r>
@@ -2889,7 +3237,7 @@
           <w:tcPr>
             <w:tcW w:w="2400" w:type="dxa"/>
           </w:tcPr>
-          <w:p>
+          <w:p ns2:paraId="14A57C98" ns2:textId="77777777">
             <w:r>
               <w:t>/api/v1/enrollments/{id}/complete</w:t>
             </w:r>
@@ -2899,12 +3247,12 @@
           <w:tcPr>
             <w:tcW w:w="2400" w:type="dxa"/>
           </w:tcPr>
-          <w:p>
+          <w:p ns2:paraId="32E3D3B1" ns2:textId="77777777">
             <w:r>
               <w:t>Hoàn thành khóa học</w:t>
             </w:r>
           </w:p>
-          <w:p>
+          <w:p ns2:paraId="2BA9978E" ns2:textId="5CDB0B6A">
             <w:r>
               <w:t>Done</w:t>
             </w:r>
@@ -2914,19 +3262,19 @@
           <w:tcPr>
             <w:tcW w:w="2400" w:type="dxa"/>
           </w:tcPr>
-          <w:p>
+          <w:p ns2:paraId="2427EF3D" ns2:textId="77777777">
             <w:r>
               <w:t>Kiểm tra điều kiện và sinh certificate</w:t>
             </w:r>
           </w:p>
         </w:tc>
       </w:tr>
-      <w:tr>
-        <w:tc>
-          <w:tcPr>
-            <w:tcW w:w="2400" w:type="dxa"/>
-          </w:tcPr>
-          <w:p>
+      <w:tr ns2:paraId="133023B5" ns2:textId="77777777">
+        <w:tc>
+          <w:tcPr>
+            <w:tcW w:w="2400" w:type="dxa"/>
+          </w:tcPr>
+          <w:p ns2:paraId="64806AB2" ns2:textId="77777777">
             <w:r>
               <w:t>GET</w:t>
             </w:r>
@@ -2936,7 +3284,7 @@
           <w:tcPr>
             <w:tcW w:w="2400" w:type="dxa"/>
           </w:tcPr>
-          <w:p>
+          <w:p ns2:paraId="2D8A2E0B" ns2:textId="77777777">
             <w:r>
               <w:t>/api/v1/my-certificates</w:t>
             </w:r>
@@ -2946,29 +3294,34 @@
           <w:tcPr>
             <w:tcW w:w="2400" w:type="dxa"/>
           </w:tcPr>
-          <w:p>
+          <w:p ns2:paraId="1B9351DD" ns2:textId="77777777">
             <w:r>
               <w:t>Chứng chỉ của tôi</w:t>
             </w:r>
           </w:p>
-        </w:tc>
-        <w:tc>
-          <w:tcPr>
-            <w:tcW w:w="2400" w:type="dxa"/>
-          </w:tcPr>
-          <w:p>
+          <w:p ns2:paraId="29152DBF" ns2:textId="4624ABEE">
+            <w:r>
+              <w:t>Done</w:t>
+            </w:r>
+          </w:p>
+        </w:tc>
+        <w:tc>
+          <w:tcPr>
+            <w:tcW w:w="2400" w:type="dxa"/>
+          </w:tcPr>
+          <w:p ns2:paraId="2C88B262" ns2:textId="77777777">
             <w:r>
               <w:t>Danh sách certificate của user</w:t>
             </w:r>
           </w:p>
         </w:tc>
       </w:tr>
-      <w:tr>
-        <w:tc>
-          <w:tcPr>
-            <w:tcW w:w="2400" w:type="dxa"/>
-          </w:tcPr>
-          <w:p>
+      <w:tr ns2:paraId="4AADAE44" ns2:textId="77777777">
+        <w:tc>
+          <w:tcPr>
+            <w:tcW w:w="2400" w:type="dxa"/>
+          </w:tcPr>
+          <w:p ns2:paraId="38D6A2E2" ns2:textId="77777777">
             <w:r>
               <w:t>GET</w:t>
             </w:r>
@@ -2978,7 +3331,7 @@
           <w:tcPr>
             <w:tcW w:w="2400" w:type="dxa"/>
           </w:tcPr>
-          <w:p>
+          <w:p ns2:paraId="1D33808F" ns2:textId="77777777">
             <w:r>
               <w:t>/api/v1/certificates/{code}</w:t>
             </w:r>
@@ -2988,29 +3341,34 @@
           <w:tcPr>
             <w:tcW w:w="2400" w:type="dxa"/>
           </w:tcPr>
-          <w:p>
+          <w:p ns2:paraId="787EC9C6" ns2:textId="77777777">
             <w:r>
               <w:t>Tra cứu chứng chỉ</w:t>
             </w:r>
           </w:p>
-        </w:tc>
-        <w:tc>
-          <w:tcPr>
-            <w:tcW w:w="2400" w:type="dxa"/>
-          </w:tcPr>
-          <w:p>
+          <w:p ns2:paraId="5BD7BA3A" ns2:textId="54C6FF5B">
+            <w:r>
+              <w:t>Done</w:t>
+            </w:r>
+          </w:p>
+        </w:tc>
+        <w:tc>
+          <w:tcPr>
+            <w:tcW w:w="2400" w:type="dxa"/>
+          </w:tcPr>
+          <w:p ns2:paraId="7E101976" ns2:textId="77777777">
             <w:r>
               <w:t>Xác minh certificate theo code</w:t>
             </w:r>
           </w:p>
         </w:tc>
       </w:tr>
-      <w:tr>
-        <w:tc>
-          <w:tcPr>
-            <w:tcW w:w="2400" w:type="dxa"/>
-          </w:tcPr>
-          <w:p>
+      <w:tr ns2:paraId="2635A3E5" ns2:textId="77777777">
+        <w:tc>
+          <w:tcPr>
+            <w:tcW w:w="2400" w:type="dxa"/>
+          </w:tcPr>
+          <w:p ns2:paraId="04033DD9" ns2:textId="77777777">
             <w:r>
               <w:t>GET</w:t>
             </w:r>
@@ -3020,7 +3378,7 @@
           <w:tcPr>
             <w:tcW w:w="2400" w:type="dxa"/>
           </w:tcPr>
-          <w:p>
+          <w:p ns2:paraId="0B686AD4" ns2:textId="77777777">
             <w:r>
               <w:t>/internal/v1/enrollments/{id}</w:t>
             </w:r>
@@ -3030,7 +3388,7 @@
           <w:tcPr>
             <w:tcW w:w="2400" w:type="dxa"/>
           </w:tcPr>
-          <w:p>
+          <w:p ns2:paraId="3FD6F4F2" ns2:textId="77777777">
             <w:r>
               <w:t>Enrollment nội bộ</w:t>
             </w:r>
@@ -3046,7 +3404,7 @@
           <w:tcPr>
             <w:tcW w:w="2400" w:type="dxa"/>
           </w:tcPr>
-          <w:p>
+          <w:p ns2:paraId="347FCF04" ns2:textId="77777777">
             <w:r>
               <w:t>Service khác lấy enrollment</w:t>
             </w:r>
@@ -3054,21 +3412,21 @@
         </w:tc>
       </w:tr>
     </w:tbl>
-    <w:p>
+    <w:p ns2:paraId="72DD610E" ns2:textId="77777777">
       <w:pPr>
         <w:pStyle w:val="Heading1"/>
       </w:pPr>
       <w:r>
+        <w:lastRenderedPageBreak/>
         <w:t>7. Quiz Service</w:t>
       </w:r>
     </w:p>
-    <w:p>
-      <w:r>
-        <w:lastRenderedPageBreak/>
+    <w:p ns2:paraId="31E14043" ns2:textId="77777777">
+      <w:r>
         <w:t>Service quản lý quiz, câu hỏi, đáp án, lượt làm bài và kết quả pass/fail.</w:t>
       </w:r>
     </w:p>
-    <w:p>
+    <w:p ns2:paraId="296B0CA7" ns2:textId="77777777">
       <w:pPr>
         <w:pStyle w:val="Heading2"/>
       </w:pPr>
@@ -3076,32 +3434,32 @@
         <w:t>Bảng dữ liệu:</w:t>
       </w:r>
     </w:p>
-    <w:p>
+    <w:p ns2:paraId="0AD132FF" ns2:textId="77777777">
       <w:r>
         <w:t>• tbl_quizzes</w:t>
       </w:r>
     </w:p>
-    <w:p>
+    <w:p ns2:paraId="169E0953" ns2:textId="77777777">
       <w:r>
         <w:t>• tbl_questions</w:t>
       </w:r>
     </w:p>
-    <w:p>
+    <w:p ns2:paraId="47D880D4" ns2:textId="77777777">
       <w:r>
         <w:t>• tbl_answers</w:t>
       </w:r>
     </w:p>
-    <w:p>
+    <w:p ns2:paraId="57D33063" ns2:textId="77777777">
       <w:r>
         <w:t>• tbl_quiz_attempts</w:t>
       </w:r>
     </w:p>
-    <w:p>
+    <w:p ns2:paraId="5BF42AF8" ns2:textId="77777777">
       <w:r>
         <w:t>• tbl_quiz_attempt_answers</w:t>
       </w:r>
     </w:p>
-    <w:p>
+    <w:p ns2:paraId="4121403D" ns2:textId="77777777">
       <w:pPr>
         <w:pStyle w:val="Heading2"/>
       </w:pPr>
@@ -3109,67 +3467,67 @@
         <w:t>Chức năng cần triển khai:</w:t>
       </w:r>
     </w:p>
-    <w:p>
+    <w:p ns2:paraId="33AA3D53" ns2:textId="77777777">
       <w:r>
         <w:t>• CRUD quiz.</w:t>
       </w:r>
     </w:p>
-    <w:p>
+    <w:p ns2:paraId="24FF78D6" ns2:textId="77777777">
       <w:r>
         <w:t>• CRUD câu hỏi.</w:t>
       </w:r>
     </w:p>
-    <w:p>
+    <w:p ns2:paraId="77CB81DB" ns2:textId="77777777">
       <w:r>
         <w:t>• CRUD đáp án.</w:t>
       </w:r>
     </w:p>
-    <w:p>
+    <w:p ns2:paraId="55419FC6" ns2:textId="77777777">
       <w:r>
         <w:t>• Cấu hình pass_score.</w:t>
       </w:r>
     </w:p>
-    <w:p>
+    <w:p ns2:paraId="519B5A73" ns2:textId="77777777">
       <w:r>
         <w:t>• Cấu hình max_attempts.</w:t>
       </w:r>
     </w:p>
-    <w:p>
+    <w:p ns2:paraId="4FE9E0B7" ns2:textId="77777777">
       <w:r>
         <w:t>• Cấu hình quiz bắt buộc.</w:t>
       </w:r>
     </w:p>
-    <w:p>
+    <w:p ns2:paraId="5A5EBEBF" ns2:textId="77777777">
       <w:r>
         <w:t>• Student start attempt.</w:t>
       </w:r>
     </w:p>
-    <w:p>
+    <w:p ns2:paraId="7FC87F4C" ns2:textId="77777777">
       <w:r>
         <w:t>• Student submit attempt.</w:t>
       </w:r>
     </w:p>
-    <w:p>
+    <w:p ns2:paraId="49C8859D" ns2:textId="77777777">
       <w:r>
         <w:t>• Tính điểm.</w:t>
       </w:r>
     </w:p>
-    <w:p>
+    <w:p ns2:paraId="2CBAAD61" ns2:textId="77777777">
       <w:r>
         <w:t>• Xác định pass/fail.</w:t>
       </w:r>
     </w:p>
-    <w:p>
+    <w:p ns2:paraId="109A37CF" ns2:textId="77777777">
       <w:r>
         <w:t>• Lưu lịch sử làm bài.</w:t>
       </w:r>
     </w:p>
-    <w:p>
+    <w:p ns2:paraId="075BC450" ns2:textId="77777777">
       <w:r>
         <w:t>• Chặn làm quá số lần tối đa.</w:t>
       </w:r>
     </w:p>
-    <w:p>
+    <w:p ns2:paraId="6686E8CF" ns2:textId="77777777">
       <w:pPr>
         <w:pStyle w:val="Heading2"/>
       </w:pPr>
@@ -3190,12 +3548,12 @@
         <w:gridCol w:w="1555"/>
         <w:gridCol w:w="2180"/>
       </w:tblGrid>
-      <w:tr>
-        <w:tc>
-          <w:tcPr>
-            <w:tcW w:w="2400" w:type="dxa"/>
-          </w:tcPr>
-          <w:p>
+      <w:tr ns2:paraId="56A3C66E" ns2:textId="77777777">
+        <w:tc>
+          <w:tcPr>
+            <w:tcW w:w="2400" w:type="dxa"/>
+          </w:tcPr>
+          <w:p ns2:paraId="609E2C6E" ns2:textId="77777777">
             <w:r>
               <w:rPr>
                 <w:b/>
@@ -3208,7 +3566,7 @@
           <w:tcPr>
             <w:tcW w:w="2400" w:type="dxa"/>
           </w:tcPr>
-          <w:p>
+          <w:p ns2:paraId="2F1B72FF" ns2:textId="77777777">
             <w:r>
               <w:rPr>
                 <w:b/>
@@ -3221,7 +3579,7 @@
           <w:tcPr>
             <w:tcW w:w="2400" w:type="dxa"/>
           </w:tcPr>
-          <w:p>
+          <w:p ns2:paraId="4B175DDA" ns2:textId="77777777">
             <w:r>
               <w:rPr>
                 <w:b/>
@@ -3234,7 +3592,7 @@
           <w:tcPr>
             <w:tcW w:w="2400" w:type="dxa"/>
           </w:tcPr>
-          <w:p>
+          <w:p ns2:paraId="5A785D65" ns2:textId="77777777">
             <w:r>
               <w:rPr>
                 <w:b/>
@@ -3244,12 +3602,12 @@
           </w:p>
         </w:tc>
       </w:tr>
-      <w:tr>
-        <w:tc>
-          <w:tcPr>
-            <w:tcW w:w="2400" w:type="dxa"/>
-          </w:tcPr>
-          <w:p>
+      <w:tr ns2:paraId="0744D6CB" ns2:textId="77777777">
+        <w:tc>
+          <w:tcPr>
+            <w:tcW w:w="2400" w:type="dxa"/>
+          </w:tcPr>
+          <w:p ns2:paraId="64004286" ns2:textId="77777777">
             <w:r>
               <w:t>GET</w:t>
             </w:r>
@@ -3259,7 +3617,7 @@
           <w:tcPr>
             <w:tcW w:w="2400" w:type="dxa"/>
           </w:tcPr>
-          <w:p>
+          <w:p ns2:paraId="79050357" ns2:textId="77777777">
             <w:r>
               <w:t>/api/v1/quizzes</w:t>
             </w:r>
@@ -3269,7 +3627,7 @@
           <w:tcPr>
             <w:tcW w:w="2400" w:type="dxa"/>
           </w:tcPr>
-          <w:p>
+          <w:p ns2:paraId="505E19B0" ns2:textId="77777777">
             <w:r>
               <w:t>Danh sách quiz</w:t>
             </w:r>
@@ -3285,19 +3643,19 @@
           <w:tcPr>
             <w:tcW w:w="2400" w:type="dxa"/>
           </w:tcPr>
-          <w:p>
+          <w:p ns2:paraId="450C6328" ns2:textId="77777777">
             <w:r>
               <w:t>Filter quiz theo course/lesson/status</w:t>
             </w:r>
           </w:p>
         </w:tc>
       </w:tr>
-      <w:tr>
-        <w:tc>
-          <w:tcPr>
-            <w:tcW w:w="2400" w:type="dxa"/>
-          </w:tcPr>
-          <w:p>
+      <w:tr ns2:paraId="317793B1" ns2:textId="77777777">
+        <w:tc>
+          <w:tcPr>
+            <w:tcW w:w="2400" w:type="dxa"/>
+          </w:tcPr>
+          <w:p ns2:paraId="76F0D461" ns2:textId="77777777">
             <w:r>
               <w:t>POST</w:t>
             </w:r>
@@ -3307,7 +3665,7 @@
           <w:tcPr>
             <w:tcW w:w="2400" w:type="dxa"/>
           </w:tcPr>
-          <w:p>
+          <w:p ns2:paraId="101074A4" ns2:textId="77777777">
             <w:r>
               <w:t>/api/v1/quizzes</w:t>
             </w:r>
@@ -3317,7 +3675,7 @@
           <w:tcPr>
             <w:tcW w:w="2400" w:type="dxa"/>
           </w:tcPr>
-          <w:p>
+          <w:p ns2:paraId="62578487" ns2:textId="77777777">
             <w:r>
               <w:t>Tạo quiz</w:t>
             </w:r>
@@ -3333,19 +3691,19 @@
           <w:tcPr>
             <w:tcW w:w="2400" w:type="dxa"/>
           </w:tcPr>
-          <w:p>
+          <w:p ns2:paraId="52841DC9" ns2:textId="77777777">
             <w:r>
               <w:t>Instructor tạo quiz</w:t>
             </w:r>
           </w:p>
         </w:tc>
       </w:tr>
-      <w:tr>
-        <w:tc>
-          <w:tcPr>
-            <w:tcW w:w="2400" w:type="dxa"/>
-          </w:tcPr>
-          <w:p>
+      <w:tr ns2:paraId="5AF6F168" ns2:textId="77777777">
+        <w:tc>
+          <w:tcPr>
+            <w:tcW w:w="2400" w:type="dxa"/>
+          </w:tcPr>
+          <w:p ns2:paraId="5369C7D0" ns2:textId="77777777">
             <w:r>
               <w:t>GET</w:t>
             </w:r>
@@ -3355,7 +3713,7 @@
           <w:tcPr>
             <w:tcW w:w="2400" w:type="dxa"/>
           </w:tcPr>
-          <w:p>
+          <w:p ns2:paraId="1C236097" ns2:textId="77777777">
             <w:r>
               <w:t>/api/v1/quizzes/{id}</w:t>
             </w:r>
@@ -3365,7 +3723,7 @@
           <w:tcPr>
             <w:tcW w:w="2400" w:type="dxa"/>
           </w:tcPr>
-          <w:p>
+          <w:p ns2:paraId="143D3529" ns2:textId="77777777">
             <w:r>
               <w:t>Chi tiết quiz</w:t>
             </w:r>
@@ -3373,6 +3731,62 @@
               <w:rPr>
                 <w:b/>
               </w:rPr>
+              <w:t xml:space="preserve"> [BASE-</w:t>
+            </w:r>
+            <w:r>
+              <w:rPr>
+                <w:b/>
+              </w:rPr>
+              <w:lastRenderedPageBreak/>
+              <w:t>SERVICE]</w:t>
+            </w:r>
+          </w:p>
+        </w:tc>
+        <w:tc>
+          <w:tcPr>
+            <w:tcW w:w="2400" w:type="dxa"/>
+          </w:tcPr>
+          <w:p ns2:paraId="0B2D1122" ns2:textId="77777777">
+            <w:r>
+              <w:lastRenderedPageBreak/>
+              <w:t>Xem quiz và câu hỏi</w:t>
+            </w:r>
+          </w:p>
+        </w:tc>
+      </w:tr>
+      <w:tr ns2:paraId="67482188" ns2:textId="77777777">
+        <w:tc>
+          <w:tcPr>
+            <w:tcW w:w="2400" w:type="dxa"/>
+          </w:tcPr>
+          <w:p ns2:paraId="4E981B7D" ns2:textId="77777777">
+            <w:r>
+              <w:t>PUT</w:t>
+            </w:r>
+          </w:p>
+        </w:tc>
+        <w:tc>
+          <w:tcPr>
+            <w:tcW w:w="2400" w:type="dxa"/>
+          </w:tcPr>
+          <w:p ns2:paraId="3C637C27" ns2:textId="77777777">
+            <w:r>
+              <w:t>/api/v1/quizzes/{id}</w:t>
+            </w:r>
+          </w:p>
+        </w:tc>
+        <w:tc>
+          <w:tcPr>
+            <w:tcW w:w="2400" w:type="dxa"/>
+          </w:tcPr>
+          <w:p ns2:paraId="4F9EB3AB" ns2:textId="77777777">
+            <w:r>
+              <w:t>Cập nhật quiz</w:t>
+            </w:r>
+            <w:r>
+              <w:rPr>
+                <w:b/>
+              </w:rPr>
               <w:t xml:space="preserve"> [BASE-SERVICE]</w:t>
             </w:r>
           </w:p>
@@ -3381,21 +3795,113 @@
           <w:tcPr>
             <w:tcW w:w="2400" w:type="dxa"/>
           </w:tcPr>
-          <w:p>
-            <w:r>
-              <w:t>Xem quiz và câu hỏi</w:t>
-            </w:r>
-          </w:p>
-        </w:tc>
-      </w:tr>
-      <w:tr>
-        <w:tc>
-          <w:tcPr>
-            <w:tcW w:w="2400" w:type="dxa"/>
-          </w:tcPr>
-          <w:p>
-            <w:r>
-              <w:lastRenderedPageBreak/>
+          <w:p ns2:paraId="165F7640" ns2:textId="77777777">
+            <w:r>
+              <w:t>Sửa cấu hình quiz</w:t>
+            </w:r>
+          </w:p>
+        </w:tc>
+      </w:tr>
+      <w:tr ns2:paraId="3B252A2F" ns2:textId="77777777">
+        <w:tc>
+          <w:tcPr>
+            <w:tcW w:w="2400" w:type="dxa"/>
+          </w:tcPr>
+          <w:p ns2:paraId="553B45A8" ns2:textId="77777777">
+            <w:r>
+              <w:t>DELETE</w:t>
+            </w:r>
+          </w:p>
+        </w:tc>
+        <w:tc>
+          <w:tcPr>
+            <w:tcW w:w="2400" w:type="dxa"/>
+          </w:tcPr>
+          <w:p ns2:paraId="5DEC2368" ns2:textId="77777777">
+            <w:r>
+              <w:t>/api/v1/quizzes/{id}</w:t>
+            </w:r>
+          </w:p>
+        </w:tc>
+        <w:tc>
+          <w:tcPr>
+            <w:tcW w:w="2400" w:type="dxa"/>
+          </w:tcPr>
+          <w:p ns2:paraId="471743C4" ns2:textId="77777777">
+            <w:r>
+              <w:t>Xóa quiz</w:t>
+            </w:r>
+            <w:r>
+              <w:rPr>
+                <w:b/>
+              </w:rPr>
+              <w:t xml:space="preserve"> [BASE-SERVICE]</w:t>
+            </w:r>
+          </w:p>
+        </w:tc>
+        <w:tc>
+          <w:tcPr>
+            <w:tcW w:w="2400" w:type="dxa"/>
+          </w:tcPr>
+          <w:p ns2:paraId="628FA120" ns2:textId="77777777">
+            <w:r>
+              <w:t>Xóa mềm quiz</w:t>
+            </w:r>
+          </w:p>
+        </w:tc>
+      </w:tr>
+      <w:tr ns2:paraId="29132C8A" ns2:textId="77777777">
+        <w:tc>
+          <w:tcPr>
+            <w:tcW w:w="2400" w:type="dxa"/>
+          </w:tcPr>
+          <w:p ns2:paraId="1BD01396" ns2:textId="77777777">
+            <w:r>
+              <w:t>POST</w:t>
+            </w:r>
+          </w:p>
+        </w:tc>
+        <w:tc>
+          <w:tcPr>
+            <w:tcW w:w="2400" w:type="dxa"/>
+          </w:tcPr>
+          <w:p ns2:paraId="188C120C" ns2:textId="77777777">
+            <w:r>
+              <w:t>/api/v1/quizzes/{id}/questions</w:t>
+            </w:r>
+          </w:p>
+        </w:tc>
+        <w:tc>
+          <w:tcPr>
+            <w:tcW w:w="2400" w:type="dxa"/>
+          </w:tcPr>
+          <w:p ns2:paraId="509D24CF" ns2:textId="24A08140">
+            <w:r>
+              <w:t>Tạo câu hỏi</w:t>
+            </w:r>
+            <w:r>
+              <w:t>(Done)</w:t>
+            </w:r>
+          </w:p>
+        </w:tc>
+        <w:tc>
+          <w:tcPr>
+            <w:tcW w:w="2400" w:type="dxa"/>
+          </w:tcPr>
+          <w:p ns2:paraId="3799F9DC" ns2:textId="77777777">
+            <w:r>
+              <w:t>Thêm câu hỏi vào quiz</w:t>
+            </w:r>
+          </w:p>
+        </w:tc>
+      </w:tr>
+      <w:tr ns2:paraId="2BE63247" ns2:textId="77777777">
+        <w:tc>
+          <w:tcPr>
+            <w:tcW w:w="2400" w:type="dxa"/>
+          </w:tcPr>
+          <w:p ns2:paraId="5FA065C6" ns2:textId="77777777">
+            <w:r>
               <w:t>PUT</w:t>
             </w:r>
           </w:p>
@@ -3404,19 +3910,19 @@
           <w:tcPr>
             <w:tcW w:w="2400" w:type="dxa"/>
           </w:tcPr>
-          <w:p>
-            <w:r>
-              <w:t>/api/v1/quizzes/{id}</w:t>
-            </w:r>
-          </w:p>
-        </w:tc>
-        <w:tc>
-          <w:tcPr>
-            <w:tcW w:w="2400" w:type="dxa"/>
-          </w:tcPr>
-          <w:p>
-            <w:r>
-              <w:t>Cập nhật quiz</w:t>
+          <w:p ns2:paraId="276D4D40" ns2:textId="77777777">
+            <w:r>
+              <w:t>/api/v1/questions/{id}</w:t>
+            </w:r>
+          </w:p>
+        </w:tc>
+        <w:tc>
+          <w:tcPr>
+            <w:tcW w:w="2400" w:type="dxa"/>
+          </w:tcPr>
+          <w:p ns2:paraId="27394E71" ns2:textId="77777777">
+            <w:r>
+              <w:t>Cập nhật câu hỏi</w:t>
             </w:r>
             <w:r>
               <w:rPr>
@@ -3430,19 +3936,19 @@
           <w:tcPr>
             <w:tcW w:w="2400" w:type="dxa"/>
           </w:tcPr>
-          <w:p>
-            <w:r>
-              <w:t>Sửa cấu hình quiz</w:t>
-            </w:r>
-          </w:p>
-        </w:tc>
-      </w:tr>
-      <w:tr>
-        <w:tc>
-          <w:tcPr>
-            <w:tcW w:w="2400" w:type="dxa"/>
-          </w:tcPr>
-          <w:p>
+          <w:p ns2:paraId="5C8315BF" ns2:textId="77777777">
+            <w:r>
+              <w:t>Sửa câu hỏi</w:t>
+            </w:r>
+          </w:p>
+        </w:tc>
+      </w:tr>
+      <w:tr ns2:paraId="524AB9AB" ns2:textId="77777777">
+        <w:tc>
+          <w:tcPr>
+            <w:tcW w:w="2400" w:type="dxa"/>
+          </w:tcPr>
+          <w:p ns2:paraId="3923AB3B" ns2:textId="77777777">
             <w:r>
               <w:t>DELETE</w:t>
             </w:r>
@@ -3452,19 +3958,19 @@
           <w:tcPr>
             <w:tcW w:w="2400" w:type="dxa"/>
           </w:tcPr>
-          <w:p>
-            <w:r>
-              <w:t>/api/v1/quizzes/{id}</w:t>
-            </w:r>
-          </w:p>
-        </w:tc>
-        <w:tc>
-          <w:tcPr>
-            <w:tcW w:w="2400" w:type="dxa"/>
-          </w:tcPr>
-          <w:p>
-            <w:r>
-              <w:t>Xóa quiz</w:t>
+          <w:p ns2:paraId="286CBD51" ns2:textId="77777777">
+            <w:r>
+              <w:t>/api/v1/questions/{id}</w:t>
+            </w:r>
+          </w:p>
+        </w:tc>
+        <w:tc>
+          <w:tcPr>
+            <w:tcW w:w="2400" w:type="dxa"/>
+          </w:tcPr>
+          <w:p ns2:paraId="6EA79FD2" ns2:textId="77777777">
+            <w:r>
+              <w:t>Xóa câu hỏi</w:t>
             </w:r>
             <w:r>
               <w:rPr>
@@ -3478,19 +3984,19 @@
           <w:tcPr>
             <w:tcW w:w="2400" w:type="dxa"/>
           </w:tcPr>
-          <w:p>
-            <w:r>
-              <w:t>Xóa mềm quiz</w:t>
-            </w:r>
-          </w:p>
-        </w:tc>
-      </w:tr>
-      <w:tr>
-        <w:tc>
-          <w:tcPr>
-            <w:tcW w:w="2400" w:type="dxa"/>
-          </w:tcPr>
-          <w:p>
+          <w:p ns2:paraId="2FAB1B80" ns2:textId="77777777">
+            <w:r>
+              <w:t>Xóa mềm câu hỏi</w:t>
+            </w:r>
+          </w:p>
+        </w:tc>
+      </w:tr>
+      <w:tr ns2:paraId="78BBB598" ns2:textId="77777777">
+        <w:tc>
+          <w:tcPr>
+            <w:tcW w:w="2400" w:type="dxa"/>
+          </w:tcPr>
+          <w:p ns2:paraId="17C1A97E" ns2:textId="77777777">
             <w:r>
               <w:t>POST</w:t>
             </w:r>
@@ -3500,148 +4006,7 @@
           <w:tcPr>
             <w:tcW w:w="2400" w:type="dxa"/>
           </w:tcPr>
-          <w:p>
-            <w:r>
-              <w:t>/api/v1/quizzes/{id}/questions</w:t>
-            </w:r>
-          </w:p>
-        </w:tc>
-        <w:tc>
-          <w:tcPr>
-            <w:tcW w:w="2400" w:type="dxa"/>
-          </w:tcPr>
-          <w:p>
-            <w:r>
-              <w:t>Tạo câu hỏi</w:t>
-            </w:r>
-            <w:r>
-              <w:t>(Done)</w:t>
-            </w:r>
-          </w:p>
-        </w:tc>
-        <w:tc>
-          <w:tcPr>
-            <w:tcW w:w="2400" w:type="dxa"/>
-          </w:tcPr>
-          <w:p>
-            <w:r>
-              <w:t>Thêm câu hỏi vào quiz</w:t>
-            </w:r>
-          </w:p>
-        </w:tc>
-      </w:tr>
-      <w:tr>
-        <w:tc>
-          <w:tcPr>
-            <w:tcW w:w="2400" w:type="dxa"/>
-          </w:tcPr>
-          <w:p>
-            <w:r>
-              <w:t>PUT</w:t>
-            </w:r>
-          </w:p>
-        </w:tc>
-        <w:tc>
-          <w:tcPr>
-            <w:tcW w:w="2400" w:type="dxa"/>
-          </w:tcPr>
-          <w:p>
-            <w:r>
-              <w:t>/api/v1/questions/{id}</w:t>
-            </w:r>
-          </w:p>
-        </w:tc>
-        <w:tc>
-          <w:tcPr>
-            <w:tcW w:w="2400" w:type="dxa"/>
-          </w:tcPr>
-          <w:p>
-            <w:r>
-              <w:t>Cập nhật câu hỏi</w:t>
-            </w:r>
-            <w:r>
-              <w:rPr>
-                <w:b/>
-              </w:rPr>
-              <w:t xml:space="preserve"> [BASE-SERVICE]</w:t>
-            </w:r>
-          </w:p>
-        </w:tc>
-        <w:tc>
-          <w:tcPr>
-            <w:tcW w:w="2400" w:type="dxa"/>
-          </w:tcPr>
-          <w:p>
-            <w:r>
-              <w:t>Sửa câu hỏi</w:t>
-            </w:r>
-          </w:p>
-        </w:tc>
-      </w:tr>
-      <w:tr>
-        <w:tc>
-          <w:tcPr>
-            <w:tcW w:w="2400" w:type="dxa"/>
-          </w:tcPr>
-          <w:p>
-            <w:r>
-              <w:t>DELETE</w:t>
-            </w:r>
-          </w:p>
-        </w:tc>
-        <w:tc>
-          <w:tcPr>
-            <w:tcW w:w="2400" w:type="dxa"/>
-          </w:tcPr>
-          <w:p>
-            <w:r>
-              <w:t>/api/v1/questions/{id}</w:t>
-            </w:r>
-          </w:p>
-        </w:tc>
-        <w:tc>
-          <w:tcPr>
-            <w:tcW w:w="2400" w:type="dxa"/>
-          </w:tcPr>
-          <w:p>
-            <w:r>
-              <w:t>Xóa câu hỏi</w:t>
-            </w:r>
-            <w:r>
-              <w:rPr>
-                <w:b/>
-              </w:rPr>
-              <w:t xml:space="preserve"> [BASE-SERVICE]</w:t>
-            </w:r>
-          </w:p>
-        </w:tc>
-        <w:tc>
-          <w:tcPr>
-            <w:tcW w:w="2400" w:type="dxa"/>
-          </w:tcPr>
-          <w:p>
-            <w:r>
-              <w:t>Xóa mềm câu hỏi</w:t>
-            </w:r>
-          </w:p>
-        </w:tc>
-      </w:tr>
-      <w:tr>
-        <w:tc>
-          <w:tcPr>
-            <w:tcW w:w="2400" w:type="dxa"/>
-          </w:tcPr>
-          <w:p>
-            <w:r>
-              <w:t>POST</w:t>
-            </w:r>
-          </w:p>
-        </w:tc>
-        <w:tc>
-          <w:tcPr>
-            <w:tcW w:w="2400" w:type="dxa"/>
-          </w:tcPr>
-          <w:p>
+          <w:p ns2:paraId="7B900E7A" ns2:textId="77777777">
             <w:r>
               <w:t>/api/v1/questions/{id}/answers</w:t>
             </w:r>
@@ -3651,7 +4016,7 @@
           <w:tcPr>
             <w:tcW w:w="2400" w:type="dxa"/>
           </w:tcPr>
-          <w:p>
+          <w:p ns2:paraId="60885801" ns2:textId="285A817B">
             <w:pPr>
               <w:rPr>
                 <w:b/>
@@ -3674,19 +4039,19 @@
           <w:tcPr>
             <w:tcW w:w="2400" w:type="dxa"/>
           </w:tcPr>
-          <w:p>
+          <w:p ns2:paraId="69A4F79A" ns2:textId="77777777">
             <w:r>
               <w:t>Thêm đáp án cho câu hỏi</w:t>
             </w:r>
           </w:p>
         </w:tc>
       </w:tr>
-      <w:tr>
-        <w:tc>
-          <w:tcPr>
-            <w:tcW w:w="2400" w:type="dxa"/>
-          </w:tcPr>
-          <w:p>
+      <w:tr ns2:paraId="1443D44B" ns2:textId="77777777">
+        <w:tc>
+          <w:tcPr>
+            <w:tcW w:w="2400" w:type="dxa"/>
+          </w:tcPr>
+          <w:p ns2:paraId="54328293" ns2:textId="77777777">
             <w:r>
               <w:t>PUT</w:t>
             </w:r>
@@ -3696,7 +4061,7 @@
           <w:tcPr>
             <w:tcW w:w="2400" w:type="dxa"/>
           </w:tcPr>
-          <w:p>
+          <w:p ns2:paraId="30C83312" ns2:textId="77777777">
             <w:r>
               <w:t>/api/v1/answers/{id}</w:t>
             </w:r>
@@ -3706,7 +4071,7 @@
           <w:tcPr>
             <w:tcW w:w="2400" w:type="dxa"/>
           </w:tcPr>
-          <w:p>
+          <w:p ns2:paraId="0B5C0213" ns2:textId="77777777">
             <w:r>
               <w:t>Cập nhật đáp án</w:t>
             </w:r>
@@ -3722,19 +4087,19 @@
           <w:tcPr>
             <w:tcW w:w="2400" w:type="dxa"/>
           </w:tcPr>
-          <w:p>
+          <w:p ns2:paraId="63C83FC8" ns2:textId="77777777">
             <w:r>
               <w:t>Sửa đáp án</w:t>
             </w:r>
           </w:p>
         </w:tc>
       </w:tr>
-      <w:tr>
-        <w:tc>
-          <w:tcPr>
-            <w:tcW w:w="2400" w:type="dxa"/>
-          </w:tcPr>
-          <w:p>
+      <w:tr ns2:paraId="30D3AA21" ns2:textId="77777777">
+        <w:tc>
+          <w:tcPr>
+            <w:tcW w:w="2400" w:type="dxa"/>
+          </w:tcPr>
+          <w:p ns2:paraId="093405A9" ns2:textId="77777777">
             <w:r>
               <w:t>DELETE</w:t>
             </w:r>
@@ -3744,7 +4109,7 @@
           <w:tcPr>
             <w:tcW w:w="2400" w:type="dxa"/>
           </w:tcPr>
-          <w:p>
+          <w:p ns2:paraId="2BC9D1A7" ns2:textId="77777777">
             <w:r>
               <w:t>/api/v1/answers/{id}</w:t>
             </w:r>
@@ -3754,7 +4119,7 @@
           <w:tcPr>
             <w:tcW w:w="2400" w:type="dxa"/>
           </w:tcPr>
-          <w:p>
+          <w:p ns2:paraId="787CC26A" ns2:textId="77777777">
             <w:r>
               <w:t>Xóa đáp án</w:t>
             </w:r>
@@ -3770,19 +4135,19 @@
           <w:tcPr>
             <w:tcW w:w="2400" w:type="dxa"/>
           </w:tcPr>
-          <w:p>
+          <w:p ns2:paraId="653B5909" ns2:textId="77777777">
             <w:r>
               <w:t>Xóa mềm đáp án</w:t>
             </w:r>
           </w:p>
         </w:tc>
       </w:tr>
-      <w:tr>
-        <w:tc>
-          <w:tcPr>
-            <w:tcW w:w="2400" w:type="dxa"/>
-          </w:tcPr>
-          <w:p>
+      <w:tr ns2:paraId="6D8839EA" ns2:textId="77777777">
+        <w:tc>
+          <w:tcPr>
+            <w:tcW w:w="2400" w:type="dxa"/>
+          </w:tcPr>
+          <w:p ns2:paraId="43327121" ns2:textId="77777777">
             <w:r>
               <w:t>POST</w:t>
             </w:r>
@@ -3792,7 +4157,7 @@
           <w:tcPr>
             <w:tcW w:w="2400" w:type="dxa"/>
           </w:tcPr>
-          <w:p>
+          <w:p ns2:paraId="012AE139" ns2:textId="77777777">
             <w:r>
               <w:t>/api/v1/quizzes/{id}/attempts</w:t>
             </w:r>
@@ -3802,29 +4167,32 @@
           <w:tcPr>
             <w:tcW w:w="2400" w:type="dxa"/>
           </w:tcPr>
-          <w:p>
+          <w:p ns2:paraId="650F0033" ns2:textId="3C27E65C">
             <w:r>
               <w:t>Bắt đầu làm quiz</w:t>
             </w:r>
-          </w:p>
-        </w:tc>
-        <w:tc>
-          <w:tcPr>
-            <w:tcW w:w="2400" w:type="dxa"/>
-          </w:tcPr>
-          <w:p>
+            <w:r>
+              <w:t xml:space="preserve"> Done</w:t>
+            </w:r>
+          </w:p>
+        </w:tc>
+        <w:tc>
+          <w:tcPr>
+            <w:tcW w:w="2400" w:type="dxa"/>
+          </w:tcPr>
+          <w:p ns2:paraId="0B87A316" ns2:textId="77777777">
             <w:r>
               <w:t>Tạo attempt mới</w:t>
             </w:r>
           </w:p>
         </w:tc>
       </w:tr>
-      <w:tr>
-        <w:tc>
-          <w:tcPr>
-            <w:tcW w:w="2400" w:type="dxa"/>
-          </w:tcPr>
-          <w:p>
+      <w:tr ns2:paraId="4C6687CC" ns2:textId="77777777">
+        <w:tc>
+          <w:tcPr>
+            <w:tcW w:w="2400" w:type="dxa"/>
+          </w:tcPr>
+          <w:p ns2:paraId="1E22A552" ns2:textId="77777777">
             <w:r>
               <w:t>POST</w:t>
             </w:r>
@@ -3834,7 +4202,7 @@
           <w:tcPr>
             <w:tcW w:w="2400" w:type="dxa"/>
           </w:tcPr>
-          <w:p>
+          <w:p ns2:paraId="322CF010" ns2:textId="77777777">
             <w:r>
               <w:t>/api/v1/quiz-attempts/{id}/submit</w:t>
             </w:r>
@@ -3844,29 +4212,42 @@
           <w:tcPr>
             <w:tcW w:w="2400" w:type="dxa"/>
           </w:tcPr>
-          <w:p>
+          <w:p ns2:paraId="324B66AF" ns2:textId="77777777">
             <w:r>
               <w:t>Nộp bài quiz</w:t>
             </w:r>
           </w:p>
-        </w:tc>
-        <w:tc>
-          <w:tcPr>
-            <w:tcW w:w="2400" w:type="dxa"/>
-          </w:tcPr>
-          <w:p>
+          <w:p ns2:paraId="01027546" ns2:textId="238944D5">
+            <w:pPr>
+              <w:rPr>
+                <w:lang w:val="vi-VN"/>
+              </w:rPr>
+            </w:pPr>
+            <w:r>
+              <w:rPr>
+                <w:lang w:val="vi-VN"/>
+              </w:rPr>
+              <w:t>Done</w:t>
+            </w:r>
+          </w:p>
+        </w:tc>
+        <w:tc>
+          <w:tcPr>
+            <w:tcW w:w="2400" w:type="dxa"/>
+          </w:tcPr>
+          <w:p ns2:paraId="5659C1A4" ns2:textId="77777777">
             <w:r>
               <w:t>Lưu answer, tính điểm, pass/fail</w:t>
             </w:r>
           </w:p>
         </w:tc>
       </w:tr>
-      <w:tr>
-        <w:tc>
-          <w:tcPr>
-            <w:tcW w:w="2400" w:type="dxa"/>
-          </w:tcPr>
-          <w:p>
+      <w:tr ns2:paraId="35D03FDF" ns2:textId="77777777">
+        <w:tc>
+          <w:tcPr>
+            <w:tcW w:w="2400" w:type="dxa"/>
+          </w:tcPr>
+          <w:p ns2:paraId="14746C89" ns2:textId="77777777">
             <w:r>
               <w:t>GET</w:t>
             </w:r>
@@ -3876,7 +4257,7 @@
           <w:tcPr>
             <w:tcW w:w="2400" w:type="dxa"/>
           </w:tcPr>
-          <w:p>
+          <w:p ns2:paraId="51748BED" ns2:textId="77777777">
             <w:r>
               <w:t>/api/v1/quiz-attempts/{id}</w:t>
             </w:r>
@@ -3886,7 +4267,7 @@
           <w:tcPr>
             <w:tcW w:w="2400" w:type="dxa"/>
           </w:tcPr>
-          <w:p>
+          <w:p ns2:paraId="7F28D9DC" ns2:textId="77777777">
             <w:r>
               <w:t>Chi tiết lượt làm</w:t>
             </w:r>
@@ -3902,19 +4283,19 @@
           <w:tcPr>
             <w:tcW w:w="2400" w:type="dxa"/>
           </w:tcPr>
-          <w:p>
+          <w:p ns2:paraId="5D3ADA29" ns2:textId="77777777">
             <w:r>
               <w:t>Xem kết quả attempt</w:t>
             </w:r>
           </w:p>
         </w:tc>
       </w:tr>
-      <w:tr>
-        <w:tc>
-          <w:tcPr>
-            <w:tcW w:w="2400" w:type="dxa"/>
-          </w:tcPr>
-          <w:p>
+      <w:tr ns2:paraId="0F5BEE28" ns2:textId="77777777">
+        <w:tc>
+          <w:tcPr>
+            <w:tcW w:w="2400" w:type="dxa"/>
+          </w:tcPr>
+          <w:p ns2:paraId="112F13D9" ns2:textId="77777777">
             <w:r>
               <w:t>GET</w:t>
             </w:r>
@@ -3924,7 +4305,7 @@
           <w:tcPr>
             <w:tcW w:w="2400" w:type="dxa"/>
           </w:tcPr>
-          <w:p>
+          <w:p ns2:paraId="56192A65" ns2:textId="77777777">
             <w:r>
               <w:t>/internal/v1/quizzes/course/{courseId}/required-result</w:t>
             </w:r>
@@ -3934,17 +4315,20 @@
           <w:tcPr>
             <w:tcW w:w="2400" w:type="dxa"/>
           </w:tcPr>
-          <w:p>
+          <w:p ns2:paraId="1E7C583C" ns2:textId="61C67E4C">
             <w:r>
               <w:t>Kết quả quiz bắt buộc</w:t>
             </w:r>
-          </w:p>
-        </w:tc>
-        <w:tc>
-          <w:tcPr>
-            <w:tcW w:w="2400" w:type="dxa"/>
-          </w:tcPr>
-          <w:p>
+            <w:r>
+              <w:t xml:space="preserve"> Done</w:t>
+            </w:r>
+          </w:p>
+        </w:tc>
+        <w:tc>
+          <w:tcPr>
+            <w:tcW w:w="2400" w:type="dxa"/>
+          </w:tcPr>
+          <w:p ns2:paraId="2351ACB9" ns2:textId="77777777">
             <w:r>
               <w:t>Learning-service kiểm tra điều kiện hoàn thành</w:t>
             </w:r>
@@ -3952,7 +4336,7 @@
         </w:tc>
       </w:tr>
     </w:tbl>
-    <w:p>
+    <w:p ns2:paraId="54CC29CE" ns2:textId="77777777">
       <w:pPr>
         <w:pStyle w:val="Heading1"/>
       </w:pPr>
@@ -3960,41 +4344,41 @@
         <w:t>8. Notice Service</w:t>
       </w:r>
     </w:p>
-    <w:p>
+    <w:p ns2:paraId="376CA34C" ns2:textId="77777777">
       <w:r>
         <w:t>Service quản lý thông báo trong web, FCM token của browser/device, gửi Firebase Web Push và lưu log gửi.</w:t>
       </w:r>
     </w:p>
-    <w:p>
+    <w:p ns2:paraId="5DC15DD2" ns2:textId="77777777">
       <w:pPr>
         <w:pStyle w:val="Heading2"/>
       </w:pPr>
       <w:r>
+        <w:lastRenderedPageBreak/>
         <w:t>Bảng dữ liệu:</w:t>
       </w:r>
     </w:p>
-    <w:p>
+    <w:p ns2:paraId="5E391881" ns2:textId="77777777">
       <w:r>
         <w:t>• tbl_user_devices</w:t>
       </w:r>
     </w:p>
-    <w:p>
-      <w:r>
-        <w:lastRenderedPageBreak/>
+    <w:p ns2:paraId="4F6DF730" ns2:textId="77777777">
+      <w:r>
         <w:t>• tbl_notices</w:t>
       </w:r>
     </w:p>
-    <w:p>
+    <w:p ns2:paraId="48B0BC9C" ns2:textId="77777777">
       <w:r>
         <w:t>• tbl_notice_recipients</w:t>
       </w:r>
     </w:p>
-    <w:p>
+    <w:p ns2:paraId="3F409426" ns2:textId="77777777">
       <w:r>
         <w:t>• tbl_notice_delivery_logs</w:t>
       </w:r>
     </w:p>
-    <w:p>
+    <w:p ns2:paraId="2B8049BA" ns2:textId="77777777">
       <w:pPr>
         <w:pStyle w:val="Heading2"/>
       </w:pPr>
@@ -4002,72 +4386,72 @@
         <w:t>Chức năng cần triển khai:</w:t>
       </w:r>
     </w:p>
-    <w:p>
+    <w:p ns2:paraId="739928D4" ns2:textId="77777777">
       <w:r>
         <w:t>• Register FCM token.</w:t>
       </w:r>
     </w:p>
-    <w:p>
+    <w:p ns2:paraId="55C03910" ns2:textId="77777777">
       <w:r>
         <w:t>• Deactivate device token.</w:t>
       </w:r>
     </w:p>
-    <w:p>
+    <w:p ns2:paraId="4A59F1CE" ns2:textId="77777777">
       <w:r>
         <w:t>• Gửi notice cho một user.</w:t>
       </w:r>
     </w:p>
-    <w:p>
+    <w:p ns2:paraId="779E4140" ns2:textId="77777777">
       <w:r>
         <w:t>• Gửi notice cho nhiều user.</w:t>
       </w:r>
     </w:p>
-    <w:p>
+    <w:p ns2:paraId="0D3A3727" ns2:textId="77777777">
       <w:r>
         <w:t>• Gửi notice theo role.</w:t>
       </w:r>
     </w:p>
-    <w:p>
+    <w:p ns2:paraId="0D62933C" ns2:textId="77777777">
       <w:r>
         <w:t>• Gửi notice toàn hệ thống.</w:t>
       </w:r>
     </w:p>
-    <w:p>
+    <w:p ns2:paraId="19B723E4" ns2:textId="77777777">
       <w:r>
         <w:t>• Lưu notice vào DB.</w:t>
       </w:r>
     </w:p>
-    <w:p>
+    <w:p ns2:paraId="21E8930F" ns2:textId="77777777">
       <w:r>
         <w:t>• Lưu recipient.</w:t>
       </w:r>
     </w:p>
-    <w:p>
+    <w:p ns2:paraId="725E66E3" ns2:textId="77777777">
       <w:r>
         <w:t>• Gửi Firebase Web Push.</w:t>
       </w:r>
     </w:p>
-    <w:p>
+    <w:p ns2:paraId="2A9DF466" ns2:textId="77777777">
       <w:r>
         <w:t>• Ghi delivery log.</w:t>
       </w:r>
     </w:p>
-    <w:p>
+    <w:p ns2:paraId="08B5B01F" ns2:textId="77777777">
       <w:r>
         <w:t>• User xem thông báo.</w:t>
       </w:r>
     </w:p>
-    <w:p>
+    <w:p ns2:paraId="3D32382E" ns2:textId="77777777">
       <w:r>
         <w:t>• Đếm thông báo chưa đọc.</w:t>
       </w:r>
     </w:p>
-    <w:p>
+    <w:p ns2:paraId="4AA208EA" ns2:textId="77777777">
       <w:r>
         <w:t>• Đánh dấu đã đọc.</w:t>
       </w:r>
     </w:p>
-    <w:p>
+    <w:p ns2:paraId="453CC86F" ns2:textId="77777777">
       <w:pPr>
         <w:pStyle w:val="Heading2"/>
       </w:pPr>
@@ -4088,12 +4472,12 @@
         <w:gridCol w:w="2374"/>
         <w:gridCol w:w="2383"/>
       </w:tblGrid>
-      <w:tr>
-        <w:tc>
-          <w:tcPr>
-            <w:tcW w:w="2400" w:type="dxa"/>
-          </w:tcPr>
-          <w:p>
+      <w:tr ns2:paraId="3A7A2FE8" ns2:textId="77777777">
+        <w:tc>
+          <w:tcPr>
+            <w:tcW w:w="2400" w:type="dxa"/>
+          </w:tcPr>
+          <w:p ns2:paraId="47E2127B" ns2:textId="77777777">
             <w:r>
               <w:rPr>
                 <w:b/>
@@ -4106,7 +4490,7 @@
           <w:tcPr>
             <w:tcW w:w="2400" w:type="dxa"/>
           </w:tcPr>
-          <w:p>
+          <w:p ns2:paraId="46EBCF73" ns2:textId="77777777">
             <w:r>
               <w:rPr>
                 <w:b/>
@@ -4119,7 +4503,7 @@
           <w:tcPr>
             <w:tcW w:w="2400" w:type="dxa"/>
           </w:tcPr>
-          <w:p>
+          <w:p ns2:paraId="5F8255A7" ns2:textId="77777777">
             <w:r>
               <w:rPr>
                 <w:b/>
@@ -4132,7 +4516,7 @@
           <w:tcPr>
             <w:tcW w:w="2400" w:type="dxa"/>
           </w:tcPr>
-          <w:p>
+          <w:p ns2:paraId="261CD092" ns2:textId="77777777">
             <w:r>
               <w:rPr>
                 <w:b/>
@@ -4142,12 +4526,12 @@
           </w:p>
         </w:tc>
       </w:tr>
-      <w:tr>
-        <w:tc>
-          <w:tcPr>
-            <w:tcW w:w="2400" w:type="dxa"/>
-          </w:tcPr>
-          <w:p>
+      <w:tr ns2:paraId="73F6D6E0" ns2:textId="77777777">
+        <w:tc>
+          <w:tcPr>
+            <w:tcW w:w="2400" w:type="dxa"/>
+          </w:tcPr>
+          <w:p ns2:paraId="7C8C99F7" ns2:textId="77777777">
             <w:r>
               <w:t>POST</w:t>
             </w:r>
@@ -4157,7 +4541,7 @@
           <w:tcPr>
             <w:tcW w:w="2400" w:type="dxa"/>
           </w:tcPr>
-          <w:p>
+          <w:p ns2:paraId="38FB8BE5" ns2:textId="77777777">
             <w:r>
               <w:t>/api/v1/devices/register</w:t>
             </w:r>
@@ -4167,7 +4551,7 @@
           <w:tcPr>
             <w:tcW w:w="2400" w:type="dxa"/>
           </w:tcPr>
-          <w:p>
+          <w:p ns2:paraId="2532B113" ns2:textId="77777777">
             <w:r>
               <w:t>Đăng ký thiết bị</w:t>
             </w:r>
@@ -4177,19 +4561,19 @@
           <w:tcPr>
             <w:tcW w:w="2400" w:type="dxa"/>
           </w:tcPr>
-          <w:p>
+          <w:p ns2:paraId="24BFFA6C" ns2:textId="77777777">
             <w:r>
               <w:t>Frontend gửi FCM token lên backend</w:t>
             </w:r>
           </w:p>
         </w:tc>
       </w:tr>
-      <w:tr>
-        <w:tc>
-          <w:tcPr>
-            <w:tcW w:w="2400" w:type="dxa"/>
-          </w:tcPr>
-          <w:p>
+      <w:tr ns2:paraId="655216D5" ns2:textId="77777777">
+        <w:tc>
+          <w:tcPr>
+            <w:tcW w:w="2400" w:type="dxa"/>
+          </w:tcPr>
+          <w:p ns2:paraId="5F9E40D1" ns2:textId="77777777">
             <w:r>
               <w:t>POST</w:t>
             </w:r>
@@ -4199,7 +4583,7 @@
           <w:tcPr>
             <w:tcW w:w="2400" w:type="dxa"/>
           </w:tcPr>
-          <w:p>
+          <w:p ns2:paraId="55296BEA" ns2:textId="77777777">
             <w:r>
               <w:t>/api/v1/devices/deactivate</w:t>
             </w:r>
@@ -4209,7 +4593,7 @@
           <w:tcPr>
             <w:tcW w:w="2400" w:type="dxa"/>
           </w:tcPr>
-          <w:p>
+          <w:p ns2:paraId="311DCF9E" ns2:textId="77777777">
             <w:r>
               <w:t>Tắt thiết bị</w:t>
             </w:r>
@@ -4219,19 +4603,19 @@
           <w:tcPr>
             <w:tcW w:w="2400" w:type="dxa"/>
           </w:tcPr>
-          <w:p>
+          <w:p ns2:paraId="5FB2B18B" ns2:textId="77777777">
             <w:r>
               <w:t>Deactivate token khi logout/token invalid</w:t>
             </w:r>
           </w:p>
         </w:tc>
       </w:tr>
-      <w:tr>
-        <w:tc>
-          <w:tcPr>
-            <w:tcW w:w="2400" w:type="dxa"/>
-          </w:tcPr>
-          <w:p>
+      <w:tr ns2:paraId="53E2B649" ns2:textId="77777777">
+        <w:tc>
+          <w:tcPr>
+            <w:tcW w:w="2400" w:type="dxa"/>
+          </w:tcPr>
+          <w:p ns2:paraId="1942D474" ns2:textId="77777777">
             <w:r>
               <w:t>GET</w:t>
             </w:r>
@@ -4241,7 +4625,7 @@
           <w:tcPr>
             <w:tcW w:w="2400" w:type="dxa"/>
           </w:tcPr>
-          <w:p>
+          <w:p ns2:paraId="33DD2F46" ns2:textId="77777777">
             <w:r>
               <w:t>/api/v1/notices/me</w:t>
             </w:r>
@@ -4251,7 +4635,7 @@
           <w:tcPr>
             <w:tcW w:w="2400" w:type="dxa"/>
           </w:tcPr>
-          <w:p>
+          <w:p ns2:paraId="476B4EB2" ns2:textId="77777777">
             <w:r>
               <w:t>Thông báo của tôi</w:t>
             </w:r>
@@ -4261,19 +4645,19 @@
           <w:tcPr>
             <w:tcW w:w="2400" w:type="dxa"/>
           </w:tcPr>
-          <w:p>
+          <w:p ns2:paraId="7AB6DA54" ns2:textId="77777777">
             <w:r>
               <w:t>User xem danh sách thông báo</w:t>
             </w:r>
           </w:p>
         </w:tc>
       </w:tr>
-      <w:tr>
-        <w:tc>
-          <w:tcPr>
-            <w:tcW w:w="2400" w:type="dxa"/>
-          </w:tcPr>
-          <w:p>
+      <w:tr ns2:paraId="2B238AAA" ns2:textId="77777777">
+        <w:tc>
+          <w:tcPr>
+            <w:tcW w:w="2400" w:type="dxa"/>
+          </w:tcPr>
+          <w:p ns2:paraId="3B77EC68" ns2:textId="77777777">
             <w:r>
               <w:t>GET</w:t>
             </w:r>
@@ -4283,7 +4667,7 @@
           <w:tcPr>
             <w:tcW w:w="2400" w:type="dxa"/>
           </w:tcPr>
-          <w:p>
+          <w:p ns2:paraId="02B51C1D" ns2:textId="77777777">
             <w:r>
               <w:t>/api/v1/notices/me/unread-count</w:t>
             </w:r>
@@ -4293,7 +4677,7 @@
           <w:tcPr>
             <w:tcW w:w="2400" w:type="dxa"/>
           </w:tcPr>
-          <w:p>
+          <w:p ns2:paraId="79043F33" ns2:textId="77777777">
             <w:r>
               <w:t>Đếm chưa đọc</w:t>
             </w:r>
@@ -4303,19 +4687,19 @@
           <w:tcPr>
             <w:tcW w:w="2400" w:type="dxa"/>
           </w:tcPr>
-          <w:p>
+          <w:p ns2:paraId="32F9905A" ns2:textId="77777777">
             <w:r>
               <w:t>Số thông báo chưa đọc</w:t>
             </w:r>
           </w:p>
         </w:tc>
       </w:tr>
-      <w:tr>
-        <w:tc>
-          <w:tcPr>
-            <w:tcW w:w="2400" w:type="dxa"/>
-          </w:tcPr>
-          <w:p>
+      <w:tr ns2:paraId="412E84B7" ns2:textId="77777777">
+        <w:tc>
+          <w:tcPr>
+            <w:tcW w:w="2400" w:type="dxa"/>
+          </w:tcPr>
+          <w:p ns2:paraId="0D8B578E" ns2:textId="77777777">
             <w:r>
               <w:t>POST</w:t>
             </w:r>
@@ -4325,7 +4709,7 @@
           <w:tcPr>
             <w:tcW w:w="2400" w:type="dxa"/>
           </w:tcPr>
-          <w:p>
+          <w:p ns2:paraId="35AA941D" ns2:textId="77777777">
             <w:r>
               <w:t>/api/v1/notices/{id}/read</w:t>
             </w:r>
@@ -4335,7 +4719,7 @@
           <w:tcPr>
             <w:tcW w:w="2400" w:type="dxa"/>
           </w:tcPr>
-          <w:p>
+          <w:p ns2:paraId="6C00F8D8" ns2:textId="77777777">
             <w:r>
               <w:t>Đánh dấu đã đọc</w:t>
             </w:r>
@@ -4345,112 +4729,19 @@
           <w:tcPr>
             <w:tcW w:w="2400" w:type="dxa"/>
           </w:tcPr>
-          <w:p>
+          <w:p ns2:paraId="7C576E47" ns2:textId="77777777">
             <w:r>
               <w:t>Mark một notice read</w:t>
             </w:r>
           </w:p>
         </w:tc>
       </w:tr>
-      <w:tr>
-        <w:tc>
-          <w:tcPr>
-            <w:tcW w:w="2400" w:type="dxa"/>
-          </w:tcPr>
-          <w:p>
-            <w:r>
-              <w:t>POST</w:t>
-            </w:r>
-          </w:p>
-        </w:tc>
-        <w:tc>
-          <w:tcPr>
-            <w:tcW w:w="2400" w:type="dxa"/>
-          </w:tcPr>
-          <w:p>
-            <w:r>
-              <w:t>/api/v1/notices/read-all</w:t>
-            </w:r>
-          </w:p>
-        </w:tc>
-        <w:tc>
-          <w:tcPr>
-            <w:tcW w:w="2400" w:type="dxa"/>
-          </w:tcPr>
-          <w:p>
-            <w:r>
-              <w:t>Đọc tất cả</w:t>
-            </w:r>
-          </w:p>
-        </w:tc>
-        <w:tc>
-          <w:tcPr>
-            <w:tcW w:w="2400" w:type="dxa"/>
-          </w:tcPr>
-          <w:p>
-            <w:r>
-              <w:t>Mark tất cả notice read</w:t>
-            </w:r>
-          </w:p>
-        </w:tc>
-      </w:tr>
-      <w:tr>
-        <w:tc>
-          <w:tcPr>
-            <w:tcW w:w="2400" w:type="dxa"/>
-          </w:tcPr>
-          <w:p>
-            <w:r>
-              <w:t>POST</w:t>
-            </w:r>
-          </w:p>
-        </w:tc>
-        <w:tc>
-          <w:tcPr>
-            <w:tcW w:w="2400" w:type="dxa"/>
-          </w:tcPr>
-          <w:p>
-            <w:r>
-              <w:t>/internal/v1/notices/send-</w:t>
-            </w:r>
-            <w:r>
-              <w:lastRenderedPageBreak/>
-              <w:t>user</w:t>
-            </w:r>
-          </w:p>
-        </w:tc>
-        <w:tc>
-          <w:tcPr>
-            <w:tcW w:w="2400" w:type="dxa"/>
-          </w:tcPr>
-          <w:p>
-            <w:r>
-              <w:lastRenderedPageBreak/>
-              <w:t>Gửi cho một user</w:t>
-            </w:r>
-          </w:p>
-        </w:tc>
-        <w:tc>
-          <w:tcPr>
-            <w:tcW w:w="2400" w:type="dxa"/>
-          </w:tcPr>
-          <w:p>
-            <w:r>
-              <w:t xml:space="preserve">Service khác gửi notice </w:t>
-            </w:r>
-            <w:r>
-              <w:lastRenderedPageBreak/>
-              <w:t>cho user</w:t>
-            </w:r>
-          </w:p>
-        </w:tc>
-      </w:tr>
-      <w:tr>
-        <w:tc>
-          <w:tcPr>
-            <w:tcW w:w="2400" w:type="dxa"/>
-          </w:tcPr>
-          <w:p>
+      <w:tr ns2:paraId="0E1B47E5" ns2:textId="77777777">
+        <w:tc>
+          <w:tcPr>
+            <w:tcW w:w="2400" w:type="dxa"/>
+          </w:tcPr>
+          <w:p ns2:paraId="30A6421D" ns2:textId="77777777">
             <w:r>
               <w:lastRenderedPageBreak/>
               <w:t>POST</w:t>
@@ -4461,7 +4752,91 @@
           <w:tcPr>
             <w:tcW w:w="2400" w:type="dxa"/>
           </w:tcPr>
-          <w:p>
+          <w:p ns2:paraId="75432002" ns2:textId="77777777">
+            <w:r>
+              <w:t>/api/v1/notices/read-all</w:t>
+            </w:r>
+          </w:p>
+        </w:tc>
+        <w:tc>
+          <w:tcPr>
+            <w:tcW w:w="2400" w:type="dxa"/>
+          </w:tcPr>
+          <w:p ns2:paraId="2B2FE5E3" ns2:textId="77777777">
+            <w:r>
+              <w:t>Đọc tất cả</w:t>
+            </w:r>
+          </w:p>
+        </w:tc>
+        <w:tc>
+          <w:tcPr>
+            <w:tcW w:w="2400" w:type="dxa"/>
+          </w:tcPr>
+          <w:p ns2:paraId="6793045D" ns2:textId="77777777">
+            <w:r>
+              <w:t>Mark tất cả notice read</w:t>
+            </w:r>
+          </w:p>
+        </w:tc>
+      </w:tr>
+      <w:tr ns2:paraId="2F4F5050" ns2:textId="77777777">
+        <w:tc>
+          <w:tcPr>
+            <w:tcW w:w="2400" w:type="dxa"/>
+          </w:tcPr>
+          <w:p ns2:paraId="47A1C314" ns2:textId="77777777">
+            <w:r>
+              <w:t>POST</w:t>
+            </w:r>
+          </w:p>
+        </w:tc>
+        <w:tc>
+          <w:tcPr>
+            <w:tcW w:w="2400" w:type="dxa"/>
+          </w:tcPr>
+          <w:p ns2:paraId="23C5BA86" ns2:textId="77777777">
+            <w:r>
+              <w:t>/internal/v1/notices/send-user</w:t>
+            </w:r>
+          </w:p>
+        </w:tc>
+        <w:tc>
+          <w:tcPr>
+            <w:tcW w:w="2400" w:type="dxa"/>
+          </w:tcPr>
+          <w:p ns2:paraId="73915B80" ns2:textId="77777777">
+            <w:r>
+              <w:t>Gửi cho một user</w:t>
+            </w:r>
+          </w:p>
+        </w:tc>
+        <w:tc>
+          <w:tcPr>
+            <w:tcW w:w="2400" w:type="dxa"/>
+          </w:tcPr>
+          <w:p ns2:paraId="2A703FE0" ns2:textId="77777777">
+            <w:r>
+              <w:t>Service khác gửi notice cho user</w:t>
+            </w:r>
+          </w:p>
+        </w:tc>
+      </w:tr>
+      <w:tr ns2:paraId="72C9134D" ns2:textId="77777777">
+        <w:tc>
+          <w:tcPr>
+            <w:tcW w:w="2400" w:type="dxa"/>
+          </w:tcPr>
+          <w:p ns2:paraId="10C8E209" ns2:textId="77777777">
+            <w:r>
+              <w:t>POST</w:t>
+            </w:r>
+          </w:p>
+        </w:tc>
+        <w:tc>
+          <w:tcPr>
+            <w:tcW w:w="2400" w:type="dxa"/>
+          </w:tcPr>
+          <w:p ns2:paraId="05942600" ns2:textId="77777777">
             <w:r>
               <w:t>/internal/v1/notices/send-users</w:t>
             </w:r>
@@ -4471,7 +4846,7 @@
           <w:tcPr>
             <w:tcW w:w="2400" w:type="dxa"/>
           </w:tcPr>
-          <w:p>
+          <w:p ns2:paraId="1F82805B" ns2:textId="77777777">
             <w:r>
               <w:t>Gửi nhiều user</w:t>
             </w:r>
@@ -4481,19 +4856,19 @@
           <w:tcPr>
             <w:tcW w:w="2400" w:type="dxa"/>
           </w:tcPr>
-          <w:p>
+          <w:p ns2:paraId="6C82D8EE" ns2:textId="77777777">
             <w:r>
               <w:t>Service khác gửi notice cho danh sách user</w:t>
             </w:r>
           </w:p>
         </w:tc>
       </w:tr>
-      <w:tr>
-        <w:tc>
-          <w:tcPr>
-            <w:tcW w:w="2400" w:type="dxa"/>
-          </w:tcPr>
-          <w:p>
+      <w:tr ns2:paraId="19FAA0C6" ns2:textId="77777777">
+        <w:tc>
+          <w:tcPr>
+            <w:tcW w:w="2400" w:type="dxa"/>
+          </w:tcPr>
+          <w:p ns2:paraId="26F65FF1" ns2:textId="77777777">
             <w:r>
               <w:t>POST</w:t>
             </w:r>
@@ -4503,7 +4878,7 @@
           <w:tcPr>
             <w:tcW w:w="2400" w:type="dxa"/>
           </w:tcPr>
-          <w:p>
+          <w:p ns2:paraId="54CB7AD7" ns2:textId="77777777">
             <w:r>
               <w:t>/internal/v1/notices/send-role</w:t>
             </w:r>
@@ -4513,7 +4888,7 @@
           <w:tcPr>
             <w:tcW w:w="2400" w:type="dxa"/>
           </w:tcPr>
-          <w:p>
+          <w:p ns2:paraId="1D345F3A" ns2:textId="77777777">
             <w:r>
               <w:t>Gửi theo role</w:t>
             </w:r>
@@ -4523,19 +4898,19 @@
           <w:tcPr>
             <w:tcW w:w="2400" w:type="dxa"/>
           </w:tcPr>
-          <w:p>
+          <w:p ns2:paraId="7D35F4BB" ns2:textId="77777777">
             <w:r>
               <w:t>Gửi notice cho tất cả user có role</w:t>
             </w:r>
           </w:p>
         </w:tc>
       </w:tr>
-      <w:tr>
-        <w:tc>
-          <w:tcPr>
-            <w:tcW w:w="2400" w:type="dxa"/>
-          </w:tcPr>
-          <w:p>
+      <w:tr ns2:paraId="2C38801A" ns2:textId="77777777">
+        <w:tc>
+          <w:tcPr>
+            <w:tcW w:w="2400" w:type="dxa"/>
+          </w:tcPr>
+          <w:p ns2:paraId="3EF6828E" ns2:textId="77777777">
             <w:r>
               <w:t>POST</w:t>
             </w:r>
@@ -4545,7 +4920,7 @@
           <w:tcPr>
             <w:tcW w:w="2400" w:type="dxa"/>
           </w:tcPr>
-          <w:p>
+          <w:p ns2:paraId="11FB4506" ns2:textId="77777777">
             <w:r>
               <w:t>/internal/v1/notices/send-all</w:t>
             </w:r>
@@ -4555,7 +4930,7 @@
           <w:tcPr>
             <w:tcW w:w="2400" w:type="dxa"/>
           </w:tcPr>
-          <w:p>
+          <w:p ns2:paraId="6F93BCEF" ns2:textId="77777777">
             <w:r>
               <w:t>Gửi toàn hệ thống</w:t>
             </w:r>
@@ -4565,7 +4940,7 @@
           <w:tcPr>
             <w:tcW w:w="2400" w:type="dxa"/>
           </w:tcPr>
-          <w:p>
+          <w:p ns2:paraId="11C42127" ns2:textId="77777777">
             <w:r>
               <w:t>Gửi notice cho toàn bộ user</w:t>
             </w:r>
@@ -4573,7 +4948,7 @@
         </w:tc>
       </w:tr>
     </w:tbl>
-    <w:p>
+    <w:p ns2:paraId="0E97425C" ns2:textId="77777777">
       <w:pPr>
         <w:pStyle w:val="Heading1"/>
       </w:pPr>
@@ -4581,12 +4956,12 @@
         <w:t>9. API Gateway</w:t>
       </w:r>
     </w:p>
-    <w:p>
+    <w:p ns2:paraId="5BD97FE3" ns2:textId="77777777">
       <w:r>
         <w:t>Gateway là cổng vào duy nhất cho frontend, chịu trách nhiệm route request, validate JWT và gắn thông tin user vào header.</w:t>
       </w:r>
     </w:p>
-    <w:p>
+    <w:p ns2:paraId="420C17B5" ns2:textId="77777777">
       <w:pPr>
         <w:pStyle w:val="Heading2"/>
       </w:pPr>
@@ -4594,42 +4969,42 @@
         <w:t>Chức năng cần triển khai:</w:t>
       </w:r>
     </w:p>
-    <w:p>
+    <w:p ns2:paraId="64F65856" ns2:textId="77777777">
       <w:r>
         <w:t>• Route request sang từng service.</w:t>
       </w:r>
     </w:p>
-    <w:p>
+    <w:p ns2:paraId="59A7D66C" ns2:textId="77777777">
       <w:r>
         <w:t>• Validate JWT cho API private.</w:t>
       </w:r>
     </w:p>
-    <w:p>
+    <w:p ns2:paraId="16D9DEC1" ns2:textId="77777777">
       <w:r>
         <w:t>• Bỏ qua validate cho API public.</w:t>
       </w:r>
     </w:p>
-    <w:p>
+    <w:p ns2:paraId="3F434CB5" ns2:textId="77777777">
       <w:r>
         <w:t>• Gắn X-User-Id, X-Username, X-Role-Code vào header.</w:t>
       </w:r>
     </w:p>
-    <w:p>
+    <w:p ns2:paraId="13E2973F" ns2:textId="77777777">
       <w:r>
         <w:t>• Chặn token hết hạn/sai chữ ký.</w:t>
       </w:r>
     </w:p>
-    <w:p>
+    <w:p ns2:paraId="76D0F70B" ns2:textId="77777777">
       <w:r>
         <w:t>• Gom Swagger UI các service.</w:t>
       </w:r>
     </w:p>
-    <w:p>
+    <w:p ns2:paraId="49A252D0" ns2:textId="77777777">
       <w:r>
         <w:t>• Dùng Consul discovery để tìm service.</w:t>
       </w:r>
     </w:p>
-    <w:p>
+    <w:p ns2:paraId="734FCC1A" ns2:textId="77777777">
       <w:pPr>
         <w:pStyle w:val="Heading2"/>
       </w:pPr>
@@ -4649,12 +5024,12 @@
         <w:gridCol w:w="2400"/>
         <w:gridCol w:w="2400"/>
       </w:tblGrid>
-      <w:tr>
-        <w:tc>
-          <w:tcPr>
-            <w:tcW w:w="2400" w:type="dxa"/>
-          </w:tcPr>
-          <w:p>
+      <w:tr ns2:paraId="05AA0E8E" ns2:textId="77777777">
+        <w:tc>
+          <w:tcPr>
+            <w:tcW w:w="2400" w:type="dxa"/>
+          </w:tcPr>
+          <w:p ns2:paraId="5755F9C7" ns2:textId="77777777">
             <w:r>
               <w:rPr>
                 <w:b/>
@@ -4667,7 +5042,7 @@
           <w:tcPr>
             <w:tcW w:w="2400" w:type="dxa"/>
           </w:tcPr>
-          <w:p>
+          <w:p ns2:paraId="185C3C8F" ns2:textId="77777777">
             <w:r>
               <w:rPr>
                 <w:b/>
@@ -4680,7 +5055,7 @@
           <w:tcPr>
             <w:tcW w:w="2400" w:type="dxa"/>
           </w:tcPr>
-          <w:p>
+          <w:p ns2:paraId="258BF7B1" ns2:textId="77777777">
             <w:r>
               <w:rPr>
                 <w:b/>
@@ -4690,12 +5065,12 @@
           </w:p>
         </w:tc>
       </w:tr>
-      <w:tr>
-        <w:tc>
-          <w:tcPr>
-            <w:tcW w:w="2400" w:type="dxa"/>
-          </w:tcPr>
-          <w:p>
+      <w:tr ns2:paraId="2E129D19" ns2:textId="77777777">
+        <w:tc>
+          <w:tcPr>
+            <w:tcW w:w="2400" w:type="dxa"/>
+          </w:tcPr>
+          <w:p ns2:paraId="67FD1B79" ns2:textId="77777777">
             <w:r>
               <w:t>/authn/**</w:t>
             </w:r>
@@ -4705,7 +5080,7 @@
           <w:tcPr>
             <w:tcW w:w="2400" w:type="dxa"/>
           </w:tcPr>
-          <w:p>
+          <w:p ns2:paraId="7413F281" ns2:textId="77777777">
             <w:r>
               <w:t>lms-authn-service</w:t>
             </w:r>
@@ -4715,19 +5090,19 @@
           <w:tcPr>
             <w:tcW w:w="2400" w:type="dxa"/>
           </w:tcPr>
-          <w:p>
+          <w:p ns2:paraId="3C4B413D" ns2:textId="77777777">
             <w:r>
               <w:t>API đăng nhập, token, user info</w:t>
             </w:r>
           </w:p>
         </w:tc>
       </w:tr>
-      <w:tr>
-        <w:tc>
-          <w:tcPr>
-            <w:tcW w:w="2400" w:type="dxa"/>
-          </w:tcPr>
-          <w:p>
+      <w:tr ns2:paraId="53796807" ns2:textId="77777777">
+        <w:tc>
+          <w:tcPr>
+            <w:tcW w:w="2400" w:type="dxa"/>
+          </w:tcPr>
+          <w:p ns2:paraId="1B219D0E" ns2:textId="77777777">
             <w:r>
               <w:t>/author/**</w:t>
             </w:r>
@@ -4737,7 +5112,7 @@
           <w:tcPr>
             <w:tcW w:w="2400" w:type="dxa"/>
           </w:tcPr>
-          <w:p>
+          <w:p ns2:paraId="7392D4CF" ns2:textId="77777777">
             <w:r>
               <w:t>lms-author-service</w:t>
             </w:r>
@@ -4747,19 +5122,19 @@
           <w:tcPr>
             <w:tcW w:w="2400" w:type="dxa"/>
           </w:tcPr>
-          <w:p>
+          <w:p ns2:paraId="62FB0847" ns2:textId="77777777">
             <w:r>
               <w:t>API role và user-role</w:t>
             </w:r>
           </w:p>
         </w:tc>
       </w:tr>
-      <w:tr>
-        <w:tc>
-          <w:tcPr>
-            <w:tcW w:w="2400" w:type="dxa"/>
-          </w:tcPr>
-          <w:p>
+      <w:tr ns2:paraId="27B241A3" ns2:textId="77777777">
+        <w:tc>
+          <w:tcPr>
+            <w:tcW w:w="2400" w:type="dxa"/>
+          </w:tcPr>
+          <w:p ns2:paraId="7398C562" ns2:textId="77777777">
             <w:r>
               <w:t>/course/**</w:t>
             </w:r>
@@ -4769,7 +5144,7 @@
           <w:tcPr>
             <w:tcW w:w="2400" w:type="dxa"/>
           </w:tcPr>
-          <w:p>
+          <w:p ns2:paraId="46D92F92" ns2:textId="77777777">
             <w:r>
               <w:t>lms-course-service</w:t>
             </w:r>
@@ -4779,19 +5154,19 @@
           <w:tcPr>
             <w:tcW w:w="2400" w:type="dxa"/>
           </w:tcPr>
-          <w:p>
+          <w:p ns2:paraId="1502CE55" ns2:textId="77777777">
             <w:r>
               <w:t>API course, lesson, resource</w:t>
             </w:r>
           </w:p>
         </w:tc>
       </w:tr>
-      <w:tr>
-        <w:tc>
-          <w:tcPr>
-            <w:tcW w:w="2400" w:type="dxa"/>
-          </w:tcPr>
-          <w:p>
+      <w:tr ns2:paraId="22795BBF" ns2:textId="77777777">
+        <w:tc>
+          <w:tcPr>
+            <w:tcW w:w="2400" w:type="dxa"/>
+          </w:tcPr>
+          <w:p ns2:paraId="7C8CCAE0" ns2:textId="77777777">
             <w:r>
               <w:t>/learning/**</w:t>
             </w:r>
@@ -4801,7 +5176,7 @@
           <w:tcPr>
             <w:tcW w:w="2400" w:type="dxa"/>
           </w:tcPr>
-          <w:p>
+          <w:p ns2:paraId="404FEA36" ns2:textId="77777777">
             <w:r>
               <w:t>lms-learning-service</w:t>
             </w:r>
@@ -4811,19 +5186,19 @@
           <w:tcPr>
             <w:tcW w:w="2400" w:type="dxa"/>
           </w:tcPr>
-          <w:p>
+          <w:p ns2:paraId="54D8F69A" ns2:textId="77777777">
             <w:r>
               <w:t>API enrollment, progress, certificate</w:t>
             </w:r>
           </w:p>
         </w:tc>
       </w:tr>
-      <w:tr>
-        <w:tc>
-          <w:tcPr>
-            <w:tcW w:w="2400" w:type="dxa"/>
-          </w:tcPr>
-          <w:p>
+      <w:tr ns2:paraId="4C4C3E64" ns2:textId="77777777">
+        <w:tc>
+          <w:tcPr>
+            <w:tcW w:w="2400" w:type="dxa"/>
+          </w:tcPr>
+          <w:p ns2:paraId="24C17426" ns2:textId="77777777">
             <w:r>
               <w:t>/quiz/**</w:t>
             </w:r>
@@ -4833,7 +5208,7 @@
           <w:tcPr>
             <w:tcW w:w="2400" w:type="dxa"/>
           </w:tcPr>
-          <w:p>
+          <w:p ns2:paraId="2C918D67" ns2:textId="77777777">
             <w:r>
               <w:t>lms-quiz-service</w:t>
             </w:r>
@@ -4843,19 +5218,19 @@
           <w:tcPr>
             <w:tcW w:w="2400" w:type="dxa"/>
           </w:tcPr>
-          <w:p>
+          <w:p ns2:paraId="66EA79B7" ns2:textId="77777777">
             <w:r>
               <w:t>API quiz và attempt</w:t>
             </w:r>
           </w:p>
         </w:tc>
       </w:tr>
-      <w:tr>
-        <w:tc>
-          <w:tcPr>
-            <w:tcW w:w="2400" w:type="dxa"/>
-          </w:tcPr>
-          <w:p>
+      <w:tr ns2:paraId="697138C5" ns2:textId="77777777">
+        <w:tc>
+          <w:tcPr>
+            <w:tcW w:w="2400" w:type="dxa"/>
+          </w:tcPr>
+          <w:p ns2:paraId="24026529" ns2:textId="77777777">
             <w:r>
               <w:t>/notice/**</w:t>
             </w:r>
@@ -4865,7 +5240,7 @@
           <w:tcPr>
             <w:tcW w:w="2400" w:type="dxa"/>
           </w:tcPr>
-          <w:p>
+          <w:p ns2:paraId="0AEF9FC7" ns2:textId="77777777">
             <w:r>
               <w:t>lms-notice-service</w:t>
             </w:r>
@@ -4875,19 +5250,24 @@
           <w:tcPr>
             <w:tcW w:w="2400" w:type="dxa"/>
           </w:tcPr>
-          <w:p>
-            <w:r>
-              <w:t>API notice và Firebase token</w:t>
+          <w:p ns2:paraId="25D14C84" ns2:textId="77777777">
+            <w:r>
+              <w:t xml:space="preserve">API notice và Firebase </w:t>
+            </w:r>
+            <w:r>
+              <w:lastRenderedPageBreak/>
+              <w:t>token</w:t>
             </w:r>
           </w:p>
         </w:tc>
       </w:tr>
     </w:tbl>
-    <w:p>
+    <w:p ns2:paraId="379BCF15" ns2:textId="77777777">
       <w:pPr>
         <w:pStyle w:val="Heading1"/>
       </w:pPr>
       <w:r>
+        <w:lastRenderedPageBreak/>
         <w:t>10. Luồng nghiệp vụ chính</w:t>
       </w:r>
     </w:p>
@@ -4902,228 +5282,231 @@
         <w:gridCol w:w="2400"/>
         <w:gridCol w:w="2400"/>
       </w:tblGrid>
-      <w:tr>
-        <w:tc>
-          <w:tcPr>
-            <w:tcW w:w="2400" w:type="dxa"/>
-          </w:tcPr>
-          <w:p>
+      <w:tr ns2:paraId="306C10C8" ns2:textId="77777777">
+        <w:tc>
+          <w:tcPr>
+            <w:tcW w:w="2400" w:type="dxa"/>
+          </w:tcPr>
+          <w:p ns2:paraId="6F643995" ns2:textId="77777777">
             <w:r>
               <w:rPr>
                 <w:b/>
               </w:rPr>
+              <w:t>Luồng</w:t>
+            </w:r>
+          </w:p>
+        </w:tc>
+        <w:tc>
+          <w:tcPr>
+            <w:tcW w:w="2400" w:type="dxa"/>
+          </w:tcPr>
+          <w:p ns2:paraId="73020AFA" ns2:textId="77777777">
+            <w:r>
+              <w:rPr>
+                <w:b/>
+              </w:rPr>
+              <w:t>Mô tả</w:t>
+            </w:r>
+          </w:p>
+        </w:tc>
+      </w:tr>
+      <w:tr ns2:paraId="27445C4E" ns2:textId="77777777">
+        <w:tc>
+          <w:tcPr>
+            <w:tcW w:w="2400" w:type="dxa"/>
+          </w:tcPr>
+          <w:p ns2:paraId="3CCC9B27" ns2:textId="77777777">
+            <w:r>
+              <w:t>Đăng nhập</w:t>
+            </w:r>
+          </w:p>
+        </w:tc>
+        <w:tc>
+          <w:tcPr>
+            <w:tcW w:w="2400" w:type="dxa"/>
+          </w:tcPr>
+          <w:p ns2:paraId="1069007C" ns2:textId="77777777">
+            <w:r>
+              <w:t>Frontend gửi username/password -&gt; authn-service xác thực -&gt; trả access token và refresh token -&gt; gateway dùng token để validate request sau đó.</w:t>
+            </w:r>
+          </w:p>
+        </w:tc>
+      </w:tr>
+      <w:tr ns2:paraId="68500BBF" ns2:textId="77777777">
+        <w:tc>
+          <w:tcPr>
+            <w:tcW w:w="2400" w:type="dxa"/>
+          </w:tcPr>
+          <w:p ns2:paraId="0495EC37" ns2:textId="77777777">
+            <w:r>
+              <w:t>Refresh token</w:t>
+            </w:r>
+          </w:p>
+        </w:tc>
+        <w:tc>
+          <w:tcPr>
+            <w:tcW w:w="2400" w:type="dxa"/>
+          </w:tcPr>
+          <w:p ns2:paraId="06939F39" ns2:textId="77777777">
+            <w:r>
+              <w:t>Khi access token hết hạn, frontend gửi refresh token -&gt; authn-service kiểm tra hash token -&gt; rotate refresh token -&gt; trả cặp token mới.</w:t>
+            </w:r>
+          </w:p>
+        </w:tc>
+      </w:tr>
+      <w:tr ns2:paraId="5F6F261B" ns2:textId="77777777">
+        <w:tc>
+          <w:tcPr>
+            <w:tcW w:w="2400" w:type="dxa"/>
+          </w:tcPr>
+          <w:p ns2:paraId="61DF8782" ns2:textId="77777777">
+            <w:r>
+              <w:t>Tạo và duyệt khóa học</w:t>
+            </w:r>
+          </w:p>
+        </w:tc>
+        <w:tc>
+          <w:tcPr>
+            <w:tcW w:w="2400" w:type="dxa"/>
+          </w:tcPr>
+          <w:p ns2:paraId="575E805C" ns2:textId="77777777">
+            <w:r>
+              <w:t>Instructor tạo course DRAFT -&gt; submit review -&gt; admin approve/reject -&gt; nếu approve thì course PUBLISHED và student có thể xem/enroll.</w:t>
+            </w:r>
+          </w:p>
+        </w:tc>
+      </w:tr>
+      <w:tr ns2:paraId="38722B9D" ns2:textId="77777777">
+        <w:tc>
+          <w:tcPr>
+            <w:tcW w:w="2400" w:type="dxa"/>
+          </w:tcPr>
+          <w:p ns2:paraId="4615CE19" ns2:textId="77777777">
+            <w:r>
+              <w:t>Đăng ký học</w:t>
+            </w:r>
+          </w:p>
+        </w:tc>
+        <w:tc>
+          <w:tcPr>
+            <w:tcW w:w="2400" w:type="dxa"/>
+          </w:tcPr>
+          <w:p ns2:paraId="4D906B53" ns2:textId="77777777">
+            <w:r>
+              <w:t>Student enroll course PUBLISHED -&gt; learning-service tạo enrollment -&gt; notice-service gửi thông báo đăng ký thành công.</w:t>
+            </w:r>
+          </w:p>
+        </w:tc>
+      </w:tr>
+      <w:tr ns2:paraId="45376FA8" ns2:textId="77777777">
+        <w:tc>
+          <w:tcPr>
+            <w:tcW w:w="2400" w:type="dxa"/>
+          </w:tcPr>
+          <w:p ns2:paraId="0F00056C" ns2:textId="77777777">
+            <w:r>
+              <w:t>Hoàn thành khóa học</w:t>
+            </w:r>
+          </w:p>
+        </w:tc>
+        <w:tc>
+          <w:tcPr>
+            <w:tcW w:w="2400" w:type="dxa"/>
+          </w:tcPr>
+          <w:p ns2:paraId="0EDCBC7B" ns2:textId="77777777">
+            <w:r>
+              <w:t>Student hoàn thành lesson và pass quiz bắt buộc -&gt; learning-service cập nhật completed -&gt; sinh certificate -&gt; notice-service gửi thông báo.</w:t>
+            </w:r>
+          </w:p>
+        </w:tc>
+      </w:tr>
+      <w:tr ns2:paraId="7813AE87" ns2:textId="77777777">
+        <w:tc>
+          <w:tcPr>
+            <w:tcW w:w="2400" w:type="dxa"/>
+          </w:tcPr>
+          <w:p ns2:paraId="7AC369FA" ns2:textId="77777777">
+            <w:r>
+              <w:t>Gửi thông báo Firebase</w:t>
+            </w:r>
+          </w:p>
+        </w:tc>
+        <w:tc>
+          <w:tcPr>
+            <w:tcW w:w="2400" w:type="dxa"/>
+          </w:tcPr>
+          <w:p ns2:paraId="35C595E1" ns2:textId="77777777">
+            <w:r>
+              <w:t xml:space="preserve">Service nghiệp vụ gọi notice-service -&gt; notice-service tạo notice/recipient -&gt; lấy FCM token -&gt; gửi Firebase -&gt; ghi delivery </w:t>
+            </w:r>
+            <w:r>
               <w:lastRenderedPageBreak/>
-              <w:t>Luồng</w:t>
-            </w:r>
-          </w:p>
-        </w:tc>
-        <w:tc>
-          <w:tcPr>
-            <w:tcW w:w="2400" w:type="dxa"/>
-          </w:tcPr>
-          <w:p>
-            <w:r>
-              <w:rPr>
-                <w:b/>
-              </w:rPr>
-              <w:t>Mô tả</w:t>
-            </w:r>
-          </w:p>
-        </w:tc>
-      </w:tr>
-      <w:tr>
-        <w:tc>
-          <w:tcPr>
-            <w:tcW w:w="2400" w:type="dxa"/>
-          </w:tcPr>
-          <w:p>
-            <w:r>
-              <w:t>Đăng nhập</w:t>
-            </w:r>
-          </w:p>
-        </w:tc>
-        <w:tc>
-          <w:tcPr>
-            <w:tcW w:w="2400" w:type="dxa"/>
-          </w:tcPr>
-          <w:p>
-            <w:r>
-              <w:t>Frontend gửi username/password -&gt; authn-service xác thực -&gt; trả access token và refresh token -&gt; gateway dùng token để validate request sau đó.</w:t>
-            </w:r>
-          </w:p>
-        </w:tc>
-      </w:tr>
-      <w:tr>
-        <w:tc>
-          <w:tcPr>
-            <w:tcW w:w="2400" w:type="dxa"/>
-          </w:tcPr>
-          <w:p>
-            <w:r>
-              <w:t>Refresh token</w:t>
-            </w:r>
-          </w:p>
-        </w:tc>
-        <w:tc>
-          <w:tcPr>
-            <w:tcW w:w="2400" w:type="dxa"/>
-          </w:tcPr>
-          <w:p>
-            <w:r>
-              <w:t>Khi access token hết hạn, frontend gửi refresh token -&gt; authn-service kiểm tra hash token -&gt; rotate refresh token -&gt; trả cặp token mới.</w:t>
-            </w:r>
-          </w:p>
-        </w:tc>
-      </w:tr>
-      <w:tr>
-        <w:tc>
-          <w:tcPr>
-            <w:tcW w:w="2400" w:type="dxa"/>
-          </w:tcPr>
-          <w:p>
-            <w:r>
-              <w:t>Tạo và duyệt khóa học</w:t>
-            </w:r>
-          </w:p>
-        </w:tc>
-        <w:tc>
-          <w:tcPr>
-            <w:tcW w:w="2400" w:type="dxa"/>
-          </w:tcPr>
-          <w:p>
-            <w:r>
-              <w:t>Instructor tạo course DRAFT -&gt; submit review -&gt; admin approve/reject -&gt; nếu approve thì course PUBLISHED và student có thể xem/enroll.</w:t>
-            </w:r>
-          </w:p>
-        </w:tc>
-      </w:tr>
-      <w:tr>
-        <w:tc>
-          <w:tcPr>
-            <w:tcW w:w="2400" w:type="dxa"/>
-          </w:tcPr>
-          <w:p>
-            <w:r>
-              <w:t>Đăng ký học</w:t>
-            </w:r>
-          </w:p>
-        </w:tc>
-        <w:tc>
-          <w:tcPr>
-            <w:tcW w:w="2400" w:type="dxa"/>
-          </w:tcPr>
-          <w:p>
-            <w:r>
-              <w:t>Student enroll course PUBLISHED -&gt; learning-service tạo enrollment -&gt; notice-service gửi thông báo đăng ký thành công.</w:t>
-            </w:r>
-          </w:p>
-        </w:tc>
-      </w:tr>
-      <w:tr>
-        <w:tc>
-          <w:tcPr>
-            <w:tcW w:w="2400" w:type="dxa"/>
-          </w:tcPr>
-          <w:p>
-            <w:r>
-              <w:t>Hoàn thành khóa học</w:t>
-            </w:r>
-          </w:p>
-        </w:tc>
-        <w:tc>
-          <w:tcPr>
-            <w:tcW w:w="2400" w:type="dxa"/>
-          </w:tcPr>
-          <w:p>
-            <w:r>
-              <w:t>Student hoàn thành lesson và pass quiz bắt buộc -&gt; learning-service cập nhật completed -&gt; sinh certificate -&gt; notice-service gửi thông báo.</w:t>
-            </w:r>
-          </w:p>
-        </w:tc>
-      </w:tr>
-      <w:tr>
-        <w:tc>
-          <w:tcPr>
-            <w:tcW w:w="2400" w:type="dxa"/>
-          </w:tcPr>
-          <w:p>
-            <w:r>
-              <w:t>Gửi thông báo Firebase</w:t>
-            </w:r>
-          </w:p>
-        </w:tc>
-        <w:tc>
-          <w:tcPr>
-            <w:tcW w:w="2400" w:type="dxa"/>
-          </w:tcPr>
-          <w:p>
-            <w:r>
-              <w:t>Service nghiệp vụ gọi notice-service -&gt; notice-service tạo notice/recipient -&gt; lấy FCM token -&gt; gửi Firebase -&gt; ghi delivery log.</w:t>
+              <w:t>log.</w:t>
             </w:r>
           </w:p>
         </w:tc>
       </w:tr>
     </w:tbl>
-    <w:p>
+    <w:p ns2:paraId="261B706C" ns2:textId="77777777">
       <w:pPr>
         <w:pStyle w:val="Heading1"/>
       </w:pPr>
       <w:r>
+        <w:lastRenderedPageBreak/>
         <w:t>11. Thứ tự triển khai đề xuất</w:t>
       </w:r>
     </w:p>
-    <w:p>
+    <w:p ns2:paraId="05B4B0FC" ns2:textId="77777777">
       <w:r>
         <w:t>1. Ổn định base-service: BaseResponse, exception, i18n, BaseSpecification.</w:t>
       </w:r>
     </w:p>
-    <w:p>
-      <w:r>
-        <w:lastRenderedPageBreak/>
+    <w:p ns2:paraId="7FF66D8A" ns2:textId="77777777">
+      <w:r>
         <w:t>2. Làm authn-service: login, JWT, refresh token, logout.</w:t>
       </w:r>
     </w:p>
-    <w:p>
+    <w:p ns2:paraId="2BD5379A" ns2:textId="77777777">
       <w:r>
         <w:t>3. Làm api-gateway: route, validate token, header user info.</w:t>
       </w:r>
     </w:p>
-    <w:p>
+    <w:p ns2:paraId="2DC2DB26" ns2:textId="77777777">
       <w:r>
         <w:t>4. Làm author-service: role và user-role.</w:t>
       </w:r>
     </w:p>
-    <w:p>
+    <w:p ns2:paraId="275E103B" ns2:textId="77777777">
       <w:r>
         <w:t>5. Làm course-service: category, course, lesson, resource, image.</w:t>
       </w:r>
     </w:p>
-    <w:p>
+    <w:p ns2:paraId="5EA16F97" ns2:textId="77777777">
       <w:r>
         <w:t>6. Làm learning-service: enrollment, progress, certificate.</w:t>
       </w:r>
     </w:p>
-    <w:p>
+    <w:p ns2:paraId="7242CA9F" ns2:textId="77777777">
       <w:r>
         <w:t>7. Làm quiz-service: quiz, question, answer, attempt.</w:t>
       </w:r>
     </w:p>
-    <w:p>
+    <w:p ns2:paraId="07641CA4" ns2:textId="77777777">
       <w:r>
         <w:t>8. Làm notice-service: in-app notice trước, Firebase Web Push sau.</w:t>
       </w:r>
     </w:p>
-    <w:p>
+    <w:p ns2:paraId="26AB8231" ns2:textId="77777777">
       <w:r>
         <w:t>9. Tích hợp MinIO upload.</w:t>
       </w:r>
     </w:p>
-    <w:p>
+    <w:p ns2:paraId="1CAE57A3" ns2:textId="77777777">
       <w:r>
         <w:t>10. Hoàn thiện Swagger UI và test API end-to-end.</w:t>
       </w:r>
     </w:p>
-    <w:p>
+    <w:p ns2:paraId="6764C6C7" ns2:textId="77777777">
       <w:pPr>
         <w:pStyle w:val="Heading1"/>
       </w:pPr>
@@ -5131,32 +5514,32 @@
         <w:t>12. Ghi chú triển khai</w:t>
       </w:r>
     </w:p>
-    <w:p>
+    <w:p ns2:paraId="202AB3D6" ns2:textId="77777777">
       <w:r>
         <w:t>• Mỗi service quản lý database riêng, service khác không đọc trực tiếp DB của nhau.</w:t>
       </w:r>
     </w:p>
-    <w:p>
+    <w:p ns2:paraId="2141CFAB" ns2:textId="77777777">
       <w:r>
         <w:t>• Các ID như user_id, course_id, lesson_id là tham chiếu logic giữa service, không cần foreign key chéo database trong MVP.</w:t>
       </w:r>
     </w:p>
-    <w:p>
+    <w:p ns2:paraId="74C88C10" ns2:textId="77777777">
       <w:r>
         <w:t>• Các bảng nghiệp vụ đều có BaseEntity fields: id, version, created_by, created_date, last_modified_by, last_modified_date, deleted_at.</w:t>
       </w:r>
     </w:p>
-    <w:p>
+    <w:p ns2:paraId="4CB243D0" ns2:textId="77777777">
       <w:r>
         <w:t>• Access token nên sống ngắn, refresh token nên lưu hash và dùng rotation.</w:t>
       </w:r>
     </w:p>
-    <w:p>
+    <w:p ns2:paraId="6DE06218" ns2:textId="77777777">
       <w:r>
         <w:t>• Firebase dùng cho Web Push, còn lịch sử thông báo vẫn phải lưu trong DB notice-service.</w:t>
       </w:r>
     </w:p>
-    <w:p>
+    <w:p ns2:paraId="54202343" ns2:textId="77777777">
       <w:r>
         <w:t>• Tên database LMS đã tách prefix lms_: lms_authn_service, lms_course_service, v.v.</w:t>
       </w:r>

--- a/LMS_MINI_API_FUNCTION_REPORT.docx
+++ b/LMS_MINI_API_FUNCTION_REPORT.docx
@@ -1383,7 +1383,7 @@
           </w:tcPr>
           <w:p ns2:paraId="44738373" ns2:textId="77777777">
             <w:r>
-              <w:t>Lấy danh sách tài khoản staff và quyền</w:t>
+              <w:t>Lấy danh sách tài khoản staff và quyền theo role INSTRUCTOR</w:t>
             </w:r>
           </w:p>
         </w:tc>
@@ -1479,7 +1479,7 @@
           </w:tcPr>
           <w:p ns2:paraId="03ABC575" ns2:textId="77777777">
             <w:r>
-              <w:t>Xem quyền của một staff account</w:t>
+              <w:t>Xem quyền staff theo role INSTRUCTOR</w:t>
             </w:r>
           </w:p>
         </w:tc>
@@ -1527,7 +1527,7 @@
           </w:tcPr>
           <w:p ns2:paraId="7FF226AF" ns2:textId="77777777">
             <w:r>
-              <w:t>Cập nhật danh sách permission của staff</w:t>
+              <w:t>Cập nhật danh sách permission của role INSTRUCTOR, áp dụng cho toàn bộ staff/instructor</w:t>
             </w:r>
           </w:p>
         </w:tc>
